--- a/tests/golden/seic_do_original_formatted.docx
+++ b/tests/golden/seic_do_original_formatted.docx
@@ -12,16 +12,14 @@
       <w:pPr>
         <w:pStyle w:val="Heading1"/>
         <w:jc w:val="center"/>
-        <w:spacing w:after="360"/>
-      </w:pPr>
-      <w:r>
-        <w:rPr>
-          <w:b/>
-          <w:bCs/>
-          <w:rFonts w:ascii="Bricolage Grotesque" w:hAnsi="Bricolage Grotesque" w:eastAsia="Bricolage Grotesque" w:cs="Bricolage Grotesque"/>
-          <w:color w:val="000000"/>
-          <w:sz w:val="52"/>
-          <w:szCs w:val="52"/>
+        <w:spacing w:after="200"/>
+      </w:pPr>
+      <w:r>
+        <w:rPr>
+          <w:rFonts w:ascii="Bricolage Grotesque ExtraBold" w:hAnsi="Bricolage Grotesque ExtraBold" w:eastAsia="Bricolage Grotesque ExtraBold" w:cs="Bricolage Grotesque ExtraBold"/>
+          <w:color w:val="000000"/>
+          <w:sz w:val="46"/>
+          <w:szCs w:val="46"/>
         </w:rPr>
         <w:t>DIRECTORS AND OFFICERS LIABILITY</w:t>
       </w:r>
@@ -30,16 +28,14 @@
       <w:pPr>
         <w:pStyle w:val="Heading1"/>
         <w:jc w:val="center"/>
-        <w:spacing w:after="360"/>
-      </w:pPr>
-      <w:r>
-        <w:rPr>
-          <w:b/>
-          <w:bCs/>
-          <w:rFonts w:ascii="Bricolage Grotesque" w:hAnsi="Bricolage Grotesque" w:eastAsia="Bricolage Grotesque" w:cs="Bricolage Grotesque"/>
-          <w:color w:val="000000"/>
-          <w:sz w:val="52"/>
-          <w:szCs w:val="52"/>
+        <w:spacing w:after="200"/>
+      </w:pPr>
+      <w:r>
+        <w:rPr>
+          <w:rFonts w:ascii="Bricolage Grotesque ExtraBold" w:hAnsi="Bricolage Grotesque ExtraBold" w:eastAsia="Bricolage Grotesque ExtraBold" w:cs="Bricolage Grotesque ExtraBold"/>
+          <w:color w:val="000000"/>
+          <w:sz w:val="46"/>
+          <w:szCs w:val="46"/>
         </w:rPr>
         <w:t>INSURANCE POLICY</w:t>
       </w:r>
@@ -48,16 +44,14 @@
       <w:pPr>
         <w:pStyle w:val="Heading1"/>
         <w:jc w:val="center"/>
-        <w:spacing w:after="360"/>
-      </w:pPr>
-      <w:r>
-        <w:rPr>
-          <w:b/>
-          <w:bCs/>
-          <w:rFonts w:ascii="Bricolage Grotesque" w:hAnsi="Bricolage Grotesque" w:eastAsia="Bricolage Grotesque" w:cs="Bricolage Grotesque"/>
-          <w:color w:val="000000"/>
-          <w:sz w:val="52"/>
-          <w:szCs w:val="52"/>
+        <w:spacing w:after="200"/>
+      </w:pPr>
+      <w:r>
+        <w:rPr>
+          <w:rFonts w:ascii="Bricolage Grotesque ExtraBold" w:hAnsi="Bricolage Grotesque ExtraBold" w:eastAsia="Bricolage Grotesque ExtraBold" w:cs="Bricolage Grotesque ExtraBold"/>
+          <w:color w:val="000000"/>
+          <w:sz w:val="46"/>
+          <w:szCs w:val="46"/>
         </w:rPr>
         <w:t>SPORTS AND ENTERTAINMENT ORGANIZATION</w:t>
       </w:r>
@@ -66,7 +60,24 @@
       <w:pPr>
         <w:pStyle w:val="Heading1"/>
         <w:jc w:val="center"/>
-        <w:spacing w:after="360"/>
+        <w:spacing w:after="200"/>
+      </w:pPr>
+      <w:r>
+        <w:rPr>
+          <w:rFonts w:ascii="Bricolage Grotesque ExtraBold" w:hAnsi="Bricolage Grotesque ExtraBold" w:eastAsia="Bricolage Grotesque ExtraBold" w:cs="Bricolage Grotesque ExtraBold"/>
+          <w:color w:val="000000"/>
+          <w:sz w:val="46"/>
+          <w:szCs w:val="46"/>
+        </w:rPr>
+        <w:t>MANAGEMENT LIABILITY COVERAGE</w:t>
+      </w:r>
+    </w:p>
+    <w:p/>
+    <w:p>
+      <w:pPr>
+        <w:pStyle w:val="Heading3"/>
+        <w:jc w:val="left"/>
+        <w:spacing w:after="200"/>
       </w:pPr>
       <w:r>
         <w:rPr>
@@ -74,79 +85,60 @@
           <w:bCs/>
           <w:rFonts w:ascii="Bricolage Grotesque" w:hAnsi="Bricolage Grotesque" w:eastAsia="Bricolage Grotesque" w:cs="Bricolage Grotesque"/>
           <w:color w:val="000000"/>
-          <w:sz w:val="52"/>
-          <w:szCs w:val="52"/>
-        </w:rPr>
-        <w:t>MANAGEMENT LIABILITY COVERAGE</w:t>
+          <w:sz w:val="26"/>
+          <w:szCs w:val="26"/>
+        </w:rPr>
+        <w:t>NOTICES:</w:t>
+      </w:r>
+    </w:p>
+    <w:p>
+      <w:pPr>
+        <w:pStyle w:val="BodyText"/>
+        <w:jc w:val="left"/>
+        <w:spacing w:after="200"/>
+      </w:pPr>
+      <w:r>
+        <w:rPr>
+          <w:b/>
+          <w:bCs/>
+          <w:rFonts w:ascii="Inter" w:hAnsi="Inter" w:eastAsia="Inter" w:cs="Inter"/>
+          <w:color w:val="000000"/>
+          <w:sz w:val="22"/>
+          <w:szCs w:val="22"/>
+        </w:rPr>
+        <w:t xml:space="preserve">This policy is issued by Sports and Entertainment Insurance Company, Inc., an association captive insurance company. This captive insurer is not subject to </w:t>
+      </w:r>
+      <w:proofErr w:type="gramStart"/>
+      <w:r>
+        <w:rPr>
+          <w:b/>
+          <w:bCs/>
+          <w:rFonts w:ascii="Inter" w:hAnsi="Inter" w:eastAsia="Inter" w:cs="Inter"/>
+          <w:color w:val="000000"/>
+          <w:sz w:val="22"/>
+          <w:szCs w:val="22"/>
+        </w:rPr>
+        <w:t>all of</w:t>
+      </w:r>
+      <w:proofErr w:type="gramEnd"/>
+      <w:r>
+        <w:rPr>
+          <w:b/>
+          <w:bCs/>
+          <w:rFonts w:ascii="Inter" w:hAnsi="Inter" w:eastAsia="Inter" w:cs="Inter"/>
+          <w:color w:val="000000"/>
+          <w:sz w:val="22"/>
+          <w:szCs w:val="22"/>
+        </w:rPr>
+        <w:t xml:space="preserve"> the insurance laws and regulations of your state. State insurance insolvency guaranty funds are not available for this captive insurer.</w:t>
       </w:r>
     </w:p>
     <w:p/>
     <w:p>
       <w:pPr>
-        <w:pStyle w:val="Heading3"/>
-        <w:jc w:val="left"/>
-        <w:spacing w:before="200" w:after="120"/>
-      </w:pPr>
-      <w:r>
-        <w:rPr>
-          <w:b/>
-          <w:bCs/>
-          <w:rFonts w:ascii="Bricolage Grotesque" w:hAnsi="Bricolage Grotesque" w:eastAsia="Bricolage Grotesque" w:cs="Bricolage Grotesque"/>
-          <w:color w:val="000000"/>
-          <w:sz w:val="24"/>
-          <w:szCs w:val="24"/>
-        </w:rPr>
-        <w:t>NOTICES:</w:t>
-      </w:r>
-    </w:p>
-    <w:p>
-      <w:pPr>
         <w:pStyle w:val="BodyText"/>
         <w:jc w:val="left"/>
-        <w:spacing w:after="120"/>
-      </w:pPr>
-      <w:r>
-        <w:rPr>
-          <w:b/>
-          <w:bCs/>
-          <w:rFonts w:ascii="Inter" w:hAnsi="Inter" w:eastAsia="Inter" w:cs="Inter"/>
-          <w:color w:val="000000"/>
-          <w:sz w:val="22"/>
-          <w:szCs w:val="22"/>
-        </w:rPr>
-        <w:t xml:space="preserve">This policy is issued by Sports and Entertainment Insurance Company, Inc., an association captive insurance company. This captive insurer is not subject to </w:t>
-      </w:r>
-      <w:proofErr w:type="gramStart"/>
-      <w:r>
-        <w:rPr>
-          <w:b/>
-          <w:bCs/>
-          <w:rFonts w:ascii="Inter" w:hAnsi="Inter" w:eastAsia="Inter" w:cs="Inter"/>
-          <w:color w:val="000000"/>
-          <w:sz w:val="22"/>
-          <w:szCs w:val="22"/>
-        </w:rPr>
-        <w:t>all of</w:t>
-      </w:r>
-      <w:proofErr w:type="gramEnd"/>
-      <w:r>
-        <w:rPr>
-          <w:b/>
-          <w:bCs/>
-          <w:rFonts w:ascii="Inter" w:hAnsi="Inter" w:eastAsia="Inter" w:cs="Inter"/>
-          <w:color w:val="000000"/>
-          <w:sz w:val="22"/>
-          <w:szCs w:val="22"/>
-        </w:rPr>
-        <w:t xml:space="preserve"> the insurance laws and regulations of your state. State insurance insolvency guaranty funds are not available for this captive insurer.</w:t>
-      </w:r>
-    </w:p>
-    <w:p/>
-    <w:p>
-      <w:pPr>
-        <w:pStyle w:val="BodyText"/>
-        <w:jc w:val="left"/>
-        <w:spacing w:after="120"/>
+        <w:spacing w:after="200"/>
       </w:pPr>
       <w:r>
         <w:rPr>
@@ -192,7 +184,7 @@
       <w:pPr>
         <w:pStyle w:val="BodyText"/>
         <w:jc w:val="left"/>
-        <w:spacing w:after="120"/>
+        <w:spacing w:after="200"/>
       </w:pPr>
       <w:r>
         <w:rPr>
@@ -288,7 +280,7 @@
       <w:pPr>
         <w:pStyle w:val="BodyText"/>
         <w:jc w:val="left"/>
-        <w:spacing w:after="120"/>
+        <w:spacing w:after="200"/>
       </w:pPr>
       <w:r>
         <w:rPr>
@@ -374,15 +366,163 @@
         <w:spacing w:before="320" w:after="160"/>
       </w:pPr>
       <w:r>
+        <w:rPr/>
+        <w:t>SECTION I. INSURING AGREEMENTS</w:t>
+      </w:r>
+    </w:p>
+    <w:p/>
+    <w:p>
+      <w:pPr>
+        <w:pStyle w:val="Heading3"/>
+        <w:jc w:val="left"/>
+        <w:spacing w:after="200"/>
+      </w:pPr>
+      <w:r>
         <w:rPr>
           <w:b/>
           <w:bCs/>
           <w:rFonts w:ascii="Bricolage Grotesque" w:hAnsi="Bricolage Grotesque" w:eastAsia="Bricolage Grotesque" w:cs="Bricolage Grotesque"/>
           <w:color w:val="000000"/>
-          <w:sz w:val="28"/>
-          <w:szCs w:val="28"/>
-        </w:rPr>
-        <w:t>SECTION I. INSURING AGREEMENTS</w:t>
+          <w:sz w:val="26"/>
+          <w:szCs w:val="26"/>
+        </w:rPr>
+        <w:t>Insuring Agreement A – Non-Indemnifiable Directors &amp; Officers Liability:</w:t>
+      </w:r>
+    </w:p>
+    <w:p>
+      <w:pPr>
+        <w:pStyle w:val="BodyText"/>
+        <w:jc w:val="left"/>
+        <w:spacing w:after="200"/>
+      </w:pPr>
+      <w:r>
+        <w:rPr>
+          <w:rFonts w:ascii="Inter" w:hAnsi="Inter" w:eastAsia="Inter" w:cs="Inter"/>
+          <w:color w:val="000000"/>
+          <w:sz w:val="22"/>
+          <w:szCs w:val="22"/>
+        </w:rPr>
+        <w:t xml:space="preserve">We agree to pay on behalf of an </w:t>
+      </w:r>
+      <w:r>
+        <w:rPr>
+          <w:b/>
+          <w:bCs/>
+          <w:rFonts w:ascii="Inter" w:hAnsi="Inter" w:eastAsia="Inter" w:cs="Inter"/>
+          <w:color w:val="000000"/>
+          <w:sz w:val="22"/>
+          <w:szCs w:val="22"/>
+        </w:rPr>
+        <w:t>Insured Person</w:t>
+      </w:r>
+      <w:r>
+        <w:rPr>
+          <w:rFonts w:ascii="Inter" w:hAnsi="Inter" w:eastAsia="Inter" w:cs="Inter"/>
+          <w:color w:val="000000"/>
+          <w:sz w:val="22"/>
+          <w:szCs w:val="22"/>
+        </w:rPr>
+        <w:t xml:space="preserve"> all </w:t>
+      </w:r>
+      <w:r>
+        <w:rPr>
+          <w:b/>
+          <w:bCs/>
+          <w:rFonts w:ascii="Inter" w:hAnsi="Inter" w:eastAsia="Inter" w:cs="Inter"/>
+          <w:color w:val="000000"/>
+          <w:sz w:val="22"/>
+          <w:szCs w:val="22"/>
+        </w:rPr>
+        <w:t>Non-Indemnifiable Loss</w:t>
+      </w:r>
+      <w:r>
+        <w:rPr>
+          <w:rFonts w:ascii="Inter" w:hAnsi="Inter" w:eastAsia="Inter" w:cs="Inter"/>
+          <w:color w:val="000000"/>
+          <w:sz w:val="22"/>
+          <w:szCs w:val="22"/>
+        </w:rPr>
+        <w:t xml:space="preserve"> resulting from a </w:t>
+      </w:r>
+      <w:r>
+        <w:rPr>
+          <w:b/>
+          <w:bCs/>
+          <w:rFonts w:ascii="Inter" w:hAnsi="Inter" w:eastAsia="Inter" w:cs="Inter"/>
+          <w:color w:val="000000"/>
+          <w:sz w:val="22"/>
+          <w:szCs w:val="22"/>
+        </w:rPr>
+        <w:t>Claim</w:t>
+      </w:r>
+      <w:r>
+        <w:rPr>
+          <w:rFonts w:ascii="Inter" w:hAnsi="Inter" w:eastAsia="Inter" w:cs="Inter"/>
+          <w:color w:val="000000"/>
+          <w:sz w:val="22"/>
+          <w:szCs w:val="22"/>
+        </w:rPr>
+        <w:t xml:space="preserve"> first made against the </w:t>
+      </w:r>
+      <w:r>
+        <w:rPr>
+          <w:b/>
+          <w:bCs/>
+          <w:rFonts w:ascii="Inter" w:hAnsi="Inter" w:eastAsia="Inter" w:cs="Inter"/>
+          <w:color w:val="000000"/>
+          <w:sz w:val="22"/>
+          <w:szCs w:val="22"/>
+        </w:rPr>
+        <w:t>Insured Person</w:t>
+      </w:r>
+      <w:r>
+        <w:rPr>
+          <w:rFonts w:ascii="Inter" w:hAnsi="Inter" w:eastAsia="Inter" w:cs="Inter"/>
+          <w:color w:val="000000"/>
+          <w:sz w:val="22"/>
+          <w:szCs w:val="22"/>
+        </w:rPr>
+        <w:t xml:space="preserve"> during the </w:t>
+      </w:r>
+      <w:r>
+        <w:rPr>
+          <w:b/>
+          <w:bCs/>
+          <w:rFonts w:ascii="Inter" w:hAnsi="Inter" w:eastAsia="Inter" w:cs="Inter"/>
+          <w:color w:val="000000"/>
+          <w:sz w:val="22"/>
+          <w:szCs w:val="22"/>
+        </w:rPr>
+        <w:t>Policy Period</w:t>
+      </w:r>
+      <w:r>
+        <w:rPr>
+          <w:rFonts w:ascii="Inter" w:hAnsi="Inter" w:eastAsia="Inter" w:cs="Inter"/>
+          <w:color w:val="000000"/>
+          <w:sz w:val="22"/>
+          <w:szCs w:val="22"/>
+        </w:rPr>
+        <w:t xml:space="preserve"> (or Extended Reporting Period) for a </w:t>
+      </w:r>
+      <w:r>
+        <w:rPr>
+          <w:b/>
+          <w:bCs/>
+          <w:rFonts w:ascii="Inter" w:hAnsi="Inter" w:eastAsia="Inter" w:cs="Inter"/>
+          <w:color w:val="000000"/>
+          <w:sz w:val="22"/>
+          <w:szCs w:val="22"/>
+        </w:rPr>
+        <w:t>Wrongful Act</w:t>
+      </w:r>
+      <w:r>
+        <w:rPr>
+          <w:rFonts w:ascii="Inter" w:hAnsi="Inter" w:eastAsia="Inter" w:cs="Inter"/>
+          <w:color w:val="000000"/>
+          <w:sz w:val="22"/>
+          <w:szCs w:val="22"/>
+        </w:rPr>
+        <w:t xml:space="preserve"> and reported to Us in accordance with Section V of this Policy.</w:t>
       </w:r>
     </w:p>
     <w:p/>
@@ -390,7 +530,7 @@
       <w:pPr>
         <w:pStyle w:val="Heading3"/>
         <w:jc w:val="left"/>
-        <w:spacing w:before="200" w:after="120"/>
+        <w:spacing w:after="200"/>
       </w:pPr>
       <w:r>
         <w:rPr>
@@ -398,26 +538,86 @@
           <w:bCs/>
           <w:rFonts w:ascii="Bricolage Grotesque" w:hAnsi="Bricolage Grotesque" w:eastAsia="Bricolage Grotesque" w:cs="Bricolage Grotesque"/>
           <w:color w:val="000000"/>
-          <w:sz w:val="24"/>
-          <w:szCs w:val="24"/>
-        </w:rPr>
-        <w:t>Insuring Agreement A – Non-Indemnifiable Directors &amp; Officers Liability:</w:t>
+          <w:sz w:val="26"/>
+          <w:szCs w:val="26"/>
+        </w:rPr>
+        <w:t>Insuring Agreement B – Indemnifiable Directors &amp; Officers Liability:</w:t>
       </w:r>
     </w:p>
     <w:p>
       <w:pPr>
         <w:pStyle w:val="BodyText"/>
         <w:jc w:val="left"/>
-        <w:spacing w:after="120"/>
-      </w:pPr>
-      <w:r>
-        <w:rPr>
-          <w:rFonts w:ascii="Inter" w:hAnsi="Inter" w:eastAsia="Inter" w:cs="Inter"/>
-          <w:color w:val="000000"/>
-          <w:sz w:val="22"/>
-          <w:szCs w:val="22"/>
-        </w:rPr>
-        <w:t xml:space="preserve">We agree to pay on behalf of an </w:t>
+        <w:spacing w:after="200"/>
+      </w:pPr>
+      <w:r>
+        <w:rPr>
+          <w:rFonts w:ascii="Inter" w:hAnsi="Inter" w:eastAsia="Inter" w:cs="Inter"/>
+          <w:color w:val="000000"/>
+          <w:sz w:val="22"/>
+          <w:szCs w:val="22"/>
+        </w:rPr>
+        <w:t xml:space="preserve">We agree to pay on behalf of the </w:t>
+      </w:r>
+      <w:r>
+        <w:rPr>
+          <w:b/>
+          <w:bCs/>
+          <w:rFonts w:ascii="Inter" w:hAnsi="Inter" w:eastAsia="Inter" w:cs="Inter"/>
+          <w:color w:val="000000"/>
+          <w:sz w:val="22"/>
+          <w:szCs w:val="22"/>
+        </w:rPr>
+        <w:t>Organization</w:t>
+      </w:r>
+      <w:r>
+        <w:rPr>
+          <w:rFonts w:ascii="Inter" w:hAnsi="Inter" w:eastAsia="Inter" w:cs="Inter"/>
+          <w:color w:val="000000"/>
+          <w:sz w:val="22"/>
+          <w:szCs w:val="22"/>
+        </w:rPr>
+        <w:t xml:space="preserve"> all </w:t>
+      </w:r>
+      <w:r>
+        <w:rPr>
+          <w:b/>
+          <w:bCs/>
+          <w:rFonts w:ascii="Inter" w:hAnsi="Inter" w:eastAsia="Inter" w:cs="Inter"/>
+          <w:color w:val="000000"/>
+          <w:sz w:val="22"/>
+          <w:szCs w:val="22"/>
+        </w:rPr>
+        <w:t>Indemnifiable Loss</w:t>
+      </w:r>
+      <w:r>
+        <w:rPr>
+          <w:rFonts w:ascii="Inter" w:hAnsi="Inter" w:eastAsia="Inter" w:cs="Inter"/>
+          <w:color w:val="000000"/>
+          <w:sz w:val="22"/>
+          <w:szCs w:val="22"/>
+        </w:rPr>
+        <w:t xml:space="preserve"> resulting from a </w:t>
+      </w:r>
+      <w:r>
+        <w:rPr>
+          <w:b/>
+          <w:bCs/>
+          <w:rFonts w:ascii="Inter" w:hAnsi="Inter" w:eastAsia="Inter" w:cs="Inter"/>
+          <w:color w:val="000000"/>
+          <w:sz w:val="22"/>
+          <w:szCs w:val="22"/>
+        </w:rPr>
+        <w:t>Claim</w:t>
+      </w:r>
+      <w:r>
+        <w:rPr>
+          <w:rFonts w:ascii="Inter" w:hAnsi="Inter" w:eastAsia="Inter" w:cs="Inter"/>
+          <w:color w:val="000000"/>
+          <w:sz w:val="22"/>
+          <w:szCs w:val="22"/>
+        </w:rPr>
+        <w:t xml:space="preserve"> first made against an </w:t>
       </w:r>
       <w:r>
         <w:rPr>
@@ -437,6 +637,101 @@
           <w:sz w:val="22"/>
           <w:szCs w:val="22"/>
         </w:rPr>
+        <w:t xml:space="preserve"> during the </w:t>
+      </w:r>
+      <w:r>
+        <w:rPr>
+          <w:b/>
+          <w:bCs/>
+          <w:rFonts w:ascii="Inter" w:hAnsi="Inter" w:eastAsia="Inter" w:cs="Inter"/>
+          <w:color w:val="000000"/>
+          <w:sz w:val="22"/>
+          <w:szCs w:val="22"/>
+        </w:rPr>
+        <w:t>Policy Period</w:t>
+      </w:r>
+      <w:r>
+        <w:rPr>
+          <w:rFonts w:ascii="Inter" w:hAnsi="Inter" w:eastAsia="Inter" w:cs="Inter"/>
+          <w:color w:val="000000"/>
+          <w:sz w:val="22"/>
+          <w:szCs w:val="22"/>
+        </w:rPr>
+        <w:t xml:space="preserve"> (or Extended Reporting Period) for a </w:t>
+      </w:r>
+      <w:r>
+        <w:rPr>
+          <w:b/>
+          <w:bCs/>
+          <w:rFonts w:ascii="Inter" w:hAnsi="Inter" w:eastAsia="Inter" w:cs="Inter"/>
+          <w:color w:val="000000"/>
+          <w:sz w:val="22"/>
+          <w:szCs w:val="22"/>
+        </w:rPr>
+        <w:t>Wrongful Act</w:t>
+      </w:r>
+      <w:r>
+        <w:rPr>
+          <w:rFonts w:ascii="Inter" w:hAnsi="Inter" w:eastAsia="Inter" w:cs="Inter"/>
+          <w:color w:val="000000"/>
+          <w:sz w:val="22"/>
+          <w:szCs w:val="22"/>
+        </w:rPr>
+        <w:t xml:space="preserve"> and reported to Us in accordance with Section V of this Policy.</w:t>
+      </w:r>
+    </w:p>
+    <w:p/>
+    <w:p>
+      <w:pPr>
+        <w:pStyle w:val="Heading3"/>
+        <w:jc w:val="left"/>
+        <w:spacing w:after="200"/>
+      </w:pPr>
+      <w:r>
+        <w:rPr>
+          <w:b/>
+          <w:bCs/>
+          <w:rFonts w:ascii="Bricolage Grotesque" w:hAnsi="Bricolage Grotesque" w:eastAsia="Bricolage Grotesque" w:cs="Bricolage Grotesque"/>
+          <w:color w:val="000000"/>
+          <w:sz w:val="26"/>
+          <w:szCs w:val="26"/>
+        </w:rPr>
+        <w:t>Insuring Agreement C – Entity Liability Coverage:</w:t>
+      </w:r>
+    </w:p>
+    <w:p>
+      <w:pPr>
+        <w:pStyle w:val="BodyText"/>
+        <w:jc w:val="left"/>
+        <w:spacing w:after="200"/>
+      </w:pPr>
+      <w:r>
+        <w:rPr>
+          <w:rFonts w:ascii="Inter" w:hAnsi="Inter" w:eastAsia="Inter" w:cs="Inter"/>
+          <w:color w:val="000000"/>
+          <w:sz w:val="22"/>
+          <w:szCs w:val="22"/>
+        </w:rPr>
+        <w:t xml:space="preserve">We agree to pay on behalf of the </w:t>
+      </w:r>
+      <w:r>
+        <w:rPr>
+          <w:b/>
+          <w:bCs/>
+          <w:rFonts w:ascii="Inter" w:hAnsi="Inter" w:eastAsia="Inter" w:cs="Inter"/>
+          <w:color w:val="000000"/>
+          <w:sz w:val="22"/>
+          <w:szCs w:val="22"/>
+        </w:rPr>
+        <w:t>Organization</w:t>
+      </w:r>
+      <w:r>
+        <w:rPr>
+          <w:rFonts w:ascii="Inter" w:hAnsi="Inter" w:eastAsia="Inter" w:cs="Inter"/>
+          <w:color w:val="000000"/>
+          <w:sz w:val="22"/>
+          <w:szCs w:val="22"/>
+        </w:rPr>
         <w:t xml:space="preserve"> all </w:t>
       </w:r>
       <w:r>
@@ -448,7 +743,7 @@
           <w:sz w:val="22"/>
           <w:szCs w:val="22"/>
         </w:rPr>
-        <w:t>Non-Indemnifiable Loss</w:t>
+        <w:t>Loss</w:t>
       </w:r>
       <w:r>
         <w:rPr>
@@ -488,7 +783,7 @@
           <w:sz w:val="22"/>
           <w:szCs w:val="22"/>
         </w:rPr>
-        <w:t>Insured Person</w:t>
+        <w:t>Organization</w:t>
       </w:r>
       <w:r>
         <w:rPr>
@@ -545,7 +840,7 @@
       <w:pPr>
         <w:pStyle w:val="Heading3"/>
         <w:jc w:val="left"/>
-        <w:spacing w:before="200" w:after="120"/>
+        <w:spacing w:after="200"/>
       </w:pPr>
       <w:r>
         <w:rPr>
@@ -553,327 +848,17 @@
           <w:bCs/>
           <w:rFonts w:ascii="Bricolage Grotesque" w:hAnsi="Bricolage Grotesque" w:eastAsia="Bricolage Grotesque" w:cs="Bricolage Grotesque"/>
           <w:color w:val="000000"/>
-          <w:sz w:val="24"/>
-          <w:szCs w:val="24"/>
-        </w:rPr>
-        <w:t>Insuring Agreement B – Indemnifiable Directors &amp; Officers Liability:</w:t>
+          <w:sz w:val="26"/>
+          <w:szCs w:val="26"/>
+        </w:rPr>
+        <w:t>Insuring Agreement D – Crisis Management Expense Coverage:</w:t>
       </w:r>
     </w:p>
     <w:p>
       <w:pPr>
         <w:pStyle w:val="BodyText"/>
         <w:jc w:val="left"/>
-        <w:spacing w:after="120"/>
-      </w:pPr>
-      <w:r>
-        <w:rPr>
-          <w:rFonts w:ascii="Inter" w:hAnsi="Inter" w:eastAsia="Inter" w:cs="Inter"/>
-          <w:color w:val="000000"/>
-          <w:sz w:val="22"/>
-          <w:szCs w:val="22"/>
-        </w:rPr>
-        <w:t xml:space="preserve">We agree to pay on behalf of the </w:t>
-      </w:r>
-      <w:r>
-        <w:rPr>
-          <w:b/>
-          <w:bCs/>
-          <w:rFonts w:ascii="Inter" w:hAnsi="Inter" w:eastAsia="Inter" w:cs="Inter"/>
-          <w:color w:val="000000"/>
-          <w:sz w:val="22"/>
-          <w:szCs w:val="22"/>
-        </w:rPr>
-        <w:t>Organization</w:t>
-      </w:r>
-      <w:r>
-        <w:rPr>
-          <w:rFonts w:ascii="Inter" w:hAnsi="Inter" w:eastAsia="Inter" w:cs="Inter"/>
-          <w:color w:val="000000"/>
-          <w:sz w:val="22"/>
-          <w:szCs w:val="22"/>
-        </w:rPr>
-        <w:t xml:space="preserve"> all </w:t>
-      </w:r>
-      <w:r>
-        <w:rPr>
-          <w:b/>
-          <w:bCs/>
-          <w:rFonts w:ascii="Inter" w:hAnsi="Inter" w:eastAsia="Inter" w:cs="Inter"/>
-          <w:color w:val="000000"/>
-          <w:sz w:val="22"/>
-          <w:szCs w:val="22"/>
-        </w:rPr>
-        <w:t>Indemnifiable Loss</w:t>
-      </w:r>
-      <w:r>
-        <w:rPr>
-          <w:rFonts w:ascii="Inter" w:hAnsi="Inter" w:eastAsia="Inter" w:cs="Inter"/>
-          <w:color w:val="000000"/>
-          <w:sz w:val="22"/>
-          <w:szCs w:val="22"/>
-        </w:rPr>
-        <w:t xml:space="preserve"> resulting from a </w:t>
-      </w:r>
-      <w:r>
-        <w:rPr>
-          <w:b/>
-          <w:bCs/>
-          <w:rFonts w:ascii="Inter" w:hAnsi="Inter" w:eastAsia="Inter" w:cs="Inter"/>
-          <w:color w:val="000000"/>
-          <w:sz w:val="22"/>
-          <w:szCs w:val="22"/>
-        </w:rPr>
-        <w:t>Claim</w:t>
-      </w:r>
-      <w:r>
-        <w:rPr>
-          <w:rFonts w:ascii="Inter" w:hAnsi="Inter" w:eastAsia="Inter" w:cs="Inter"/>
-          <w:color w:val="000000"/>
-          <w:sz w:val="22"/>
-          <w:szCs w:val="22"/>
-        </w:rPr>
-        <w:t xml:space="preserve"> first made against an </w:t>
-      </w:r>
-      <w:r>
-        <w:rPr>
-          <w:b/>
-          <w:bCs/>
-          <w:rFonts w:ascii="Inter" w:hAnsi="Inter" w:eastAsia="Inter" w:cs="Inter"/>
-          <w:color w:val="000000"/>
-          <w:sz w:val="22"/>
-          <w:szCs w:val="22"/>
-        </w:rPr>
-        <w:t>Insured Person</w:t>
-      </w:r>
-      <w:r>
-        <w:rPr>
-          <w:rFonts w:ascii="Inter" w:hAnsi="Inter" w:eastAsia="Inter" w:cs="Inter"/>
-          <w:color w:val="000000"/>
-          <w:sz w:val="22"/>
-          <w:szCs w:val="22"/>
-        </w:rPr>
-        <w:t xml:space="preserve"> during the </w:t>
-      </w:r>
-      <w:r>
-        <w:rPr>
-          <w:b/>
-          <w:bCs/>
-          <w:rFonts w:ascii="Inter" w:hAnsi="Inter" w:eastAsia="Inter" w:cs="Inter"/>
-          <w:color w:val="000000"/>
-          <w:sz w:val="22"/>
-          <w:szCs w:val="22"/>
-        </w:rPr>
-        <w:t>Policy Period</w:t>
-      </w:r>
-      <w:r>
-        <w:rPr>
-          <w:rFonts w:ascii="Inter" w:hAnsi="Inter" w:eastAsia="Inter" w:cs="Inter"/>
-          <w:color w:val="000000"/>
-          <w:sz w:val="22"/>
-          <w:szCs w:val="22"/>
-        </w:rPr>
-        <w:t xml:space="preserve"> (or Extended Reporting Period) for a </w:t>
-      </w:r>
-      <w:r>
-        <w:rPr>
-          <w:b/>
-          <w:bCs/>
-          <w:rFonts w:ascii="Inter" w:hAnsi="Inter" w:eastAsia="Inter" w:cs="Inter"/>
-          <w:color w:val="000000"/>
-          <w:sz w:val="22"/>
-          <w:szCs w:val="22"/>
-        </w:rPr>
-        <w:t>Wrongful Act</w:t>
-      </w:r>
-      <w:r>
-        <w:rPr>
-          <w:rFonts w:ascii="Inter" w:hAnsi="Inter" w:eastAsia="Inter" w:cs="Inter"/>
-          <w:color w:val="000000"/>
-          <w:sz w:val="22"/>
-          <w:szCs w:val="22"/>
-        </w:rPr>
-        <w:t xml:space="preserve"> and reported to Us in accordance with Section V of this Policy.</w:t>
-      </w:r>
-    </w:p>
-    <w:p/>
-    <w:p>
-      <w:pPr>
-        <w:pStyle w:val="Heading3"/>
-        <w:jc w:val="left"/>
-        <w:spacing w:before="200" w:after="120"/>
-      </w:pPr>
-      <w:r>
-        <w:rPr>
-          <w:b/>
-          <w:bCs/>
-          <w:rFonts w:ascii="Bricolage Grotesque" w:hAnsi="Bricolage Grotesque" w:eastAsia="Bricolage Grotesque" w:cs="Bricolage Grotesque"/>
-          <w:color w:val="000000"/>
-          <w:sz w:val="24"/>
-          <w:szCs w:val="24"/>
-        </w:rPr>
-        <w:t>Insuring Agreement C – Entity Liability Coverage:</w:t>
-      </w:r>
-    </w:p>
-    <w:p>
-      <w:pPr>
-        <w:pStyle w:val="BodyText"/>
-        <w:jc w:val="left"/>
-        <w:spacing w:after="120"/>
-      </w:pPr>
-      <w:r>
-        <w:rPr>
-          <w:rFonts w:ascii="Inter" w:hAnsi="Inter" w:eastAsia="Inter" w:cs="Inter"/>
-          <w:color w:val="000000"/>
-          <w:sz w:val="22"/>
-          <w:szCs w:val="22"/>
-        </w:rPr>
-        <w:t xml:space="preserve">We agree to pay on behalf of the </w:t>
-      </w:r>
-      <w:r>
-        <w:rPr>
-          <w:b/>
-          <w:bCs/>
-          <w:rFonts w:ascii="Inter" w:hAnsi="Inter" w:eastAsia="Inter" w:cs="Inter"/>
-          <w:color w:val="000000"/>
-          <w:sz w:val="22"/>
-          <w:szCs w:val="22"/>
-        </w:rPr>
-        <w:t>Organization</w:t>
-      </w:r>
-      <w:r>
-        <w:rPr>
-          <w:rFonts w:ascii="Inter" w:hAnsi="Inter" w:eastAsia="Inter" w:cs="Inter"/>
-          <w:color w:val="000000"/>
-          <w:sz w:val="22"/>
-          <w:szCs w:val="22"/>
-        </w:rPr>
-        <w:t xml:space="preserve"> all </w:t>
-      </w:r>
-      <w:r>
-        <w:rPr>
-          <w:b/>
-          <w:bCs/>
-          <w:rFonts w:ascii="Inter" w:hAnsi="Inter" w:eastAsia="Inter" w:cs="Inter"/>
-          <w:color w:val="000000"/>
-          <w:sz w:val="22"/>
-          <w:szCs w:val="22"/>
-        </w:rPr>
-        <w:t>Loss</w:t>
-      </w:r>
-      <w:r>
-        <w:rPr>
-          <w:rFonts w:ascii="Inter" w:hAnsi="Inter" w:eastAsia="Inter" w:cs="Inter"/>
-          <w:color w:val="000000"/>
-          <w:sz w:val="22"/>
-          <w:szCs w:val="22"/>
-        </w:rPr>
-        <w:t xml:space="preserve"> resulting from a </w:t>
-      </w:r>
-      <w:r>
-        <w:rPr>
-          <w:b/>
-          <w:bCs/>
-          <w:rFonts w:ascii="Inter" w:hAnsi="Inter" w:eastAsia="Inter" w:cs="Inter"/>
-          <w:color w:val="000000"/>
-          <w:sz w:val="22"/>
-          <w:szCs w:val="22"/>
-        </w:rPr>
-        <w:t>Claim</w:t>
-      </w:r>
-      <w:r>
-        <w:rPr>
-          <w:rFonts w:ascii="Inter" w:hAnsi="Inter" w:eastAsia="Inter" w:cs="Inter"/>
-          <w:color w:val="000000"/>
-          <w:sz w:val="22"/>
-          <w:szCs w:val="22"/>
-        </w:rPr>
-        <w:t xml:space="preserve"> first made against the </w:t>
-      </w:r>
-      <w:r>
-        <w:rPr>
-          <w:b/>
-          <w:bCs/>
-          <w:rFonts w:ascii="Inter" w:hAnsi="Inter" w:eastAsia="Inter" w:cs="Inter"/>
-          <w:color w:val="000000"/>
-          <w:sz w:val="22"/>
-          <w:szCs w:val="22"/>
-        </w:rPr>
-        <w:t>Organization</w:t>
-      </w:r>
-      <w:r>
-        <w:rPr>
-          <w:rFonts w:ascii="Inter" w:hAnsi="Inter" w:eastAsia="Inter" w:cs="Inter"/>
-          <w:color w:val="000000"/>
-          <w:sz w:val="22"/>
-          <w:szCs w:val="22"/>
-        </w:rPr>
-        <w:t xml:space="preserve"> during the </w:t>
-      </w:r>
-      <w:r>
-        <w:rPr>
-          <w:b/>
-          <w:bCs/>
-          <w:rFonts w:ascii="Inter" w:hAnsi="Inter" w:eastAsia="Inter" w:cs="Inter"/>
-          <w:color w:val="000000"/>
-          <w:sz w:val="22"/>
-          <w:szCs w:val="22"/>
-        </w:rPr>
-        <w:t>Policy Period</w:t>
-      </w:r>
-      <w:r>
-        <w:rPr>
-          <w:rFonts w:ascii="Inter" w:hAnsi="Inter" w:eastAsia="Inter" w:cs="Inter"/>
-          <w:color w:val="000000"/>
-          <w:sz w:val="22"/>
-          <w:szCs w:val="22"/>
-        </w:rPr>
-        <w:t xml:space="preserve"> (or Extended Reporting Period) for a </w:t>
-      </w:r>
-      <w:r>
-        <w:rPr>
-          <w:b/>
-          <w:bCs/>
-          <w:rFonts w:ascii="Inter" w:hAnsi="Inter" w:eastAsia="Inter" w:cs="Inter"/>
-          <w:color w:val="000000"/>
-          <w:sz w:val="22"/>
-          <w:szCs w:val="22"/>
-        </w:rPr>
-        <w:t>Wrongful Act</w:t>
-      </w:r>
-      <w:r>
-        <w:rPr>
-          <w:rFonts w:ascii="Inter" w:hAnsi="Inter" w:eastAsia="Inter" w:cs="Inter"/>
-          <w:color w:val="000000"/>
-          <w:sz w:val="22"/>
-          <w:szCs w:val="22"/>
-        </w:rPr>
-        <w:t xml:space="preserve"> and reported to Us in accordance with Section V of this Policy.</w:t>
-      </w:r>
-    </w:p>
-    <w:p/>
-    <w:p>
-      <w:pPr>
-        <w:pStyle w:val="Heading3"/>
-        <w:jc w:val="left"/>
-        <w:spacing w:before="200" w:after="120"/>
-      </w:pPr>
-      <w:r>
-        <w:rPr>
-          <w:b/>
-          <w:bCs/>
-          <w:rFonts w:ascii="Bricolage Grotesque" w:hAnsi="Bricolage Grotesque" w:eastAsia="Bricolage Grotesque" w:cs="Bricolage Grotesque"/>
-          <w:color w:val="000000"/>
-          <w:sz w:val="24"/>
-          <w:szCs w:val="24"/>
-        </w:rPr>
-        <w:t>Insuring Agreement D – Crisis Management Expense Coverage:</w:t>
-      </w:r>
-    </w:p>
-    <w:p>
-      <w:pPr>
-        <w:pStyle w:val="BodyText"/>
-        <w:jc w:val="left"/>
-        <w:spacing w:after="120"/>
+        <w:spacing w:after="200"/>
       </w:pPr>
       <w:r>
         <w:rPr>
@@ -1167,14 +1152,7 @@
         <w:spacing w:before="320" w:after="160"/>
       </w:pPr>
       <w:r>
-        <w:rPr>
-          <w:b/>
-          <w:bCs/>
-          <w:rFonts w:ascii="Bricolage Grotesque" w:hAnsi="Bricolage Grotesque" w:eastAsia="Bricolage Grotesque" w:cs="Bricolage Grotesque"/>
-          <w:color w:val="000000"/>
-          <w:sz w:val="28"/>
-          <w:szCs w:val="28"/>
-        </w:rPr>
+        <w:rPr/>
         <w:lastRenderedPageBreak/>
         <w:t>SECTION II. DEFINITIONS</w:t>
       </w:r>
@@ -1184,7 +1162,7 @@
       <w:pPr>
         <w:pStyle w:val="BodyText"/>
         <w:jc w:val="left"/>
-        <w:spacing w:after="120"/>
+        <w:spacing w:after="200"/>
         <w:numPr>
           <w:ilvl w:val="0"/>
           <w:numId w:val="9002"/>
@@ -1237,7 +1215,7 @@
       <w:pPr>
         <w:pStyle w:val="BodyText"/>
         <w:jc w:val="left"/>
-        <w:spacing w:after="120"/>
+        <w:spacing w:after="200"/>
         <w:numPr>
           <w:ilvl w:val="1"/>
           <w:numId w:val="9002"/>
@@ -1277,7 +1255,7 @@
       <w:pPr>
         <w:pStyle w:val="BodyText"/>
         <w:jc w:val="left"/>
-        <w:spacing w:after="120"/>
+        <w:spacing w:after="200"/>
         <w:numPr>
           <w:ilvl w:val="1"/>
           <w:numId w:val="9002"/>
@@ -1310,7 +1288,7 @@
           <w:sz w:val="22"/>
           <w:szCs w:val="22"/>
         </w:rPr>
-        <w:t>, including any proceeding or investigation by or before the U.S. Equal Employment Opportunity Commission (“EEOC”) or any other federal, state, or local governmental body, commenced by:  i) </w:t>
+        <w:t>, including any proceeding or investigation by or before the U.S. Equal Employment Opportunity Commission (“EEOC”) or any other federal, state, or local governmental body, commenced by:  a. </w:t>
       </w:r>
       <w:proofErr w:type="spellStart"/>
       <w:r>
@@ -1330,14 +1308,14 @@
           <w:sz w:val="22"/>
           <w:szCs w:val="22"/>
         </w:rPr>
-        <w:t> the service of a complaint or similar pleading; or  ii)  the filing of a notice of charges, investigative order, or similar document;</w:t>
+        <w:t> the service of a complaint or similar pleading; or  b.  the filing of a notice of charges, investigative order, or similar document;</w:t>
       </w:r>
     </w:p>
     <w:p>
       <w:pPr>
         <w:pStyle w:val="BodyText"/>
         <w:jc w:val="left"/>
-        <w:spacing w:after="120"/>
+        <w:spacing w:after="200"/>
         <w:numPr>
           <w:ilvl w:val="1"/>
           <w:numId w:val="9002"/>
@@ -1397,7 +1375,7 @@
       <w:pPr>
         <w:pStyle w:val="BodyText"/>
         <w:jc w:val="left"/>
-        <w:spacing w:after="120"/>
+        <w:spacing w:after="200"/>
         <w:numPr>
           <w:ilvl w:val="1"/>
           <w:numId w:val="9002"/>
@@ -1437,7 +1415,7 @@
       <w:pPr>
         <w:pStyle w:val="BodyText"/>
         <w:jc w:val="left"/>
-        <w:spacing w:after="120"/>
+        <w:spacing w:after="200"/>
         <w:numPr>
           <w:ilvl w:val="1"/>
           <w:numId w:val="9002"/>
@@ -1510,7 +1488,7 @@
           <w:sz w:val="22"/>
           <w:szCs w:val="22"/>
         </w:rPr>
-        <w:t xml:space="preserve"> is:  i) </w:t>
+        <w:t xml:space="preserve"> is:  a. </w:t>
       </w:r>
       <w:proofErr w:type="spellStart"/>
       <w:r>
@@ -1570,7 +1548,7 @@
           <w:sz w:val="22"/>
           <w:szCs w:val="22"/>
         </w:rPr>
-        <w:t xml:space="preserve"> may be brought;  ii)  served with a subpoena compelling testimony or documents from such </w:t>
+        <w:t xml:space="preserve"> may be brought;  b.  served with a subpoena compelling testimony or documents from such </w:t>
       </w:r>
       <w:r>
         <w:rPr>
@@ -1590,7 +1568,7 @@
           <w:sz w:val="22"/>
           <w:szCs w:val="22"/>
         </w:rPr>
-        <w:t xml:space="preserve">; or  iii)  in receipt of a Wells Notice, target letter, or other written notice from the </w:t>
+        <w:t xml:space="preserve">; or  c.  in receipt of a Wells Notice, target letter, or other written notice from the </w:t>
       </w:r>
       <w:r>
         <w:rPr>
@@ -1637,7 +1615,7 @@
       <w:pPr>
         <w:pStyle w:val="BodyText"/>
         <w:jc w:val="left"/>
-        <w:spacing w:after="120"/>
+        <w:spacing w:after="200"/>
         <w:numPr>
           <w:ilvl w:val="1"/>
           <w:numId w:val="9002"/>
@@ -1737,7 +1715,7 @@
       <w:pPr>
         <w:pStyle w:val="BodyText"/>
         <w:jc w:val="left"/>
-        <w:spacing w:after="120"/>
+        <w:spacing w:after="200"/>
         <w:numPr>
           <w:ilvl w:val="1"/>
           <w:numId w:val="9002"/>
@@ -1817,7 +1795,7 @@
       <w:pPr>
         <w:pStyle w:val="BodyText"/>
         <w:jc w:val="left"/>
-        <w:spacing w:after="120"/>
+        <w:spacing w:after="200"/>
         <w:numPr>
           <w:ilvl w:val="1"/>
           <w:numId w:val="9002"/>
@@ -1838,7 +1816,7 @@
       <w:pPr>
         <w:pStyle w:val="BodyText"/>
         <w:jc w:val="left"/>
-        <w:spacing w:after="120"/>
+        <w:spacing w:after="200"/>
         <w:ind w:left="1440"/>
       </w:pPr>
       <w:r>
@@ -1895,7 +1873,7 @@
       <w:pPr>
         <w:pStyle w:val="BodyText"/>
         <w:jc w:val="left"/>
-        <w:spacing w:after="120"/>
+        <w:spacing w:after="200"/>
         <w:ind w:left="1440"/>
       </w:pPr>
       <w:r>
@@ -1953,7 +1931,7 @@
       <w:pPr>
         <w:pStyle w:val="BodyText"/>
         <w:jc w:val="left"/>
-        <w:spacing w:after="120"/>
+        <w:spacing w:after="200"/>
         <w:numPr>
           <w:ilvl w:val="0"/>
           <w:numId w:val="9002"/>
@@ -2046,7 +2024,7 @@
       <w:pPr>
         <w:pStyle w:val="BodyText"/>
         <w:jc w:val="left"/>
-        <w:spacing w:after="120"/>
+        <w:spacing w:after="200"/>
         <w:numPr>
           <w:ilvl w:val="1"/>
           <w:numId w:val="9002"/>
@@ -2146,7 +2124,7 @@
       <w:pPr>
         <w:pStyle w:val="BodyText"/>
         <w:jc w:val="left"/>
-        <w:spacing w:after="120"/>
+        <w:spacing w:after="200"/>
         <w:numPr>
           <w:ilvl w:val="1"/>
           <w:numId w:val="9002"/>
@@ -2226,7 +2204,7 @@
       <w:pPr>
         <w:pStyle w:val="BodyText"/>
         <w:jc w:val="left"/>
-        <w:spacing w:after="120"/>
+        <w:spacing w:after="200"/>
         <w:numPr>
           <w:ilvl w:val="1"/>
           <w:numId w:val="9002"/>
@@ -2326,7 +2304,7 @@
       <w:pPr>
         <w:pStyle w:val="BodyText"/>
         <w:jc w:val="left"/>
-        <w:spacing w:after="120"/>
+        <w:spacing w:after="200"/>
         <w:numPr>
           <w:ilvl w:val="1"/>
           <w:numId w:val="9002"/>
@@ -2386,7 +2364,7 @@
       <w:pPr>
         <w:pStyle w:val="BodyText"/>
         <w:jc w:val="left"/>
-        <w:spacing w:after="120"/>
+        <w:spacing w:after="200"/>
         <w:numPr>
           <w:ilvl w:val="1"/>
           <w:numId w:val="9002"/>
@@ -2466,7 +2444,7 @@
       <w:pPr>
         <w:pStyle w:val="BodyText"/>
         <w:jc w:val="left"/>
-        <w:spacing w:after="120"/>
+        <w:spacing w:after="200"/>
         <w:numPr>
           <w:ilvl w:val="1"/>
           <w:numId w:val="9002"/>
@@ -2527,7 +2505,7 @@
       <w:pPr>
         <w:pStyle w:val="BodyText"/>
         <w:jc w:val="left"/>
-        <w:spacing w:after="120"/>
+        <w:spacing w:after="200"/>
         <w:numPr>
           <w:ilvl w:val="1"/>
           <w:numId w:val="9002"/>
@@ -2568,7 +2546,7 @@
       <w:pPr>
         <w:pStyle w:val="BodyText"/>
         <w:jc w:val="left"/>
-        <w:spacing w:after="120"/>
+        <w:spacing w:after="200"/>
         <w:numPr>
           <w:ilvl w:val="0"/>
           <w:numId w:val="9002"/>
@@ -2721,7 +2699,7 @@
       <w:pPr>
         <w:pStyle w:val="BodyText"/>
         <w:jc w:val="left"/>
-        <w:spacing w:after="120"/>
+        <w:spacing w:after="200"/>
         <w:numPr>
           <w:ilvl w:val="1"/>
           <w:numId w:val="9002"/>
@@ -2821,7 +2799,7 @@
       <w:pPr>
         <w:pStyle w:val="BodyText"/>
         <w:jc w:val="left"/>
-        <w:spacing w:after="120"/>
+        <w:spacing w:after="200"/>
         <w:numPr>
           <w:ilvl w:val="1"/>
           <w:numId w:val="9002"/>
@@ -2902,7 +2880,7 @@
       <w:pPr>
         <w:pStyle w:val="BodyText"/>
         <w:jc w:val="left"/>
-        <w:spacing w:after="120"/>
+        <w:spacing w:after="200"/>
         <w:numPr>
           <w:ilvl w:val="0"/>
           <w:numId w:val="9002"/>
@@ -3036,7 +3014,7 @@
       <w:pPr>
         <w:pStyle w:val="BodyText"/>
         <w:jc w:val="left"/>
-        <w:spacing w:after="120"/>
+        <w:spacing w:after="200"/>
         <w:numPr>
           <w:ilvl w:val="0"/>
           <w:numId w:val="9002"/>
@@ -3362,7 +3340,7 @@
       <w:pPr>
         <w:pStyle w:val="BodyText"/>
         <w:jc w:val="left"/>
-        <w:spacing w:after="120"/>
+        <w:spacing w:after="200"/>
         <w:numPr>
           <w:ilvl w:val="0"/>
           <w:numId w:val="9002"/>
@@ -3466,7 +3444,7 @@
       <w:pPr>
         <w:pStyle w:val="BodyText"/>
         <w:jc w:val="left"/>
-        <w:spacing w:after="120"/>
+        <w:spacing w:after="200"/>
         <w:numPr>
           <w:ilvl w:val="0"/>
           <w:numId w:val="9002"/>
@@ -3540,7 +3518,7 @@
       <w:pPr>
         <w:pStyle w:val="BodyText"/>
         <w:jc w:val="left"/>
-        <w:spacing w:after="120"/>
+        <w:spacing w:after="200"/>
         <w:numPr>
           <w:ilvl w:val="0"/>
           <w:numId w:val="9002"/>
@@ -3734,7 +3712,7 @@
       <w:pPr>
         <w:pStyle w:val="BodyText"/>
         <w:jc w:val="left"/>
-        <w:spacing w:after="120"/>
+        <w:spacing w:after="200"/>
         <w:numPr>
           <w:ilvl w:val="0"/>
           <w:numId w:val="9002"/>
@@ -3888,7 +3866,7 @@
       <w:pPr>
         <w:pStyle w:val="BodyText"/>
         <w:jc w:val="left"/>
-        <w:spacing w:after="120"/>
+        <w:spacing w:after="200"/>
         <w:numPr>
           <w:ilvl w:val="0"/>
           <w:numId w:val="9002"/>
@@ -3941,7 +3919,7 @@
       <w:pPr>
         <w:pStyle w:val="BodyText"/>
         <w:jc w:val="left"/>
-        <w:spacing w:after="120"/>
+        <w:spacing w:after="200"/>
         <w:numPr>
           <w:ilvl w:val="1"/>
           <w:numId w:val="9002"/>
@@ -3981,7 +3959,7 @@
       <w:pPr>
         <w:pStyle w:val="BodyText"/>
         <w:jc w:val="left"/>
-        <w:spacing w:after="120"/>
+        <w:spacing w:after="200"/>
         <w:numPr>
           <w:ilvl w:val="1"/>
           <w:numId w:val="9002"/>
@@ -4001,7 +3979,7 @@
       <w:pPr>
         <w:pStyle w:val="BodyText"/>
         <w:jc w:val="left"/>
-        <w:spacing w:after="120"/>
+        <w:spacing w:after="200"/>
         <w:numPr>
           <w:ilvl w:val="1"/>
           <w:numId w:val="9002"/>
@@ -4021,7 +3999,7 @@
       <w:pPr>
         <w:pStyle w:val="BodyText"/>
         <w:jc w:val="left"/>
-        <w:spacing w:after="120"/>
+        <w:spacing w:after="200"/>
         <w:numPr>
           <w:ilvl w:val="1"/>
           <w:numId w:val="9002"/>
@@ -4041,7 +4019,7 @@
       <w:pPr>
         <w:pStyle w:val="BodyText"/>
         <w:jc w:val="left"/>
-        <w:spacing w:after="120"/>
+        <w:spacing w:after="200"/>
         <w:numPr>
           <w:ilvl w:val="1"/>
           <w:numId w:val="9002"/>
@@ -4061,7 +4039,7 @@
       <w:pPr>
         <w:pStyle w:val="BodyText"/>
         <w:jc w:val="left"/>
-        <w:spacing w:after="120"/>
+        <w:spacing w:after="200"/>
         <w:numPr>
           <w:ilvl w:val="1"/>
           <w:numId w:val="9002"/>
@@ -4081,7 +4059,7 @@
       <w:pPr>
         <w:pStyle w:val="BodyText"/>
         <w:jc w:val="left"/>
-        <w:spacing w:after="120"/>
+        <w:spacing w:after="200"/>
         <w:numPr>
           <w:ilvl w:val="1"/>
           <w:numId w:val="9002"/>
@@ -4122,7 +4100,7 @@
       <w:pPr>
         <w:pStyle w:val="BodyText"/>
         <w:jc w:val="left"/>
-        <w:spacing w:after="120"/>
+        <w:spacing w:after="200"/>
         <w:numPr>
           <w:ilvl w:val="1"/>
           <w:numId w:val="9002"/>
@@ -4162,7 +4140,7 @@
       <w:pPr>
         <w:pStyle w:val="BodyText"/>
         <w:jc w:val="left"/>
-        <w:spacing w:after="120"/>
+        <w:spacing w:after="200"/>
         <w:numPr>
           <w:ilvl w:val="1"/>
           <w:numId w:val="9002"/>
@@ -4204,7 +4182,7 @@
       <w:pPr>
         <w:pStyle w:val="BodyText"/>
         <w:jc w:val="left"/>
-        <w:spacing w:after="120"/>
+        <w:spacing w:after="200"/>
         <w:numPr>
           <w:ilvl w:val="1"/>
           <w:numId w:val="9002"/>
@@ -4264,7 +4242,7 @@
       <w:pPr>
         <w:pStyle w:val="BodyText"/>
         <w:jc w:val="left"/>
-        <w:spacing w:after="120"/>
+        <w:spacing w:after="200"/>
         <w:numPr>
           <w:ilvl w:val="1"/>
           <w:numId w:val="9002"/>
@@ -4284,7 +4262,7 @@
       <w:pPr>
         <w:pStyle w:val="BodyText"/>
         <w:jc w:val="left"/>
-        <w:spacing w:after="120"/>
+        <w:spacing w:after="200"/>
         <w:numPr>
           <w:ilvl w:val="1"/>
           <w:numId w:val="9002"/>
@@ -4346,7 +4324,7 @@
       <w:pPr>
         <w:pStyle w:val="BodyText"/>
         <w:jc w:val="left"/>
-        <w:spacing w:after="120"/>
+        <w:spacing w:after="200"/>
         <w:numPr>
           <w:ilvl w:val="1"/>
           <w:numId w:val="9002"/>
@@ -4366,7 +4344,7 @@
       <w:pPr>
         <w:pStyle w:val="BodyText"/>
         <w:jc w:val="left"/>
-        <w:spacing w:after="120"/>
+        <w:spacing w:after="200"/>
         <w:numPr>
           <w:ilvl w:val="1"/>
           <w:numId w:val="9002"/>
@@ -4386,7 +4364,7 @@
       <w:pPr>
         <w:pStyle w:val="BodyText"/>
         <w:jc w:val="left"/>
-        <w:spacing w:after="120"/>
+        <w:spacing w:after="200"/>
         <w:numPr>
           <w:ilvl w:val="1"/>
           <w:numId w:val="9002"/>
@@ -4446,7 +4424,7 @@
       <w:pPr>
         <w:pStyle w:val="BodyText"/>
         <w:jc w:val="left"/>
-        <w:spacing w:after="120"/>
+        <w:spacing w:after="200"/>
         <w:numPr>
           <w:ilvl w:val="1"/>
           <w:numId w:val="9002"/>
@@ -4466,7 +4444,7 @@
       <w:pPr>
         <w:pStyle w:val="BodyText"/>
         <w:jc w:val="left"/>
-        <w:spacing w:after="120"/>
+        <w:spacing w:after="200"/>
         <w:numPr>
           <w:ilvl w:val="1"/>
           <w:numId w:val="9002"/>
@@ -4486,7 +4464,7 @@
       <w:pPr>
         <w:pStyle w:val="BodyText"/>
         <w:jc w:val="left"/>
-        <w:spacing w:after="120"/>
+        <w:spacing w:after="200"/>
         <w:numPr>
           <w:ilvl w:val="1"/>
           <w:numId w:val="9002"/>
@@ -4506,7 +4484,7 @@
       <w:pPr>
         <w:pStyle w:val="BodyText"/>
         <w:jc w:val="left"/>
-        <w:spacing w:after="120"/>
+        <w:spacing w:after="200"/>
         <w:numPr>
           <w:ilvl w:val="1"/>
           <w:numId w:val="9002"/>
@@ -4526,7 +4504,7 @@
       <w:pPr>
         <w:pStyle w:val="BodyText"/>
         <w:jc w:val="left"/>
-        <w:spacing w:after="120"/>
+        <w:spacing w:after="200"/>
         <w:numPr>
           <w:ilvl w:val="1"/>
           <w:numId w:val="9002"/>
@@ -4566,7 +4544,7 @@
       <w:pPr>
         <w:pStyle w:val="BodyText"/>
         <w:jc w:val="left"/>
-        <w:spacing w:after="120"/>
+        <w:spacing w:after="200"/>
         <w:ind w:left="1440"/>
       </w:pPr>
       <w:r>
@@ -4624,7 +4602,7 @@
       <w:pPr>
         <w:pStyle w:val="BodyText"/>
         <w:jc w:val="left"/>
-        <w:spacing w:after="120"/>
+        <w:spacing w:after="200"/>
         <w:numPr>
           <w:ilvl w:val="0"/>
           <w:numId w:val="9002"/>
@@ -4678,7 +4656,7 @@
       <w:pPr>
         <w:pStyle w:val="BodyText"/>
         <w:jc w:val="left"/>
-        <w:spacing w:after="120"/>
+        <w:spacing w:after="200"/>
         <w:numPr>
           <w:ilvl w:val="0"/>
           <w:numId w:val="9002"/>
@@ -4789,7 +4767,7 @@
       <w:pPr>
         <w:pStyle w:val="BodyText"/>
         <w:jc w:val="left"/>
-        <w:spacing w:after="120"/>
+        <w:spacing w:after="200"/>
         <w:numPr>
           <w:ilvl w:val="0"/>
           <w:numId w:val="9002"/>
@@ -4863,7 +4841,7 @@
       <w:pPr>
         <w:pStyle w:val="BodyText"/>
         <w:jc w:val="left"/>
-        <w:spacing w:after="120"/>
+        <w:spacing w:after="200"/>
         <w:numPr>
           <w:ilvl w:val="0"/>
           <w:numId w:val="9002"/>
@@ -4997,7 +4975,7 @@
       <w:pPr>
         <w:pStyle w:val="BodyText"/>
         <w:jc w:val="left"/>
-        <w:spacing w:after="120"/>
+        <w:spacing w:after="200"/>
         <w:numPr>
           <w:ilvl w:val="0"/>
           <w:numId w:val="9002"/>
@@ -5091,7 +5069,7 @@
       <w:pPr>
         <w:pStyle w:val="BodyText"/>
         <w:jc w:val="left"/>
-        <w:spacing w:after="120"/>
+        <w:spacing w:after="200"/>
         <w:numPr>
           <w:ilvl w:val="0"/>
           <w:numId w:val="9002"/>
@@ -5144,7 +5122,7 @@
       <w:pPr>
         <w:pStyle w:val="BodyText"/>
         <w:jc w:val="left"/>
-        <w:spacing w:after="120"/>
+        <w:spacing w:after="200"/>
         <w:numPr>
           <w:ilvl w:val="1"/>
           <w:numId w:val="9002"/>
@@ -5184,7 +5162,7 @@
       <w:pPr>
         <w:pStyle w:val="BodyText"/>
         <w:jc w:val="left"/>
-        <w:spacing w:after="120"/>
+        <w:spacing w:after="200"/>
         <w:numPr>
           <w:ilvl w:val="1"/>
           <w:numId w:val="9002"/>
@@ -5284,7 +5262,7 @@
       <w:pPr>
         <w:pStyle w:val="BodyText"/>
         <w:jc w:val="left"/>
-        <w:spacing w:after="120"/>
+        <w:spacing w:after="200"/>
         <w:numPr>
           <w:ilvl w:val="1"/>
           <w:numId w:val="9002"/>
@@ -5344,7 +5322,7 @@
       <w:pPr>
         <w:pStyle w:val="BodyText"/>
         <w:jc w:val="left"/>
-        <w:spacing w:after="120"/>
+        <w:spacing w:after="200"/>
         <w:numPr>
           <w:ilvl w:val="1"/>
           <w:numId w:val="9002"/>
@@ -5404,7 +5382,7 @@
       <w:pPr>
         <w:pStyle w:val="BodyText"/>
         <w:jc w:val="left"/>
-        <w:spacing w:after="120"/>
+        <w:spacing w:after="200"/>
         <w:numPr>
           <w:ilvl w:val="1"/>
           <w:numId w:val="9002"/>
@@ -5464,7 +5442,7 @@
       <w:pPr>
         <w:pStyle w:val="BodyText"/>
         <w:jc w:val="left"/>
-        <w:spacing w:after="120"/>
+        <w:spacing w:after="200"/>
         <w:numPr>
           <w:ilvl w:val="1"/>
           <w:numId w:val="9002"/>
@@ -5545,7 +5523,7 @@
       <w:pPr>
         <w:pStyle w:val="BodyText"/>
         <w:jc w:val="left"/>
-        <w:spacing w:after="120"/>
+        <w:spacing w:after="200"/>
         <w:numPr>
           <w:ilvl w:val="0"/>
           <w:numId w:val="9002"/>
@@ -5599,7 +5577,7 @@
       <w:pPr>
         <w:pStyle w:val="BodyText"/>
         <w:jc w:val="left"/>
-        <w:spacing w:after="120"/>
+        <w:spacing w:after="200"/>
         <w:numPr>
           <w:ilvl w:val="0"/>
           <w:numId w:val="9002"/>
@@ -5712,7 +5690,7 @@
       <w:pPr>
         <w:pStyle w:val="BodyText"/>
         <w:jc w:val="left"/>
-        <w:spacing w:after="120"/>
+        <w:spacing w:after="200"/>
         <w:ind w:left="720"/>
       </w:pPr>
       <w:r>
@@ -5840,7 +5818,7 @@
       <w:pPr>
         <w:pStyle w:val="BodyText"/>
         <w:jc w:val="left"/>
-        <w:spacing w:after="120"/>
+        <w:spacing w:after="200"/>
         <w:ind w:left="720"/>
       </w:pPr>
       <w:r>
@@ -5949,7 +5927,7 @@
       <w:pPr>
         <w:pStyle w:val="BodyText"/>
         <w:jc w:val="left"/>
-        <w:spacing w:after="120"/>
+        <w:spacing w:after="200"/>
         <w:numPr>
           <w:ilvl w:val="0"/>
           <w:numId w:val="9002"/>
@@ -6063,7 +6041,7 @@
       <w:pPr>
         <w:pStyle w:val="BodyText"/>
         <w:jc w:val="left"/>
-        <w:spacing w:after="120"/>
+        <w:spacing w:after="200"/>
         <w:numPr>
           <w:ilvl w:val="0"/>
           <w:numId w:val="9002"/>
@@ -6177,7 +6155,7 @@
       <w:pPr>
         <w:pStyle w:val="BodyText"/>
         <w:jc w:val="left"/>
-        <w:spacing w:after="120"/>
+        <w:spacing w:after="200"/>
         <w:numPr>
           <w:ilvl w:val="0"/>
           <w:numId w:val="9002"/>
@@ -6250,7 +6228,7 @@
       <w:pPr>
         <w:pStyle w:val="BodyText"/>
         <w:jc w:val="left"/>
-        <w:spacing w:after="120"/>
+        <w:spacing w:after="200"/>
         <w:numPr>
           <w:ilvl w:val="1"/>
           <w:numId w:val="9002"/>
@@ -6290,7 +6268,7 @@
       <w:pPr>
         <w:pStyle w:val="BodyText"/>
         <w:jc w:val="left"/>
-        <w:spacing w:after="120"/>
+        <w:spacing w:after="200"/>
         <w:numPr>
           <w:ilvl w:val="1"/>
           <w:numId w:val="9002"/>
@@ -6311,7 +6289,7 @@
       <w:pPr>
         <w:pStyle w:val="BodyText"/>
         <w:jc w:val="left"/>
-        <w:spacing w:after="120"/>
+        <w:spacing w:after="200"/>
         <w:ind w:left="1440"/>
       </w:pPr>
       <w:r>
@@ -6369,7 +6347,7 @@
       <w:pPr>
         <w:pStyle w:val="BodyText"/>
         <w:jc w:val="left"/>
-        <w:spacing w:after="120"/>
+        <w:spacing w:after="200"/>
         <w:numPr>
           <w:ilvl w:val="0"/>
           <w:numId w:val="9002"/>
@@ -6483,7 +6461,7 @@
       <w:pPr>
         <w:pStyle w:val="BodyText"/>
         <w:jc w:val="left"/>
-        <w:spacing w:after="120"/>
+        <w:spacing w:after="200"/>
         <w:numPr>
           <w:ilvl w:val="0"/>
           <w:numId w:val="9002"/>
@@ -6557,7 +6535,7 @@
       <w:pPr>
         <w:pStyle w:val="BodyText"/>
         <w:jc w:val="left"/>
-        <w:spacing w:after="120"/>
+        <w:spacing w:after="200"/>
         <w:numPr>
           <w:ilvl w:val="0"/>
           <w:numId w:val="9002"/>
@@ -6611,7 +6589,7 @@
       <w:pPr>
         <w:pStyle w:val="BodyText"/>
         <w:jc w:val="left"/>
-        <w:spacing w:after="120"/>
+        <w:spacing w:after="200"/>
         <w:numPr>
           <w:ilvl w:val="0"/>
           <w:numId w:val="9002"/>
@@ -6664,7 +6642,7 @@
       <w:pPr>
         <w:pStyle w:val="BodyText"/>
         <w:jc w:val="left"/>
-        <w:spacing w:after="120"/>
+        <w:spacing w:after="200"/>
         <w:numPr>
           <w:ilvl w:val="1"/>
           <w:numId w:val="9002"/>
@@ -6704,7 +6682,7 @@
       <w:pPr>
         <w:pStyle w:val="BodyText"/>
         <w:jc w:val="left"/>
-        <w:spacing w:after="120"/>
+        <w:spacing w:after="200"/>
         <w:numPr>
           <w:ilvl w:val="1"/>
           <w:numId w:val="9002"/>
@@ -6724,7 +6702,7 @@
       <w:pPr>
         <w:pStyle w:val="BodyText"/>
         <w:jc w:val="left"/>
-        <w:spacing w:after="120"/>
+        <w:spacing w:after="200"/>
         <w:numPr>
           <w:ilvl w:val="1"/>
           <w:numId w:val="9002"/>
@@ -6744,7 +6722,7 @@
       <w:pPr>
         <w:pStyle w:val="BodyText"/>
         <w:jc w:val="left"/>
-        <w:spacing w:after="120"/>
+        <w:spacing w:after="200"/>
         <w:numPr>
           <w:ilvl w:val="1"/>
           <w:numId w:val="9002"/>
@@ -6765,7 +6743,7 @@
       <w:pPr>
         <w:pStyle w:val="BodyText"/>
         <w:jc w:val="left"/>
-        <w:spacing w:after="120"/>
+        <w:spacing w:after="200"/>
         <w:numPr>
           <w:ilvl w:val="0"/>
           <w:numId w:val="9002"/>
@@ -6899,11 +6877,8 @@
       <w:pPr>
         <w:pStyle w:val="BodyText"/>
         <w:jc w:val="left"/>
-        <w:spacing w:after="120"/>
-        <w:numPr>
-          <w:ilvl w:val="0"/>
-          <w:numId w:val="9002"/>
-        </w:numPr>
+        <w:spacing w:after="200"/>
+        <w:ind w:left="720"/>
       </w:pPr>
       <w:proofErr w:type="gramStart"/>
       <w:r>
@@ -6916,6 +6891,7 @@
           <w:szCs w:val="22"/>
         </w:rPr>
         <w:lastRenderedPageBreak/>
+        <w:t>AA. </w:t>
       </w:r>
       <w:r>
         <w:rPr>
@@ -6964,12 +6940,20 @@
       <w:pPr>
         <w:pStyle w:val="BodyText"/>
         <w:jc w:val="left"/>
-        <w:spacing w:after="120"/>
-        <w:numPr>
-          <w:ilvl w:val="0"/>
-          <w:numId w:val="9002"/>
-        </w:numPr>
-      </w:pPr>
+        <w:spacing w:after="200"/>
+        <w:ind w:left="720"/>
+      </w:pPr>
+      <w:r>
+        <w:rPr>
+          <w:b/>
+          <w:bCs/>
+          <w:rFonts w:ascii="Inter" w:hAnsi="Inter" w:eastAsia="Inter" w:cs="Inter"/>
+          <w:color w:val="000000"/>
+          <w:sz w:val="22"/>
+          <w:szCs w:val="22"/>
+        </w:rPr>
+        <w:t>AB. </w:t>
+      </w:r>
       <w:r>
         <w:rPr>
           <w:rFonts w:ascii="Inter" w:hAnsi="Inter" w:eastAsia="Inter" w:cs="Inter"/>
@@ -7085,15 +7069,23 @@
       <w:pPr>
         <w:pStyle w:val="BodyText"/>
         <w:jc w:val="left"/>
-        <w:spacing w:after="120"/>
-        <w:numPr>
-          <w:ilvl w:val="0"/>
-          <w:numId w:val="9002"/>
-        </w:numPr>
+        <w:spacing w:after="200"/>
+        <w:ind w:left="720"/>
       </w:pPr>
       <w:proofErr w:type="gramStart"/>
       <w:r>
         <w:rPr>
+          <w:b/>
+          <w:bCs/>
+          <w:rFonts w:ascii="Inter" w:hAnsi="Inter" w:eastAsia="Inter" w:cs="Inter"/>
+          <w:color w:val="000000"/>
+          <w:sz w:val="22"/>
+          <w:szCs w:val="22"/>
+        </w:rPr>
+        <w:t>AC. </w:t>
+      </w:r>
+      <w:r>
+        <w:rPr>
           <w:rFonts w:ascii="Inter" w:hAnsi="Inter" w:eastAsia="Inter" w:cs="Inter"/>
           <w:color w:val="000000"/>
           <w:sz w:val="22"/>
@@ -7158,7 +7150,7 @@
       <w:pPr>
         <w:pStyle w:val="BodyText"/>
         <w:jc w:val="left"/>
-        <w:spacing w:after="120"/>
+        <w:spacing w:after="200"/>
         <w:numPr>
           <w:ilvl w:val="1"/>
           <w:numId w:val="9002"/>
@@ -7218,7 +7210,7 @@
       <w:pPr>
         <w:pStyle w:val="BodyText"/>
         <w:jc w:val="left"/>
-        <w:spacing w:after="120"/>
+        <w:spacing w:after="200"/>
         <w:numPr>
           <w:ilvl w:val="1"/>
           <w:numId w:val="9002"/>
@@ -7278,7 +7270,7 @@
       <w:pPr>
         <w:pStyle w:val="BodyText"/>
         <w:jc w:val="left"/>
-        <w:spacing w:after="120"/>
+        <w:spacing w:after="200"/>
         <w:numPr>
           <w:ilvl w:val="1"/>
           <w:numId w:val="9002"/>
@@ -7298,7 +7290,7 @@
       <w:pPr>
         <w:pStyle w:val="BodyText"/>
         <w:jc w:val="left"/>
-        <w:spacing w:after="120"/>
+        <w:spacing w:after="200"/>
         <w:numPr>
           <w:ilvl w:val="1"/>
           <w:numId w:val="9002"/>
@@ -7339,12 +7331,20 @@
       <w:pPr>
         <w:pStyle w:val="BodyText"/>
         <w:jc w:val="left"/>
-        <w:spacing w:after="120"/>
-        <w:numPr>
-          <w:ilvl w:val="0"/>
-          <w:numId w:val="9002"/>
-        </w:numPr>
-      </w:pPr>
+        <w:spacing w:after="200"/>
+        <w:ind w:left="1440"/>
+      </w:pPr>
+      <w:r>
+        <w:rPr>
+          <w:b/>
+          <w:bCs/>
+          <w:rFonts w:ascii="Inter" w:hAnsi="Inter" w:eastAsia="Inter" w:cs="Inter"/>
+          <w:color w:val="000000"/>
+          <w:sz w:val="22"/>
+          <w:szCs w:val="22"/>
+        </w:rPr>
+        <w:t>AD. </w:t>
+      </w:r>
       <w:r>
         <w:rPr>
           <w:rFonts w:ascii="Inter" w:hAnsi="Inter" w:eastAsia="Inter" w:cs="Inter"/>
@@ -7400,15 +7400,23 @@
       <w:pPr>
         <w:pStyle w:val="BodyText"/>
         <w:jc w:val="left"/>
-        <w:spacing w:after="120"/>
-        <w:numPr>
-          <w:ilvl w:val="0"/>
-          <w:numId w:val="9002"/>
-        </w:numPr>
+        <w:spacing w:after="200"/>
+        <w:ind w:left="1440"/>
       </w:pPr>
       <w:proofErr w:type="gramStart"/>
       <w:r>
         <w:rPr>
+          <w:b/>
+          <w:bCs/>
+          <w:rFonts w:ascii="Inter" w:hAnsi="Inter" w:eastAsia="Inter" w:cs="Inter"/>
+          <w:color w:val="000000"/>
+          <w:sz w:val="22"/>
+          <w:szCs w:val="22"/>
+        </w:rPr>
+        <w:t>AE. </w:t>
+      </w:r>
+      <w:r>
+        <w:rPr>
           <w:rFonts w:ascii="Inter" w:hAnsi="Inter" w:eastAsia="Inter" w:cs="Inter"/>
           <w:color w:val="000000"/>
           <w:sz w:val="22"/>
@@ -7494,12 +7502,20 @@
       <w:pPr>
         <w:pStyle w:val="BodyText"/>
         <w:jc w:val="left"/>
-        <w:spacing w:after="120"/>
-        <w:numPr>
-          <w:ilvl w:val="0"/>
-          <w:numId w:val="9002"/>
-        </w:numPr>
-      </w:pPr>
+        <w:spacing w:after="200"/>
+        <w:ind w:left="1440"/>
+      </w:pPr>
+      <w:r>
+        <w:rPr>
+          <w:b/>
+          <w:bCs/>
+          <w:rFonts w:ascii="Inter" w:hAnsi="Inter" w:eastAsia="Inter" w:cs="Inter"/>
+          <w:color w:val="000000"/>
+          <w:sz w:val="22"/>
+          <w:szCs w:val="22"/>
+        </w:rPr>
+        <w:t>AF. </w:t>
+      </w:r>
       <w:r>
         <w:rPr>
           <w:rFonts w:ascii="Inter" w:hAnsi="Inter" w:eastAsia="Inter" w:cs="Inter"/>
@@ -7599,15 +7615,23 @@
       <w:pPr>
         <w:pStyle w:val="BodyText"/>
         <w:jc w:val="left"/>
-        <w:spacing w:after="120"/>
-        <w:numPr>
-          <w:ilvl w:val="0"/>
-          <w:numId w:val="9002"/>
-        </w:numPr>
+        <w:spacing w:after="200"/>
+        <w:ind w:left="1440"/>
       </w:pPr>
       <w:proofErr w:type="gramStart"/>
       <w:r>
         <w:rPr>
+          <w:b/>
+          <w:bCs/>
+          <w:rFonts w:ascii="Inter" w:hAnsi="Inter" w:eastAsia="Inter" w:cs="Inter"/>
+          <w:color w:val="000000"/>
+          <w:sz w:val="22"/>
+          <w:szCs w:val="22"/>
+        </w:rPr>
+        <w:t>AG. </w:t>
+      </w:r>
+      <w:r>
+        <w:rPr>
           <w:rFonts w:ascii="Inter" w:hAnsi="Inter" w:eastAsia="Inter" w:cs="Inter"/>
           <w:color w:val="000000"/>
           <w:sz w:val="22"/>
@@ -7652,7 +7676,7 @@
       <w:pPr>
         <w:pStyle w:val="BodyText"/>
         <w:jc w:val="left"/>
-        <w:spacing w:after="120"/>
+        <w:spacing w:after="200"/>
         <w:numPr>
           <w:ilvl w:val="1"/>
           <w:numId w:val="9002"/>
@@ -7732,7 +7756,7 @@
       <w:pPr>
         <w:pStyle w:val="BodyText"/>
         <w:jc w:val="left"/>
-        <w:spacing w:after="120"/>
+        <w:spacing w:after="200"/>
         <w:numPr>
           <w:ilvl w:val="1"/>
           <w:numId w:val="9002"/>
@@ -7932,7 +7956,7 @@
       <w:pPr>
         <w:pStyle w:val="BodyText"/>
         <w:jc w:val="left"/>
-        <w:spacing w:after="120"/>
+        <w:spacing w:after="200"/>
         <w:numPr>
           <w:ilvl w:val="1"/>
           <w:numId w:val="9002"/>
@@ -8132,7 +8156,7 @@
       <w:pPr>
         <w:pStyle w:val="BodyText"/>
         <w:jc w:val="left"/>
-        <w:spacing w:after="120"/>
+        <w:spacing w:after="200"/>
         <w:ind w:left="1440"/>
       </w:pPr>
       <w:r>
@@ -8270,13 +8294,21 @@
       <w:pPr>
         <w:pStyle w:val="BodyText"/>
         <w:jc w:val="left"/>
-        <w:spacing w:after="120"/>
-        <w:numPr>
-          <w:ilvl w:val="0"/>
-          <w:numId w:val="9002"/>
-        </w:numPr>
+        <w:spacing w:after="200"/>
+        <w:ind w:left="1440"/>
       </w:pPr>
       <w:proofErr w:type="gramStart"/>
+      <w:r>
+        <w:rPr>
+          <w:b/>
+          <w:bCs/>
+          <w:rFonts w:ascii="Inter" w:hAnsi="Inter" w:eastAsia="Inter" w:cs="Inter"/>
+          <w:color w:val="000000"/>
+          <w:sz w:val="22"/>
+          <w:szCs w:val="22"/>
+        </w:rPr>
+        <w:t>AH. </w:t>
+      </w:r>
       <w:r>
         <w:rPr>
           <w:rFonts w:ascii="Inter" w:hAnsi="Inter" w:eastAsia="Inter" w:cs="Inter"/>
@@ -8394,15 +8426,23 @@
       <w:pPr>
         <w:pStyle w:val="BodyText"/>
         <w:jc w:val="left"/>
-        <w:spacing w:after="120"/>
-        <w:numPr>
-          <w:ilvl w:val="0"/>
-          <w:numId w:val="9002"/>
-        </w:numPr>
+        <w:spacing w:after="200"/>
+        <w:ind w:left="1440"/>
       </w:pPr>
       <w:proofErr w:type="gramStart"/>
       <w:r>
         <w:rPr>
+          <w:b/>
+          <w:bCs/>
+          <w:rFonts w:ascii="Inter" w:hAnsi="Inter" w:eastAsia="Inter" w:cs="Inter"/>
+          <w:color w:val="000000"/>
+          <w:sz w:val="22"/>
+          <w:szCs w:val="22"/>
+        </w:rPr>
+        <w:t>AI. </w:t>
+      </w:r>
+      <w:r>
+        <w:rPr>
           <w:rFonts w:ascii="Inter" w:hAnsi="Inter" w:eastAsia="Inter" w:cs="Inter"/>
           <w:color w:val="000000"/>
           <w:sz w:val="22"/>
@@ -8447,7 +8487,7 @@
       <w:pPr>
         <w:pStyle w:val="BodyText"/>
         <w:jc w:val="left"/>
-        <w:spacing w:after="120"/>
+        <w:spacing w:after="200"/>
         <w:numPr>
           <w:ilvl w:val="1"/>
           <w:numId w:val="9002"/>
@@ -8560,7 +8600,7 @@
       <w:pPr>
         <w:pStyle w:val="BodyText"/>
         <w:jc w:val="left"/>
-        <w:spacing w:after="120"/>
+        <w:spacing w:after="200"/>
         <w:numPr>
           <w:ilvl w:val="1"/>
           <w:numId w:val="9002"/>
@@ -8620,7 +8660,7 @@
       <w:pPr>
         <w:pStyle w:val="BodyText"/>
         <w:jc w:val="left"/>
-        <w:spacing w:after="120"/>
+        <w:spacing w:after="200"/>
         <w:numPr>
           <w:ilvl w:val="1"/>
           <w:numId w:val="9002"/>
@@ -8700,7 +8740,7 @@
       <w:pPr>
         <w:pStyle w:val="BodyText"/>
         <w:jc w:val="left"/>
-        <w:spacing w:after="120"/>
+        <w:spacing w:after="200"/>
         <w:numPr>
           <w:ilvl w:val="1"/>
           <w:numId w:val="9002"/>
@@ -8794,12 +8834,20 @@
       <w:pPr>
         <w:pStyle w:val="BodyText"/>
         <w:jc w:val="left"/>
-        <w:spacing w:after="120"/>
-        <w:numPr>
-          <w:ilvl w:val="0"/>
-          <w:numId w:val="9002"/>
-        </w:numPr>
-      </w:pPr>
+        <w:spacing w:after="200"/>
+        <w:ind w:left="1440"/>
+      </w:pPr>
+      <w:r>
+        <w:rPr>
+          <w:b/>
+          <w:bCs/>
+          <w:rFonts w:ascii="Inter" w:hAnsi="Inter" w:eastAsia="Inter" w:cs="Inter"/>
+          <w:color w:val="000000"/>
+          <w:sz w:val="22"/>
+          <w:szCs w:val="22"/>
+        </w:rPr>
+        <w:t>AJ. </w:t>
+      </w:r>
       <w:r>
         <w:rPr>
           <w:rFonts w:ascii="Inter" w:hAnsi="Inter" w:eastAsia="Inter" w:cs="Inter"/>
@@ -8907,7 +8955,7 @@
           <w:sz w:val="22"/>
           <w:szCs w:val="22"/>
         </w:rPr>
-        <w:t xml:space="preserve"> renews, replaces, or succeeds, including  i) </w:t>
+        <w:t xml:space="preserve"> renews, replaces, or succeeds, including  a. </w:t>
       </w:r>
       <w:proofErr w:type="spellStart"/>
       <w:r>
@@ -8927,7 +8975,7 @@
           <w:sz w:val="22"/>
           <w:szCs w:val="22"/>
         </w:rPr>
-        <w:t xml:space="preserve"> signed applications and attachments,  ii)  materials later provided at the </w:t>
+        <w:t xml:space="preserve"> signed applications and attachments,  b.  materials later provided at the </w:t>
       </w:r>
       <w:r>
         <w:rPr>
@@ -8947,7 +8995,7 @@
           <w:sz w:val="22"/>
           <w:szCs w:val="22"/>
         </w:rPr>
-        <w:t xml:space="preserve"> request, and  iii)  public filings, if any, made by or for an </w:t>
+        <w:t xml:space="preserve"> request, and  c.  public filings, if any, made by or for an </w:t>
       </w:r>
       <w:r>
         <w:rPr>
@@ -9043,14 +9091,7 @@
         <w:spacing w:before="320" w:after="160"/>
       </w:pPr>
       <w:r>
-        <w:rPr>
-          <w:b/>
-          <w:bCs/>
-          <w:rFonts w:ascii="Bricolage Grotesque" w:hAnsi="Bricolage Grotesque" w:eastAsia="Bricolage Grotesque" w:cs="Bricolage Grotesque"/>
-          <w:color w:val="000000"/>
-          <w:sz w:val="28"/>
-          <w:szCs w:val="28"/>
-        </w:rPr>
+        <w:rPr/>
         <w:lastRenderedPageBreak/>
         <w:t>SECTION III. EXCLUSIONS</w:t>
       </w:r>
@@ -9060,7 +9101,7 @@
       <w:pPr>
         <w:pStyle w:val="BodyText"/>
         <w:jc w:val="left"/>
-        <w:spacing w:after="120"/>
+        <w:spacing w:after="200"/>
       </w:pPr>
       <w:r>
         <w:rPr>
@@ -9156,7 +9197,7 @@
       <w:pPr>
         <w:pStyle w:val="BodyText"/>
         <w:jc w:val="left"/>
-        <w:spacing w:after="120"/>
+        <w:spacing w:after="200"/>
         <w:numPr>
           <w:ilvl w:val="0"/>
           <w:numId w:val="9003"/>
@@ -9176,7 +9217,7 @@
       <w:pPr>
         <w:pStyle w:val="BodyText"/>
         <w:jc w:val="left"/>
-        <w:spacing w:after="120"/>
+        <w:spacing w:after="200"/>
         <w:numPr>
           <w:ilvl w:val="1"/>
           <w:numId w:val="9003"/>
@@ -9256,7 +9297,7 @@
       <w:pPr>
         <w:pStyle w:val="BodyText"/>
         <w:jc w:val="left"/>
-        <w:spacing w:after="120"/>
+        <w:spacing w:after="200"/>
         <w:numPr>
           <w:ilvl w:val="1"/>
           <w:numId w:val="9003"/>
@@ -9316,7 +9357,7 @@
       <w:pPr>
         <w:pStyle w:val="BodyText"/>
         <w:jc w:val="left"/>
-        <w:spacing w:after="120"/>
+        <w:spacing w:after="200"/>
         <w:ind w:left="1440"/>
       </w:pPr>
       <w:proofErr w:type="gramStart"/>
@@ -9344,7 +9385,7 @@
       <w:pPr>
         <w:pStyle w:val="BodyText"/>
         <w:jc w:val="left"/>
-        <w:spacing w:after="120"/>
+        <w:spacing w:after="200"/>
         <w:numPr>
           <w:ilvl w:val="2"/>
           <w:numId w:val="9003"/>
@@ -9435,7 +9476,7 @@
       <w:pPr>
         <w:pStyle w:val="BodyText"/>
         <w:jc w:val="left"/>
-        <w:spacing w:after="120"/>
+        <w:spacing w:after="200"/>
         <w:numPr>
           <w:ilvl w:val="2"/>
           <w:numId w:val="9003"/>
@@ -9516,7 +9557,7 @@
       <w:pPr>
         <w:pStyle w:val="BodyText"/>
         <w:jc w:val="left"/>
-        <w:spacing w:after="120"/>
+        <w:spacing w:after="200"/>
         <w:numPr>
           <w:ilvl w:val="0"/>
           <w:numId w:val="9003"/>
@@ -9597,7 +9638,7 @@
       <w:pPr>
         <w:pStyle w:val="BodyText"/>
         <w:jc w:val="left"/>
-        <w:spacing w:after="120"/>
+        <w:spacing w:after="200"/>
         <w:numPr>
           <w:ilvl w:val="0"/>
           <w:numId w:val="9003"/>
@@ -9699,7 +9740,7 @@
       <w:pPr>
         <w:pStyle w:val="BodyText"/>
         <w:jc w:val="left"/>
-        <w:spacing w:after="120"/>
+        <w:spacing w:after="200"/>
         <w:numPr>
           <w:ilvl w:val="0"/>
           <w:numId w:val="9003"/>
@@ -9719,7 +9760,7 @@
       <w:pPr>
         <w:pStyle w:val="BodyText"/>
         <w:jc w:val="left"/>
-        <w:spacing w:after="120"/>
+        <w:spacing w:after="200"/>
         <w:numPr>
           <w:ilvl w:val="1"/>
           <w:numId w:val="9003"/>
@@ -9739,7 +9780,7 @@
       <w:pPr>
         <w:pStyle w:val="BodyText"/>
         <w:jc w:val="left"/>
-        <w:spacing w:after="120"/>
+        <w:spacing w:after="200"/>
         <w:numPr>
           <w:ilvl w:val="1"/>
           <w:numId w:val="9003"/>
@@ -9759,7 +9800,7 @@
       <w:pPr>
         <w:pStyle w:val="BodyText"/>
         <w:jc w:val="left"/>
-        <w:spacing w:after="120"/>
+        <w:spacing w:after="200"/>
         <w:numPr>
           <w:ilvl w:val="1"/>
           <w:numId w:val="9003"/>
@@ -9799,7 +9840,7 @@
       <w:pPr>
         <w:pStyle w:val="BodyText"/>
         <w:jc w:val="left"/>
-        <w:spacing w:after="120"/>
+        <w:spacing w:after="200"/>
         <w:ind w:left="1440"/>
       </w:pPr>
       <w:r>
@@ -9809,7 +9850,7 @@
           <w:sz w:val="22"/>
           <w:szCs w:val="22"/>
         </w:rPr>
-        <w:t>Notwithstanding the foregoing, this Exclusion D shall not apply to:  i) </w:t>
+        <w:t>Notwithstanding the foregoing, this Exclusion D shall not apply to:  a. </w:t>
       </w:r>
       <w:proofErr w:type="spellStart"/>
       <w:r>
@@ -9922,7 +9963,7 @@
           <w:sz w:val="22"/>
           <w:szCs w:val="22"/>
         </w:rPr>
-        <w:t xml:space="preserve"> for a violation of the United Kingdom Corporate Manslaughter and Corporate Homicide Act 2007 (or any similar statute in any other jurisdiction);  ii)  any </w:t>
+        <w:t xml:space="preserve"> for a violation of the United Kingdom Corporate Manslaughter and Corporate Homicide Act 2007 (or any similar statute in any other jurisdiction);  b.  any </w:t>
       </w:r>
       <w:r>
         <w:rPr>
@@ -9982,7 +10023,7 @@
           <w:sz w:val="22"/>
           <w:szCs w:val="22"/>
         </w:rPr>
-        <w:t xml:space="preserve">); or  iii)  any </w:t>
+        <w:t xml:space="preserve">); or  c.  any </w:t>
       </w:r>
       <w:r>
         <w:rPr>
@@ -10010,7 +10051,7 @@
       <w:pPr>
         <w:pStyle w:val="BodyText"/>
         <w:jc w:val="left"/>
-        <w:spacing w:after="120"/>
+        <w:spacing w:after="200"/>
         <w:numPr>
           <w:ilvl w:val="0"/>
           <w:numId w:val="9003"/>
@@ -10071,7 +10112,7 @@
       <w:pPr>
         <w:pStyle w:val="BodyText"/>
         <w:jc w:val="left"/>
-        <w:spacing w:after="120"/>
+        <w:spacing w:after="200"/>
         <w:numPr>
           <w:ilvl w:val="0"/>
           <w:numId w:val="9003"/>
@@ -10322,7 +10363,7 @@
       <w:pPr>
         <w:pStyle w:val="BodyText"/>
         <w:jc w:val="left"/>
-        <w:spacing w:after="120"/>
+        <w:spacing w:after="200"/>
         <w:numPr>
           <w:ilvl w:val="0"/>
           <w:numId w:val="9003"/>
@@ -10443,7 +10484,7 @@
       <w:pPr>
         <w:pStyle w:val="BodyText"/>
         <w:jc w:val="left"/>
-        <w:spacing w:after="120"/>
+        <w:spacing w:after="200"/>
         <w:numPr>
           <w:ilvl w:val="0"/>
           <w:numId w:val="9003"/>
@@ -10584,7 +10625,7 @@
       <w:pPr>
         <w:pStyle w:val="BodyText"/>
         <w:jc w:val="left"/>
-        <w:spacing w:after="120"/>
+        <w:spacing w:after="200"/>
         <w:numPr>
           <w:ilvl w:val="0"/>
           <w:numId w:val="9003"/>
@@ -10704,7 +10745,7 @@
       <w:pPr>
         <w:pStyle w:val="BodyText"/>
         <w:jc w:val="left"/>
-        <w:spacing w:after="120"/>
+        <w:spacing w:after="200"/>
         <w:numPr>
           <w:ilvl w:val="1"/>
           <w:numId w:val="9003"/>
@@ -10764,7 +10805,7 @@
       <w:pPr>
         <w:pStyle w:val="BodyText"/>
         <w:jc w:val="left"/>
-        <w:spacing w:after="120"/>
+        <w:spacing w:after="200"/>
         <w:numPr>
           <w:ilvl w:val="1"/>
           <w:numId w:val="9003"/>
@@ -10864,7 +10905,7 @@
       <w:pPr>
         <w:pStyle w:val="BodyText"/>
         <w:jc w:val="left"/>
-        <w:spacing w:after="120"/>
+        <w:spacing w:after="200"/>
         <w:numPr>
           <w:ilvl w:val="1"/>
           <w:numId w:val="9003"/>
@@ -10944,7 +10985,7 @@
       <w:pPr>
         <w:pStyle w:val="BodyText"/>
         <w:jc w:val="left"/>
-        <w:spacing w:after="120"/>
+        <w:spacing w:after="200"/>
         <w:numPr>
           <w:ilvl w:val="1"/>
           <w:numId w:val="9003"/>
@@ -11044,7 +11085,7 @@
       <w:pPr>
         <w:pStyle w:val="BodyText"/>
         <w:jc w:val="left"/>
-        <w:spacing w:after="120"/>
+        <w:spacing w:after="200"/>
         <w:numPr>
           <w:ilvl w:val="1"/>
           <w:numId w:val="9003"/>
@@ -11187,7 +11228,7 @@
       <w:pPr>
         <w:pStyle w:val="BodyText"/>
         <w:jc w:val="left"/>
-        <w:spacing w:after="120"/>
+        <w:spacing w:after="200"/>
         <w:numPr>
           <w:ilvl w:val="1"/>
           <w:numId w:val="9003"/>
@@ -11268,7 +11309,7 @@
       <w:pPr>
         <w:pStyle w:val="BodyText"/>
         <w:jc w:val="left"/>
-        <w:spacing w:after="120"/>
+        <w:spacing w:after="200"/>
         <w:numPr>
           <w:ilvl w:val="0"/>
           <w:numId w:val="9003"/>
@@ -11389,7 +11430,7 @@
       <w:pPr>
         <w:pStyle w:val="BodyText"/>
         <w:jc w:val="left"/>
-        <w:spacing w:after="120"/>
+        <w:spacing w:after="200"/>
         <w:numPr>
           <w:ilvl w:val="0"/>
           <w:numId w:val="9003"/>
@@ -11549,7 +11590,7 @@
       <w:pPr>
         <w:pStyle w:val="BodyText"/>
         <w:jc w:val="left"/>
-        <w:spacing w:after="120"/>
+        <w:spacing w:after="200"/>
         <w:numPr>
           <w:ilvl w:val="1"/>
           <w:numId w:val="9003"/>
@@ -11609,7 +11650,7 @@
       <w:pPr>
         <w:pStyle w:val="BodyText"/>
         <w:jc w:val="left"/>
-        <w:spacing w:after="120"/>
+        <w:spacing w:after="200"/>
         <w:numPr>
           <w:ilvl w:val="1"/>
           <w:numId w:val="9003"/>
@@ -11769,7 +11810,7 @@
       <w:pPr>
         <w:pStyle w:val="BodyText"/>
         <w:jc w:val="left"/>
-        <w:spacing w:after="120"/>
+        <w:spacing w:after="200"/>
         <w:numPr>
           <w:ilvl w:val="1"/>
           <w:numId w:val="9003"/>
@@ -11870,7 +11911,7 @@
       <w:pPr>
         <w:pStyle w:val="BodyText"/>
         <w:jc w:val="left"/>
-        <w:spacing w:after="120"/>
+        <w:spacing w:after="200"/>
         <w:numPr>
           <w:ilvl w:val="0"/>
           <w:numId w:val="9003"/>
@@ -12031,7 +12072,7 @@
       <w:pPr>
         <w:pStyle w:val="BodyText"/>
         <w:jc w:val="left"/>
-        <w:spacing w:after="120"/>
+        <w:spacing w:after="200"/>
         <w:numPr>
           <w:ilvl w:val="0"/>
           <w:numId w:val="9003"/>
@@ -12122,7 +12163,7 @@
       <w:pPr>
         <w:pStyle w:val="BodyText"/>
         <w:jc w:val="left"/>
-        <w:spacing w:after="120"/>
+        <w:spacing w:after="200"/>
         <w:numPr>
           <w:ilvl w:val="0"/>
           <w:numId w:val="9003"/>
@@ -12243,7 +12284,7 @@
       <w:pPr>
         <w:pStyle w:val="BodyText"/>
         <w:jc w:val="left"/>
-        <w:spacing w:after="120"/>
+        <w:spacing w:after="200"/>
         <w:numPr>
           <w:ilvl w:val="0"/>
           <w:numId w:val="9003"/>
@@ -12284,7 +12325,7 @@
       <w:pPr>
         <w:pStyle w:val="BodyText"/>
         <w:jc w:val="left"/>
-        <w:spacing w:after="120"/>
+        <w:spacing w:after="200"/>
         <w:numPr>
           <w:ilvl w:val="0"/>
           <w:numId w:val="9003"/>
@@ -12324,7 +12365,7 @@
       <w:pPr>
         <w:pStyle w:val="BodyText"/>
         <w:jc w:val="left"/>
-        <w:spacing w:after="120"/>
+        <w:spacing w:after="200"/>
         <w:ind w:left="720"/>
       </w:pPr>
       <w:r>
@@ -12373,7 +12414,7 @@
       <w:pPr>
         <w:pStyle w:val="BodyText"/>
         <w:jc w:val="left"/>
-        <w:spacing w:after="120"/>
+        <w:spacing w:after="200"/>
         <w:numPr>
           <w:ilvl w:val="0"/>
           <w:numId w:val="9003"/>
@@ -12393,7 +12434,7 @@
       <w:pPr>
         <w:pStyle w:val="BodyText"/>
         <w:jc w:val="left"/>
-        <w:spacing w:after="120"/>
+        <w:spacing w:after="200"/>
         <w:numPr>
           <w:ilvl w:val="1"/>
           <w:numId w:val="9003"/>
@@ -12413,7 +12454,7 @@
       <w:pPr>
         <w:pStyle w:val="BodyText"/>
         <w:jc w:val="left"/>
-        <w:spacing w:after="120"/>
+        <w:spacing w:after="200"/>
         <w:numPr>
           <w:ilvl w:val="1"/>
           <w:numId w:val="9003"/>
@@ -12446,7 +12487,7 @@
           <w:sz w:val="22"/>
           <w:szCs w:val="22"/>
         </w:rPr>
-        <w:t>; provided, however, that this exclusion shall not apply to any:  i) </w:t>
+        <w:t>; provided, however, that this exclusion shall not apply to any:  a. </w:t>
       </w:r>
       <w:proofErr w:type="spellStart"/>
       <w:r>
@@ -12506,7 +12547,7 @@
           <w:sz w:val="22"/>
           <w:szCs w:val="22"/>
         </w:rPr>
-        <w:t xml:space="preserve">;  ii)  </w:t>
+        <w:t xml:space="preserve">;  b.  </w:t>
       </w:r>
       <w:r>
         <w:rPr>
@@ -12553,7 +12594,7 @@
       <w:pPr>
         <w:pStyle w:val="BodyText"/>
         <w:jc w:val="left"/>
-        <w:spacing w:after="120"/>
+        <w:spacing w:after="200"/>
         <w:numPr>
           <w:ilvl w:val="1"/>
           <w:numId w:val="9003"/>
@@ -12663,7 +12704,7 @@
       <w:pPr>
         <w:pStyle w:val="BodyText"/>
         <w:jc w:val="left"/>
-        <w:spacing w:after="120"/>
+        <w:spacing w:after="200"/>
         <w:numPr>
           <w:ilvl w:val="1"/>
           <w:numId w:val="9003"/>
@@ -12723,7 +12764,7 @@
       <w:pPr>
         <w:pStyle w:val="BodyText"/>
         <w:jc w:val="left"/>
-        <w:spacing w:after="120"/>
+        <w:spacing w:after="200"/>
         <w:numPr>
           <w:ilvl w:val="1"/>
           <w:numId w:val="9003"/>
@@ -12743,7 +12784,7 @@
       <w:pPr>
         <w:pStyle w:val="BodyText"/>
         <w:jc w:val="left"/>
-        <w:spacing w:after="120"/>
+        <w:spacing w:after="200"/>
         <w:numPr>
           <w:ilvl w:val="1"/>
           <w:numId w:val="9003"/>
@@ -12844,7 +12885,7 @@
       <w:pPr>
         <w:pStyle w:val="BodyText"/>
         <w:jc w:val="left"/>
-        <w:spacing w:after="120"/>
+        <w:spacing w:after="200"/>
         <w:ind w:left="1440"/>
       </w:pPr>
       <w:r>
@@ -12972,7 +13013,7 @@
       <w:pPr>
         <w:pStyle w:val="BodyText"/>
         <w:jc w:val="left"/>
-        <w:spacing w:after="120"/>
+        <w:spacing w:after="200"/>
         <w:ind w:left="1440"/>
       </w:pPr>
       <w:r>
@@ -13057,14 +13098,7 @@
         <w:spacing w:before="320" w:after="160"/>
       </w:pPr>
       <w:r>
-        <w:rPr>
-          <w:b/>
-          <w:bCs/>
-          <w:rFonts w:ascii="Bricolage Grotesque" w:hAnsi="Bricolage Grotesque" w:eastAsia="Bricolage Grotesque" w:cs="Bricolage Grotesque"/>
-          <w:color w:val="000000"/>
-          <w:sz w:val="28"/>
-          <w:szCs w:val="28"/>
-        </w:rPr>
+        <w:rPr/>
         <w:lastRenderedPageBreak/>
         <w:t>SECTION IV. LIMITATIONS OF LIABILITY AND RETENTIONS</w:t>
       </w:r>
@@ -13074,7 +13108,7 @@
       <w:pPr>
         <w:pStyle w:val="BodyText"/>
         <w:jc w:val="left"/>
-        <w:spacing w:after="120"/>
+        <w:spacing w:after="200"/>
         <w:numPr>
           <w:ilvl w:val="0"/>
           <w:numId w:val="9004"/>
@@ -13248,7 +13282,7 @@
       <w:pPr>
         <w:pStyle w:val="BodyText"/>
         <w:jc w:val="left"/>
-        <w:spacing w:after="120"/>
+        <w:spacing w:after="200"/>
         <w:numPr>
           <w:ilvl w:val="0"/>
           <w:numId w:val="9004"/>
@@ -13569,7 +13603,7 @@
       <w:pPr>
         <w:pStyle w:val="BodyText"/>
         <w:jc w:val="left"/>
-        <w:spacing w:after="120"/>
+        <w:spacing w:after="200"/>
         <w:numPr>
           <w:ilvl w:val="0"/>
           <w:numId w:val="9004"/>
@@ -13872,7 +13906,7 @@
       <w:pPr>
         <w:pStyle w:val="BodyText"/>
         <w:jc w:val="left"/>
-        <w:spacing w:after="120"/>
+        <w:spacing w:after="200"/>
         <w:numPr>
           <w:ilvl w:val="0"/>
           <w:numId w:val="9004"/>
@@ -14033,7 +14067,7 @@
       <w:pPr>
         <w:pStyle w:val="BodyText"/>
         <w:jc w:val="left"/>
-        <w:spacing w:after="120"/>
+        <w:spacing w:after="200"/>
         <w:numPr>
           <w:ilvl w:val="0"/>
           <w:numId w:val="9004"/>
@@ -14194,7 +14228,7 @@
       <w:pPr>
         <w:pStyle w:val="BodyText"/>
         <w:jc w:val="left"/>
-        <w:spacing w:after="120"/>
+        <w:spacing w:after="200"/>
         <w:numPr>
           <w:ilvl w:val="0"/>
           <w:numId w:val="9004"/>
@@ -14381,14 +14415,7 @@
         <w:spacing w:before="320" w:after="160"/>
       </w:pPr>
       <w:r>
-        <w:rPr>
-          <w:b/>
-          <w:bCs/>
-          <w:rFonts w:ascii="Bricolage Grotesque" w:hAnsi="Bricolage Grotesque" w:eastAsia="Bricolage Grotesque" w:cs="Bricolage Grotesque"/>
-          <w:color w:val="000000"/>
-          <w:sz w:val="28"/>
-          <w:szCs w:val="28"/>
-        </w:rPr>
+        <w:rPr/>
         <w:lastRenderedPageBreak/>
         <w:t>SECTION V. NOTICE OF CLAIM AND POTENTIAL CLAIMS</w:t>
       </w:r>
@@ -14398,7 +14425,7 @@
       <w:pPr>
         <w:pStyle w:val="BodyText"/>
         <w:jc w:val="left"/>
-        <w:spacing w:after="120"/>
+        <w:spacing w:after="200"/>
         <w:numPr>
           <w:ilvl w:val="0"/>
           <w:numId w:val="9005"/>
@@ -14679,7 +14706,7 @@
       <w:pPr>
         <w:pStyle w:val="BodyText"/>
         <w:jc w:val="left"/>
-        <w:spacing w:after="120"/>
+        <w:spacing w:after="200"/>
         <w:numPr>
           <w:ilvl w:val="0"/>
           <w:numId w:val="9005"/>
@@ -15000,7 +15027,7 @@
       <w:pPr>
         <w:pStyle w:val="BodyText"/>
         <w:jc w:val="left"/>
-        <w:spacing w:after="120"/>
+        <w:spacing w:after="200"/>
         <w:numPr>
           <w:ilvl w:val="0"/>
           <w:numId w:val="9005"/>
@@ -15061,7 +15088,7 @@
       <w:pPr>
         <w:pStyle w:val="BodyText"/>
         <w:jc w:val="left"/>
-        <w:spacing w:after="120"/>
+        <w:spacing w:after="200"/>
         <w:numPr>
           <w:ilvl w:val="0"/>
           <w:numId w:val="9005"/>
@@ -15129,14 +15156,7 @@
         <w:spacing w:before="320" w:after="160"/>
       </w:pPr>
       <w:r>
-        <w:rPr>
-          <w:b/>
-          <w:bCs/>
-          <w:rFonts w:ascii="Bricolage Grotesque" w:hAnsi="Bricolage Grotesque" w:eastAsia="Bricolage Grotesque" w:cs="Bricolage Grotesque"/>
-          <w:color w:val="000000"/>
-          <w:sz w:val="28"/>
-          <w:szCs w:val="28"/>
-        </w:rPr>
+        <w:rPr/>
         <w:lastRenderedPageBreak/>
         <w:t>SECTION VI. COSTS OF DEFENSE AND SETTLEMENT</w:t>
       </w:r>
@@ -15146,7 +15166,7 @@
       <w:pPr>
         <w:pStyle w:val="BodyText"/>
         <w:jc w:val="left"/>
-        <w:spacing w:after="120"/>
+        <w:spacing w:after="200"/>
         <w:numPr>
           <w:ilvl w:val="0"/>
           <w:numId w:val="9006"/>
@@ -15393,7 +15413,7 @@
       <w:pPr>
         <w:pStyle w:val="BodyText"/>
         <w:jc w:val="left"/>
-        <w:spacing w:after="120"/>
+        <w:spacing w:after="200"/>
         <w:numPr>
           <w:ilvl w:val="0"/>
           <w:numId w:val="9006"/>
@@ -15607,7 +15627,7 @@
       <w:pPr>
         <w:pStyle w:val="BodyText"/>
         <w:jc w:val="left"/>
-        <w:spacing w:after="120"/>
+        <w:spacing w:after="200"/>
         <w:numPr>
           <w:ilvl w:val="0"/>
           <w:numId w:val="9006"/>
@@ -15866,7 +15886,7 @@
       <w:pPr>
         <w:pStyle w:val="BodyText"/>
         <w:jc w:val="left"/>
-        <w:spacing w:after="120"/>
+        <w:spacing w:after="200"/>
         <w:ind w:left="720"/>
       </w:pPr>
       <w:r>
@@ -16059,7 +16079,7 @@
       <w:pPr>
         <w:pStyle w:val="BodyText"/>
         <w:jc w:val="left"/>
-        <w:spacing w:after="120"/>
+        <w:spacing w:after="200"/>
         <w:numPr>
           <w:ilvl w:val="0"/>
           <w:numId w:val="9006"/>
@@ -16400,7 +16420,7 @@
       <w:pPr>
         <w:pStyle w:val="BodyText"/>
         <w:jc w:val="left"/>
-        <w:spacing w:after="120"/>
+        <w:spacing w:after="200"/>
         <w:numPr>
           <w:ilvl w:val="0"/>
           <w:numId w:val="9006"/>
@@ -16611,7 +16631,7 @@
       <w:pPr>
         <w:pStyle w:val="BodyText"/>
         <w:jc w:val="left"/>
-        <w:spacing w:after="120"/>
+        <w:spacing w:after="200"/>
         <w:numPr>
           <w:ilvl w:val="0"/>
           <w:numId w:val="9006"/>
@@ -16892,7 +16912,7 @@
       <w:pPr>
         <w:pStyle w:val="BodyText"/>
         <w:jc w:val="left"/>
-        <w:spacing w:after="120"/>
+        <w:spacing w:after="200"/>
         <w:numPr>
           <w:ilvl w:val="0"/>
           <w:numId w:val="9006"/>
@@ -17233,7 +17253,7 @@
       <w:pPr>
         <w:pStyle w:val="BodyText"/>
         <w:jc w:val="left"/>
-        <w:spacing w:after="120"/>
+        <w:spacing w:after="200"/>
         <w:numPr>
           <w:ilvl w:val="0"/>
           <w:numId w:val="9006"/>
@@ -17400,7 +17420,7 @@
       <w:pPr>
         <w:pStyle w:val="BodyText"/>
         <w:jc w:val="left"/>
-        <w:spacing w:after="120"/>
+        <w:spacing w:after="200"/>
         <w:numPr>
           <w:ilvl w:val="0"/>
           <w:numId w:val="9006"/>
@@ -17753,14 +17773,7 @@
         <w:spacing w:before="320" w:after="160"/>
       </w:pPr>
       <w:r>
-        <w:rPr>
-          <w:b/>
-          <w:bCs/>
-          <w:rFonts w:ascii="Bricolage Grotesque" w:hAnsi="Bricolage Grotesque" w:eastAsia="Bricolage Grotesque" w:cs="Bricolage Grotesque"/>
-          <w:color w:val="000000"/>
-          <w:sz w:val="28"/>
-          <w:szCs w:val="28"/>
-        </w:rPr>
+        <w:rPr/>
         <w:lastRenderedPageBreak/>
         <w:t>SECTION VII. EXTENDED REPORTING PERIOD (DISCOVERY PERIOD)</w:t>
       </w:r>
@@ -17770,7 +17783,7 @@
       <w:pPr>
         <w:pStyle w:val="BodyText"/>
         <w:jc w:val="left"/>
-        <w:spacing w:after="120"/>
+        <w:spacing w:after="200"/>
         <w:numPr>
           <w:ilvl w:val="0"/>
           <w:numId w:val="9007"/>
@@ -17991,7 +18004,7 @@
       <w:pPr>
         <w:pStyle w:val="BodyText"/>
         <w:jc w:val="left"/>
-        <w:spacing w:after="120"/>
+        <w:spacing w:after="200"/>
         <w:numPr>
           <w:ilvl w:val="0"/>
           <w:numId w:val="9007"/>
@@ -18052,7 +18065,7 @@
       <w:pPr>
         <w:pStyle w:val="BodyText"/>
         <w:jc w:val="left"/>
-        <w:spacing w:after="120"/>
+        <w:spacing w:after="200"/>
         <w:numPr>
           <w:ilvl w:val="0"/>
           <w:numId w:val="9007"/>
@@ -18120,14 +18133,7 @@
         <w:spacing w:before="320" w:after="160"/>
       </w:pPr>
       <w:r>
-        <w:rPr>
-          <w:b/>
-          <w:bCs/>
-          <w:rFonts w:ascii="Bricolage Grotesque" w:hAnsi="Bricolage Grotesque" w:eastAsia="Bricolage Grotesque" w:cs="Bricolage Grotesque"/>
-          <w:color w:val="000000"/>
-          <w:sz w:val="28"/>
-          <w:szCs w:val="28"/>
-        </w:rPr>
+        <w:rPr/>
         <w:lastRenderedPageBreak/>
         <w:t>SECTION VIII. GENERAL CONDITIONS</w:t>
       </w:r>
@@ -18137,7 +18143,7 @@
       <w:pPr>
         <w:pStyle w:val="Heading3"/>
         <w:jc w:val="left"/>
-        <w:spacing w:before="200" w:after="120"/>
+        <w:spacing w:after="200"/>
       </w:pPr>
       <w:r>
         <w:rPr>
@@ -18145,17 +18151,17 @@
           <w:bCs/>
           <w:rFonts w:ascii="Bricolage Grotesque" w:hAnsi="Bricolage Grotesque" w:eastAsia="Bricolage Grotesque" w:cs="Bricolage Grotesque"/>
           <w:color w:val="000000"/>
-          <w:sz w:val="24"/>
-          <w:szCs w:val="24"/>
-        </w:rPr>
-        <w:t>1)   Cancellation</w:t>
+          <w:sz w:val="26"/>
+          <w:szCs w:val="26"/>
+        </w:rPr>
+        <w:t>A.   Cancellation</w:t>
       </w:r>
     </w:p>
     <w:p>
       <w:pPr>
         <w:pStyle w:val="BodyText"/>
         <w:jc w:val="left"/>
-        <w:spacing w:after="120"/>
+        <w:spacing w:after="200"/>
         <w:numPr>
           <w:ilvl w:val="1"/>
           <w:numId w:val="9008"/>
@@ -18255,7 +18261,7 @@
       <w:pPr>
         <w:pStyle w:val="BodyText"/>
         <w:jc w:val="left"/>
-        <w:spacing w:after="120"/>
+        <w:spacing w:after="200"/>
         <w:numPr>
           <w:ilvl w:val="1"/>
           <w:numId w:val="9008"/>
@@ -18316,7 +18322,7 @@
       <w:pPr>
         <w:pStyle w:val="Heading3"/>
         <w:jc w:val="left"/>
-        <w:spacing w:before="200" w:after="120"/>
+        <w:spacing w:after="200"/>
       </w:pPr>
       <w:r>
         <w:rPr>
@@ -18324,17 +18330,17 @@
           <w:bCs/>
           <w:rFonts w:ascii="Bricolage Grotesque" w:hAnsi="Bricolage Grotesque" w:eastAsia="Bricolage Grotesque" w:cs="Bricolage Grotesque"/>
           <w:color w:val="000000"/>
-          <w:sz w:val="24"/>
-          <w:szCs w:val="24"/>
-        </w:rPr>
-        <w:t>2)   Application</w:t>
+          <w:sz w:val="26"/>
+          <w:szCs w:val="26"/>
+        </w:rPr>
+        <w:t>B.   Application</w:t>
       </w:r>
     </w:p>
     <w:p>
       <w:pPr>
         <w:pStyle w:val="BodyText"/>
         <w:jc w:val="left"/>
-        <w:spacing w:after="120"/>
+        <w:spacing w:after="200"/>
       </w:pPr>
       <w:r>
         <w:rPr>
@@ -18611,7 +18617,7 @@
       <w:pPr>
         <w:pStyle w:val="Heading3"/>
         <w:jc w:val="left"/>
-        <w:spacing w:before="200" w:after="120"/>
+        <w:spacing w:after="200"/>
       </w:pPr>
       <w:r>
         <w:rPr>
@@ -18619,17 +18625,17 @@
           <w:bCs/>
           <w:rFonts w:ascii="Bricolage Grotesque" w:hAnsi="Bricolage Grotesque" w:eastAsia="Bricolage Grotesque" w:cs="Bricolage Grotesque"/>
           <w:color w:val="000000"/>
-          <w:sz w:val="24"/>
-          <w:szCs w:val="24"/>
-        </w:rPr>
-        <w:t>3)   Action Against the Insurer</w:t>
+          <w:sz w:val="26"/>
+          <w:szCs w:val="26"/>
+        </w:rPr>
+        <w:t>C.   Action Against the Insurer</w:t>
       </w:r>
     </w:p>
     <w:p>
       <w:pPr>
         <w:pStyle w:val="BodyText"/>
         <w:jc w:val="left"/>
-        <w:spacing w:after="120"/>
+        <w:spacing w:after="200"/>
         <w:numPr>
           <w:ilvl w:val="1"/>
           <w:numId w:val="9008"/>
@@ -18749,7 +18755,7 @@
       <w:pPr>
         <w:pStyle w:val="BodyText"/>
         <w:jc w:val="left"/>
-        <w:spacing w:after="120"/>
+        <w:spacing w:after="200"/>
         <w:numPr>
           <w:ilvl w:val="1"/>
           <w:numId w:val="9008"/>
@@ -18891,7 +18897,7 @@
       <w:pPr>
         <w:pStyle w:val="Heading3"/>
         <w:jc w:val="left"/>
-        <w:spacing w:before="200" w:after="120"/>
+        <w:spacing w:after="200"/>
       </w:pPr>
       <w:r>
         <w:rPr>
@@ -18899,17 +18905,17 @@
           <w:bCs/>
           <w:rFonts w:ascii="Bricolage Grotesque" w:hAnsi="Bricolage Grotesque" w:eastAsia="Bricolage Grotesque" w:cs="Bricolage Grotesque"/>
           <w:color w:val="000000"/>
-          <w:sz w:val="24"/>
-          <w:szCs w:val="24"/>
-        </w:rPr>
-        <w:t>4)   Conversion to Run-Off Coverage</w:t>
+          <w:sz w:val="26"/>
+          <w:szCs w:val="26"/>
+        </w:rPr>
+        <w:t>D.   Conversion to Run-Off Coverage</w:t>
       </w:r>
     </w:p>
     <w:p>
       <w:pPr>
         <w:pStyle w:val="BodyText"/>
         <w:jc w:val="left"/>
-        <w:spacing w:after="120"/>
+        <w:spacing w:after="200"/>
       </w:pPr>
       <w:r>
         <w:rPr>
@@ -19025,7 +19031,7 @@
       <w:pPr>
         <w:pStyle w:val="BodyText"/>
         <w:jc w:val="left"/>
-        <w:spacing w:after="120"/>
+        <w:spacing w:after="200"/>
         <w:numPr>
           <w:ilvl w:val="1"/>
           <w:numId w:val="9008"/>
@@ -19065,7 +19071,7 @@
       <w:pPr>
         <w:pStyle w:val="BodyText"/>
         <w:jc w:val="left"/>
-        <w:spacing w:after="120"/>
+        <w:spacing w:after="200"/>
         <w:numPr>
           <w:ilvl w:val="1"/>
           <w:numId w:val="9008"/>
@@ -19085,7 +19091,7 @@
       <w:pPr>
         <w:pStyle w:val="BodyText"/>
         <w:jc w:val="left"/>
-        <w:spacing w:after="120"/>
+        <w:spacing w:after="200"/>
         <w:numPr>
           <w:ilvl w:val="1"/>
           <w:numId w:val="9008"/>
@@ -19106,7 +19112,7 @@
       <w:pPr>
         <w:pStyle w:val="Heading3"/>
         <w:jc w:val="left"/>
-        <w:spacing w:before="200" w:after="120"/>
+        <w:spacing w:after="200"/>
       </w:pPr>
       <w:r>
         <w:rPr>
@@ -19114,17 +19120,17 @@
           <w:bCs/>
           <w:rFonts w:ascii="Bricolage Grotesque" w:hAnsi="Bricolage Grotesque" w:eastAsia="Bricolage Grotesque" w:cs="Bricolage Grotesque"/>
           <w:color w:val="000000"/>
-          <w:sz w:val="24"/>
-          <w:szCs w:val="24"/>
-        </w:rPr>
-        <w:t>5)   Outside Entity and Joint Venture Provision</w:t>
+          <w:sz w:val="26"/>
+          <w:szCs w:val="26"/>
+        </w:rPr>
+        <w:t>E.   Outside Entity and Joint Venture Provision</w:t>
       </w:r>
     </w:p>
     <w:p>
       <w:pPr>
         <w:pStyle w:val="BodyText"/>
         <w:jc w:val="left"/>
-        <w:spacing w:after="120"/>
+        <w:spacing w:after="200"/>
       </w:pPr>
       <w:r>
         <w:rPr>
@@ -19301,7 +19307,7 @@
       <w:pPr>
         <w:pStyle w:val="Heading3"/>
         <w:jc w:val="left"/>
-        <w:spacing w:before="200" w:after="120"/>
+        <w:spacing w:after="200"/>
       </w:pPr>
       <w:r>
         <w:rPr>
@@ -19309,17 +19315,17 @@
           <w:bCs/>
           <w:rFonts w:ascii="Bricolage Grotesque" w:hAnsi="Bricolage Grotesque" w:eastAsia="Bricolage Grotesque" w:cs="Bricolage Grotesque"/>
           <w:color w:val="000000"/>
-          <w:sz w:val="24"/>
-          <w:szCs w:val="24"/>
-        </w:rPr>
-        <w:t>6)   Other Insurance</w:t>
+          <w:sz w:val="26"/>
+          <w:szCs w:val="26"/>
+        </w:rPr>
+        <w:t>F.   Other Insurance</w:t>
       </w:r>
     </w:p>
     <w:p>
       <w:pPr>
         <w:pStyle w:val="BodyText"/>
         <w:jc w:val="left"/>
-        <w:spacing w:after="120"/>
+        <w:spacing w:after="200"/>
       </w:pPr>
       <w:r>
         <w:rPr>
@@ -19336,7 +19342,7 @@
       <w:pPr>
         <w:pStyle w:val="Heading3"/>
         <w:jc w:val="left"/>
-        <w:spacing w:before="200" w:after="120"/>
+        <w:spacing w:after="200"/>
       </w:pPr>
       <w:r>
         <w:rPr>
@@ -19344,17 +19350,17 @@
           <w:bCs/>
           <w:rFonts w:ascii="Bricolage Grotesque" w:hAnsi="Bricolage Grotesque" w:eastAsia="Bricolage Grotesque" w:cs="Bricolage Grotesque"/>
           <w:color w:val="000000"/>
-          <w:sz w:val="24"/>
-          <w:szCs w:val="24"/>
-        </w:rPr>
-        <w:t>7)   Coverage Extensions</w:t>
+          <w:sz w:val="26"/>
+          <w:szCs w:val="26"/>
+        </w:rPr>
+        <w:t>G.   Coverage Extensions</w:t>
       </w:r>
     </w:p>
     <w:p>
       <w:pPr>
         <w:pStyle w:val="BodyText"/>
         <w:jc w:val="left"/>
-        <w:spacing w:after="120"/>
+        <w:spacing w:after="200"/>
         <w:numPr>
           <w:ilvl w:val="1"/>
           <w:numId w:val="9008"/>
@@ -19495,7 +19501,7 @@
       <w:pPr>
         <w:pStyle w:val="BodyText"/>
         <w:jc w:val="left"/>
-        <w:spacing w:after="120"/>
+        <w:spacing w:after="200"/>
         <w:numPr>
           <w:ilvl w:val="1"/>
           <w:numId w:val="9008"/>
@@ -19595,7 +19601,7 @@
       <w:pPr>
         <w:pStyle w:val="BodyText"/>
         <w:jc w:val="left"/>
-        <w:spacing w:after="120"/>
+        <w:spacing w:after="200"/>
         <w:numPr>
           <w:ilvl w:val="1"/>
           <w:numId w:val="9008"/>
@@ -19756,7 +19762,7 @@
       <w:pPr>
         <w:pStyle w:val="Heading3"/>
         <w:jc w:val="left"/>
-        <w:spacing w:before="200" w:after="120"/>
+        <w:spacing w:after="200"/>
       </w:pPr>
       <w:r>
         <w:rPr>
@@ -19764,17 +19770,17 @@
           <w:bCs/>
           <w:rFonts w:ascii="Bricolage Grotesque" w:hAnsi="Bricolage Grotesque" w:eastAsia="Bricolage Grotesque" w:cs="Bricolage Grotesque"/>
           <w:color w:val="000000"/>
-          <w:sz w:val="24"/>
-          <w:szCs w:val="24"/>
-        </w:rPr>
-        <w:t>8)   Priority of Payments</w:t>
+          <w:sz w:val="26"/>
+          <w:szCs w:val="26"/>
+        </w:rPr>
+        <w:t>H.   Priority of Payments</w:t>
       </w:r>
     </w:p>
     <w:p>
       <w:pPr>
         <w:pStyle w:val="BodyText"/>
         <w:jc w:val="left"/>
-        <w:spacing w:after="120"/>
+        <w:spacing w:after="200"/>
         <w:numPr>
           <w:ilvl w:val="1"/>
           <w:numId w:val="9008"/>
@@ -19874,7 +19880,7 @@
       <w:pPr>
         <w:pStyle w:val="BodyText"/>
         <w:jc w:val="left"/>
-        <w:spacing w:after="120"/>
+        <w:spacing w:after="200"/>
         <w:numPr>
           <w:ilvl w:val="2"/>
           <w:numId w:val="9008"/>
@@ -19914,7 +19920,7 @@
       <w:pPr>
         <w:pStyle w:val="BodyText"/>
         <w:jc w:val="left"/>
-        <w:spacing w:after="120"/>
+        <w:spacing w:after="200"/>
         <w:numPr>
           <w:ilvl w:val="2"/>
           <w:numId w:val="9008"/>
@@ -19955,7 +19961,7 @@
       <w:pPr>
         <w:pStyle w:val="Heading3"/>
         <w:jc w:val="left"/>
-        <w:spacing w:before="200" w:after="120"/>
+        <w:spacing w:after="200"/>
       </w:pPr>
       <w:r>
         <w:rPr>
@@ -19963,17 +19969,17 @@
           <w:bCs/>
           <w:rFonts w:ascii="Bricolage Grotesque" w:hAnsi="Bricolage Grotesque" w:eastAsia="Bricolage Grotesque" w:cs="Bricolage Grotesque"/>
           <w:color w:val="000000"/>
-          <w:sz w:val="24"/>
-          <w:szCs w:val="24"/>
-        </w:rPr>
-        <w:t>9)   Subrogation</w:t>
+          <w:sz w:val="26"/>
+          <w:szCs w:val="26"/>
+        </w:rPr>
+        <w:t>I.   Subrogation</w:t>
       </w:r>
     </w:p>
     <w:p>
       <w:pPr>
         <w:pStyle w:val="BodyText"/>
         <w:jc w:val="left"/>
-        <w:spacing w:after="120"/>
+        <w:spacing w:after="200"/>
       </w:pPr>
       <w:r>
         <w:rPr>
@@ -20300,7 +20306,7 @@
       <w:pPr>
         <w:pStyle w:val="Heading3"/>
         <w:jc w:val="left"/>
-        <w:spacing w:before="200" w:after="120"/>
+        <w:spacing w:after="200"/>
       </w:pPr>
       <w:r>
         <w:rPr>
@@ -20308,17 +20314,17 @@
           <w:bCs/>
           <w:rFonts w:ascii="Bricolage Grotesque" w:hAnsi="Bricolage Grotesque" w:eastAsia="Bricolage Grotesque" w:cs="Bricolage Grotesque"/>
           <w:color w:val="000000"/>
-          <w:sz w:val="24"/>
-          <w:szCs w:val="24"/>
-        </w:rPr>
-        <w:t>10)   Choice of Law</w:t>
+          <w:sz w:val="26"/>
+          <w:szCs w:val="26"/>
+        </w:rPr>
+        <w:t>J.   Choice of Law</w:t>
       </w:r>
     </w:p>
     <w:p>
       <w:pPr>
         <w:pStyle w:val="BodyText"/>
         <w:jc w:val="left"/>
-        <w:spacing w:after="120"/>
+        <w:spacing w:after="200"/>
       </w:pPr>
       <w:r>
         <w:rPr>
@@ -20335,7 +20341,7 @@
       <w:pPr>
         <w:pStyle w:val="Heading3"/>
         <w:jc w:val="left"/>
-        <w:spacing w:before="200" w:after="120"/>
+        <w:spacing w:after="200"/>
       </w:pPr>
       <w:r>
         <w:rPr>
@@ -20343,17 +20349,17 @@
           <w:bCs/>
           <w:rFonts w:ascii="Bricolage Grotesque" w:hAnsi="Bricolage Grotesque" w:eastAsia="Bricolage Grotesque" w:cs="Bricolage Grotesque"/>
           <w:color w:val="000000"/>
-          <w:sz w:val="24"/>
-          <w:szCs w:val="24"/>
-        </w:rPr>
-        <w:t>11)   Assignment</w:t>
+          <w:sz w:val="26"/>
+          <w:szCs w:val="26"/>
+        </w:rPr>
+        <w:t>K.   Assignment</w:t>
       </w:r>
     </w:p>
     <w:p>
       <w:pPr>
         <w:pStyle w:val="BodyText"/>
         <w:jc w:val="left"/>
-        <w:spacing w:after="120"/>
+        <w:spacing w:after="200"/>
       </w:pPr>
       <w:r>
         <w:rPr>
@@ -20430,7 +20436,7 @@
       <w:pPr>
         <w:pStyle w:val="Heading3"/>
         <w:jc w:val="left"/>
-        <w:spacing w:before="200" w:after="120"/>
+        <w:spacing w:after="200"/>
       </w:pPr>
       <w:r>
         <w:rPr>
@@ -20438,17 +20444,17 @@
           <w:bCs/>
           <w:rFonts w:ascii="Bricolage Grotesque" w:hAnsi="Bricolage Grotesque" w:eastAsia="Bricolage Grotesque" w:cs="Bricolage Grotesque"/>
           <w:color w:val="000000"/>
-          <w:sz w:val="24"/>
-          <w:szCs w:val="24"/>
-        </w:rPr>
-        <w:t>12)   Organization Represents Insureds</w:t>
+          <w:sz w:val="26"/>
+          <w:szCs w:val="26"/>
+        </w:rPr>
+        <w:t>L.   Organization Represents Insureds</w:t>
       </w:r>
     </w:p>
     <w:p>
       <w:pPr>
         <w:pStyle w:val="BodyText"/>
         <w:jc w:val="left"/>
-        <w:spacing w:after="120"/>
+        <w:spacing w:after="200"/>
       </w:pPr>
       <w:r>
         <w:rPr>
@@ -20525,7 +20531,7 @@
       <w:pPr>
         <w:pStyle w:val="Heading3"/>
         <w:jc w:val="left"/>
-        <w:spacing w:before="200" w:after="120"/>
+        <w:spacing w:after="200"/>
       </w:pPr>
       <w:r>
         <w:rPr>
@@ -20533,17 +20539,17 @@
           <w:bCs/>
           <w:rFonts w:ascii="Bricolage Grotesque" w:hAnsi="Bricolage Grotesque" w:eastAsia="Bricolage Grotesque" w:cs="Bricolage Grotesque"/>
           <w:color w:val="000000"/>
-          <w:sz w:val="24"/>
-          <w:szCs w:val="24"/>
-        </w:rPr>
-        <w:t>13)   Representative of the Insurer</w:t>
+          <w:sz w:val="26"/>
+          <w:szCs w:val="26"/>
+        </w:rPr>
+        <w:t>M.   Representative of the Insurer</w:t>
       </w:r>
     </w:p>
     <w:p>
       <w:pPr>
         <w:pStyle w:val="BodyText"/>
         <w:jc w:val="left"/>
-        <w:spacing w:after="120"/>
+        <w:spacing w:after="200"/>
       </w:pPr>
       <w:r>
         <w:rPr>
@@ -20600,7 +20606,7 @@
       <w:pPr>
         <w:pStyle w:val="Heading3"/>
         <w:jc w:val="left"/>
-        <w:spacing w:before="200" w:after="120"/>
+        <w:spacing w:after="200"/>
       </w:pPr>
       <w:r>
         <w:rPr>
@@ -20608,17 +20614,17 @@
           <w:bCs/>
           <w:rFonts w:ascii="Bricolage Grotesque" w:hAnsi="Bricolage Grotesque" w:eastAsia="Bricolage Grotesque" w:cs="Bricolage Grotesque"/>
           <w:color w:val="000000"/>
-          <w:sz w:val="24"/>
-          <w:szCs w:val="24"/>
-        </w:rPr>
-        <w:t>14)   Bankruptcy</w:t>
+          <w:sz w:val="26"/>
+          <w:szCs w:val="26"/>
+        </w:rPr>
+        <w:t>N.   Bankruptcy</w:t>
       </w:r>
     </w:p>
     <w:p>
       <w:pPr>
         <w:pStyle w:val="BodyText"/>
         <w:jc w:val="left"/>
-        <w:spacing w:after="120"/>
+        <w:spacing w:after="200"/>
       </w:pPr>
       <w:r>
         <w:rPr>
@@ -20696,7 +20702,7 @@
       <w:pPr>
         <w:pStyle w:val="Heading3"/>
         <w:jc w:val="left"/>
-        <w:spacing w:before="200" w:after="120"/>
+        <w:spacing w:after="200"/>
       </w:pPr>
       <w:r>
         <w:rPr>
@@ -20704,17 +20710,17 @@
           <w:bCs/>
           <w:rFonts w:ascii="Bricolage Grotesque" w:hAnsi="Bricolage Grotesque" w:eastAsia="Bricolage Grotesque" w:cs="Bricolage Grotesque"/>
           <w:color w:val="000000"/>
-          <w:sz w:val="24"/>
-          <w:szCs w:val="24"/>
-        </w:rPr>
-        <w:t>15)   Conformity to Statute</w:t>
+          <w:sz w:val="26"/>
+          <w:szCs w:val="26"/>
+        </w:rPr>
+        <w:t>O.   Conformity to Statute</w:t>
       </w:r>
     </w:p>
     <w:p>
       <w:pPr>
         <w:pStyle w:val="BodyText"/>
         <w:jc w:val="left"/>
-        <w:spacing w:after="120"/>
+        <w:spacing w:after="200"/>
       </w:pPr>
       <w:r>
         <w:rPr>
@@ -20751,7 +20757,7 @@
       <w:pPr>
         <w:pStyle w:val="Heading3"/>
         <w:jc w:val="left"/>
-        <w:spacing w:before="200" w:after="120"/>
+        <w:spacing w:after="200"/>
       </w:pPr>
       <w:r>
         <w:rPr>
@@ -20759,17 +20765,17 @@
           <w:bCs/>
           <w:rFonts w:ascii="Bricolage Grotesque" w:hAnsi="Bricolage Grotesque" w:eastAsia="Bricolage Grotesque" w:cs="Bricolage Grotesque"/>
           <w:color w:val="000000"/>
-          <w:sz w:val="24"/>
-          <w:szCs w:val="24"/>
-        </w:rPr>
-        <w:t>16)   Headings</w:t>
+          <w:sz w:val="26"/>
+          <w:szCs w:val="26"/>
+        </w:rPr>
+        <w:t>P.   Headings</w:t>
       </w:r>
     </w:p>
     <w:p>
       <w:pPr>
         <w:pStyle w:val="BodyText"/>
         <w:jc w:val="left"/>
-        <w:spacing w:after="120"/>
+        <w:spacing w:after="200"/>
       </w:pPr>
       <w:r>
         <w:rPr>
@@ -20786,7 +20792,7 @@
       <w:pPr>
         <w:pStyle w:val="Heading3"/>
         <w:jc w:val="left"/>
-        <w:spacing w:before="200" w:after="120"/>
+        <w:spacing w:after="200"/>
       </w:pPr>
       <w:r>
         <w:rPr>
@@ -20794,17 +20800,17 @@
           <w:bCs/>
           <w:rFonts w:ascii="Bricolage Grotesque" w:hAnsi="Bricolage Grotesque" w:eastAsia="Bricolage Grotesque" w:cs="Bricolage Grotesque"/>
           <w:color w:val="000000"/>
-          <w:sz w:val="24"/>
-          <w:szCs w:val="24"/>
-        </w:rPr>
-        <w:t>17)   Entire Agreement</w:t>
+          <w:sz w:val="26"/>
+          <w:szCs w:val="26"/>
+        </w:rPr>
+        <w:t>Q.   Entire Agreement</w:t>
       </w:r>
     </w:p>
     <w:p>
       <w:pPr>
         <w:pStyle w:val="BodyText"/>
         <w:jc w:val="left"/>
-        <w:spacing w:after="120"/>
+        <w:spacing w:after="200"/>
       </w:pPr>
       <w:r>
         <w:rPr>
@@ -20901,7 +20907,7 @@
       <w:pPr>
         <w:pStyle w:val="Heading3"/>
         <w:jc w:val="left"/>
-        <w:spacing w:before="200" w:after="120"/>
+        <w:spacing w:after="200"/>
       </w:pPr>
       <w:r>
         <w:rPr>
@@ -20909,17 +20915,17 @@
           <w:bCs/>
           <w:rFonts w:ascii="Bricolage Grotesque" w:hAnsi="Bricolage Grotesque" w:eastAsia="Bricolage Grotesque" w:cs="Bricolage Grotesque"/>
           <w:color w:val="000000"/>
-          <w:sz w:val="24"/>
-          <w:szCs w:val="24"/>
-        </w:rPr>
-        <w:t>18)   Dispute Resolution</w:t>
+          <w:sz w:val="26"/>
+          <w:szCs w:val="26"/>
+        </w:rPr>
+        <w:t>R.   Dispute Resolution</w:t>
       </w:r>
     </w:p>
     <w:p>
       <w:pPr>
         <w:pStyle w:val="BodyText"/>
         <w:jc w:val="left"/>
-        <w:spacing w:after="120"/>
+        <w:spacing w:after="200"/>
       </w:pPr>
       <w:r>
         <w:rPr>
@@ -21096,7 +21102,7 @@
       <w:pPr>
         <w:pStyle w:val="Heading3"/>
         <w:jc w:val="left"/>
-        <w:spacing w:before="200" w:after="120"/>
+        <w:spacing w:after="200"/>
       </w:pPr>
       <w:r>
         <w:rPr>
@@ -21104,18 +21110,18 @@
           <w:bCs/>
           <w:rFonts w:ascii="Bricolage Grotesque" w:hAnsi="Bricolage Grotesque" w:eastAsia="Bricolage Grotesque" w:cs="Bricolage Grotesque"/>
           <w:color w:val="000000"/>
-          <w:sz w:val="24"/>
-          <w:szCs w:val="24"/>
+          <w:sz w:val="26"/>
+          <w:szCs w:val="26"/>
         </w:rPr>
         <w:lastRenderedPageBreak/>
-        <w:t>19)   Service of Suit</w:t>
+        <w:t>S.   Service of Suit</w:t>
       </w:r>
     </w:p>
     <w:p>
       <w:pPr>
         <w:pStyle w:val="BodyText"/>
         <w:jc w:val="left"/>
-        <w:spacing w:after="120"/>
+        <w:spacing w:after="200"/>
       </w:pPr>
       <w:r>
         <w:rPr>
@@ -21272,7 +21278,7 @@
       <w:pPr>
         <w:pStyle w:val="Heading3"/>
         <w:jc w:val="left"/>
-        <w:spacing w:before="200" w:after="120"/>
+        <w:spacing w:after="200"/>
       </w:pPr>
       <w:r>
         <w:rPr>
@@ -21280,17 +21286,17 @@
           <w:bCs/>
           <w:rFonts w:ascii="Bricolage Grotesque" w:hAnsi="Bricolage Grotesque" w:eastAsia="Bricolage Grotesque" w:cs="Bricolage Grotesque"/>
           <w:color w:val="000000"/>
-          <w:sz w:val="24"/>
-          <w:szCs w:val="24"/>
-        </w:rPr>
-        <w:t>20)   Related Wrongful Acts</w:t>
+          <w:sz w:val="26"/>
+          <w:szCs w:val="26"/>
+        </w:rPr>
+        <w:t>T.   Related Wrongful Acts</w:t>
       </w:r>
     </w:p>
     <w:p>
       <w:pPr>
         <w:pStyle w:val="BodyText"/>
         <w:jc w:val="left"/>
-        <w:spacing w:after="120"/>
+        <w:spacing w:after="200"/>
       </w:pPr>
       <w:r>
         <w:rPr>
@@ -21367,7 +21373,7 @@
       <w:pPr>
         <w:pStyle w:val="BodyText"/>
         <w:jc w:val="left"/>
-        <w:spacing w:after="120"/>
+        <w:spacing w:after="200"/>
       </w:pPr>
       <w:r>
         <w:rPr>
@@ -21385,7 +21391,7 @@
       <w:pPr>
         <w:pStyle w:val="BodyText"/>
         <w:jc w:val="left"/>
-        <w:spacing w:after="120"/>
+        <w:spacing w:after="200"/>
       </w:pPr>
       <w:r>
         <w:rPr>
@@ -21404,7 +21410,7 @@
       <w:pPr>
         <w:pStyle w:val="BodyText"/>
         <w:jc w:val="left"/>
-        <w:spacing w:after="120"/>
+        <w:spacing w:after="200"/>
       </w:pPr>
       <w:r>
         <w:rPr>
@@ -21422,7 +21428,7 @@
       <w:pgSz w:w="12240" w:h="15840"/>
       <w:cols w:space="720"/>
       <w:docGrid w:linePitch="360"/>
-      <w:pgMar w:top="1008" w:bottom="1008" w:left="1440" w:right="1440" w:header="504" w:footer="720" w:gutter="0"/>
+      <w:pgMar w:top="1440" w:bottom="1440" w:left="1440" w:right="1440" w:header="720" w:footer="720" w:gutter="0"/>
     </w:sectPr>
   </w:body>
 </w:document>
@@ -21617,147 +21623,84 @@
     <w:multiLevelType w:val="multilevel"/>
     <w:lvl w:ilvl="0">
       <w:start w:val="1"/>
-      <w:numFmt w:val="decimal"/>
-      <w:suff w:val="space"/>
-      <w:lvlText w:val="%1)"/>
+      <w:numFmt w:val="upperLetter"/>
+      <w:lvlText w:val="%1."/>
       <w:lvlJc w:val="left"/>
       <w:pPr>
         <w:ind w:left="720" w:hanging="360"/>
       </w:pPr>
-      <w:rPr>
-        <w:rFonts w:ascii="Inter" w:hAnsi="Inter" w:cs="Inter" w:eastAsia="Inter"/>
-        <w:color w:val="000000"/>
-        <w:sz w:val="22"/>
-        <w:szCs w:val="22"/>
-      </w:rPr>
     </w:lvl>
     <w:lvl w:ilvl="1">
       <w:start w:val="1"/>
-      <w:numFmt w:val="lowerLetter"/>
-      <w:suff w:val="space"/>
-      <w:lvlText w:val="%2)"/>
+      <w:numFmt w:val="decimal"/>
+      <w:lvlText w:val="%2."/>
       <w:lvlJc w:val="left"/>
       <w:pPr>
         <w:ind w:left="1440" w:hanging="360"/>
       </w:pPr>
-      <w:rPr>
-        <w:rFonts w:ascii="Inter" w:hAnsi="Inter" w:cs="Inter" w:eastAsia="Inter"/>
-        <w:color w:val="000000"/>
-        <w:sz w:val="22"/>
-        <w:szCs w:val="22"/>
-      </w:rPr>
     </w:lvl>
     <w:lvl w:ilvl="2">
       <w:start w:val="1"/>
-      <w:numFmt w:val="lowerRoman"/>
-      <w:suff w:val="space"/>
-      <w:lvlText w:val="%3)"/>
+      <w:numFmt w:val="lowerLetter"/>
+      <w:lvlText w:val="%3."/>
       <w:lvlJc w:val="left"/>
       <w:pPr>
         <w:ind w:left="2160" w:hanging="360"/>
       </w:pPr>
-      <w:rPr>
-        <w:rFonts w:ascii="Inter" w:hAnsi="Inter" w:cs="Inter" w:eastAsia="Inter"/>
-        <w:color w:val="000000"/>
-        <w:sz w:val="22"/>
-        <w:szCs w:val="22"/>
-      </w:rPr>
     </w:lvl>
     <w:lvl w:ilvl="3">
       <w:start w:val="1"/>
       <w:numFmt w:val="decimal"/>
-      <w:suff w:val="space"/>
-      <w:lvlText w:val="(%4)"/>
+      <w:lvlText w:val="%4."/>
       <w:lvlJc w:val="left"/>
       <w:pPr>
         <w:ind w:left="2880" w:hanging="360"/>
       </w:pPr>
-      <w:rPr>
-        <w:rFonts w:ascii="Inter" w:hAnsi="Inter" w:cs="Inter" w:eastAsia="Inter"/>
-        <w:color w:val="000000"/>
-        <w:sz w:val="22"/>
-        <w:szCs w:val="22"/>
-      </w:rPr>
     </w:lvl>
     <w:lvl w:ilvl="4">
       <w:start w:val="1"/>
       <w:numFmt w:val="lowerLetter"/>
-      <w:suff w:val="space"/>
-      <w:lvlText w:val="(%5)"/>
+      <w:lvlText w:val="%5."/>
       <w:lvlJc w:val="left"/>
       <w:pPr>
         <w:ind w:left="3600" w:hanging="360"/>
       </w:pPr>
-      <w:rPr>
-        <w:rFonts w:ascii="Inter" w:hAnsi="Inter" w:cs="Inter" w:eastAsia="Inter"/>
-        <w:color w:val="000000"/>
-        <w:sz w:val="22"/>
-        <w:szCs w:val="22"/>
-      </w:rPr>
     </w:lvl>
     <w:lvl w:ilvl="5">
       <w:start w:val="1"/>
       <w:numFmt w:val="lowerRoman"/>
-      <w:suff w:val="space"/>
-      <w:lvlText w:val="(%6)"/>
+      <w:lvlText w:val="%6."/>
       <w:lvlJc w:val="left"/>
       <w:pPr>
         <w:ind w:left="4320" w:hanging="360"/>
       </w:pPr>
-      <w:rPr>
-        <w:rFonts w:ascii="Inter" w:hAnsi="Inter" w:cs="Inter" w:eastAsia="Inter"/>
-        <w:color w:val="000000"/>
-        <w:sz w:val="22"/>
-        <w:szCs w:val="22"/>
-      </w:rPr>
     </w:lvl>
     <w:lvl w:ilvl="6">
       <w:start w:val="1"/>
       <w:numFmt w:val="decimal"/>
-      <w:suff w:val="space"/>
-      <w:lvlText w:val="%7)"/>
+      <w:lvlText w:val="%7."/>
       <w:lvlJc w:val="left"/>
       <w:pPr>
         <w:ind w:left="5040" w:hanging="360"/>
       </w:pPr>
-      <w:rPr>
-        <w:rFonts w:ascii="Inter" w:hAnsi="Inter" w:cs="Inter" w:eastAsia="Inter"/>
-        <w:color w:val="000000"/>
-        <w:sz w:val="22"/>
-        <w:szCs w:val="22"/>
-      </w:rPr>
     </w:lvl>
     <w:lvl w:ilvl="7">
       <w:start w:val="1"/>
       <w:numFmt w:val="lowerLetter"/>
-      <w:suff w:val="space"/>
-      <w:lvlText w:val="%8)"/>
+      <w:lvlText w:val="%8."/>
       <w:lvlJc w:val="left"/>
       <w:pPr>
         <w:ind w:left="5760" w:hanging="360"/>
       </w:pPr>
-      <w:rPr>
-        <w:rFonts w:ascii="Inter" w:hAnsi="Inter" w:cs="Inter" w:eastAsia="Inter"/>
-        <w:color w:val="000000"/>
-        <w:sz w:val="22"/>
-        <w:szCs w:val="22"/>
-      </w:rPr>
     </w:lvl>
     <w:lvl w:ilvl="8">
       <w:start w:val="1"/>
       <w:numFmt w:val="lowerRoman"/>
-      <w:suff w:val="space"/>
-      <w:lvlText w:val="%9)"/>
+      <w:lvlText w:val="%9."/>
       <w:lvlJc w:val="left"/>
       <w:pPr>
         <w:ind w:left="6480" w:hanging="360"/>
       </w:pPr>
-      <w:rPr>
-        <w:rFonts w:ascii="Inter" w:hAnsi="Inter" w:cs="Inter" w:eastAsia="Inter"/>
-        <w:color w:val="000000"/>
-        <w:sz w:val="22"/>
-        <w:szCs w:val="22"/>
-      </w:rPr>
     </w:lvl>
   </w:abstractNum>
   <w:num w:numId="9000">
@@ -22038,10 +21981,11 @@
   <w:docDefaults>
     <w:rPrDefault>
       <w:rPr>
-        <w:rFonts w:ascii="Arial" w:eastAsia="Arial" w:hAnsi="Arial" w:cs="Arial"/>
-        <w:sz w:val="24"/>
-        <w:szCs w:val="24"/>
         <w:lang w:val="en-AU" w:eastAsia="en-GB" w:bidi="ar-SA"/>
+        <w:rFonts w:ascii="Inter" w:hAnsi="Inter" w:eastAsia="Inter" w:cs="Inter"/>
+        <w:sz w:val="22"/>
+        <w:szCs w:val="22"/>
+        <w:color w:val="000000"/>
       </w:rPr>
     </w:rPrDefault>
     <w:pPrDefault/>
@@ -22443,17 +22387,23 @@
   </w:style>
   <w:style w:type="paragraph" w:styleId="Heading2">
     <w:name w:val="heading 2"/>
+    <w:basedOn w:val="Normal"/>
+    <w:next w:val="Normal"/>
     <w:uiPriority w:val="9"/>
     <w:semiHidden/>
     <w:unhideWhenUsed/>
     <w:qFormat/>
     <w:pPr>
-      <w:outlineLvl w:val="1"/>
+      <w:spacing w:before="320" w:after="160"/>
+      <w:jc w:val="left"/>
     </w:pPr>
     <w:rPr>
-      <w:color w:val="2E74B5"/>
-      <w:sz w:val="26"/>
-      <w:szCs w:val="26"/>
+      <w:rFonts w:ascii="Bricolage Grotesque" w:hAnsi="Bricolage Grotesque" w:eastAsia="Bricolage Grotesque" w:cs="Bricolage Grotesque"/>
+      <w:b/>
+      <w:bCs/>
+      <w:color w:val="000000"/>
+      <w:sz w:val="28"/>
+      <w:szCs w:val="28"/>
     </w:rPr>
   </w:style>
   <w:style w:type="paragraph" w:styleId="Heading3">

--- a/tests/golden/seic_do_original_formatted.docx
+++ b/tests/golden/seic_do_original_formatted.docx
@@ -103,8 +103,8 @@
           <w:bCs/>
           <w:rFonts w:ascii="Inter" w:hAnsi="Inter" w:eastAsia="Inter" w:cs="Inter"/>
           <w:color w:val="000000"/>
-          <w:sz w:val="22"/>
-          <w:szCs w:val="22"/>
+          <w:sz w:val="26"/>
+          <w:szCs w:val="26"/>
         </w:rPr>
         <w:t xml:space="preserve">This policy is issued by Sports and Entertainment Insurance Company, Inc., an association captive insurance company. This captive insurer is not subject to </w:t>
       </w:r>
@@ -115,8 +115,8 @@
           <w:bCs/>
           <w:rFonts w:ascii="Inter" w:hAnsi="Inter" w:eastAsia="Inter" w:cs="Inter"/>
           <w:color w:val="000000"/>
-          <w:sz w:val="22"/>
-          <w:szCs w:val="22"/>
+          <w:sz w:val="26"/>
+          <w:szCs w:val="26"/>
         </w:rPr>
         <w:t>all of</w:t>
       </w:r>
@@ -127,8 +127,8 @@
           <w:bCs/>
           <w:rFonts w:ascii="Inter" w:hAnsi="Inter" w:eastAsia="Inter" w:cs="Inter"/>
           <w:color w:val="000000"/>
-          <w:sz w:val="22"/>
-          <w:szCs w:val="22"/>
+          <w:sz w:val="26"/>
+          <w:szCs w:val="26"/>
         </w:rPr>
         <w:t xml:space="preserve"> the insurance laws and regulations of your state. State insurance insolvency guaranty funds are not available for this captive insurer.</w:t>
       </w:r>
@@ -146,8 +146,8 @@
           <w:bCs/>
           <w:rFonts w:ascii="Inter" w:hAnsi="Inter" w:eastAsia="Inter" w:cs="Inter"/>
           <w:color w:val="000000"/>
-          <w:sz w:val="22"/>
-          <w:szCs w:val="22"/>
+          <w:sz w:val="26"/>
+          <w:szCs w:val="26"/>
         </w:rPr>
         <w:t xml:space="preserve">THIS IS A “CLAIMS-MADE” LIABILITY COVERAGE FORM. It provides coverage for Claims first made against an Insured during the Policy Period (or any applicable Extended Reporting Period). </w:t>
       </w:r>
@@ -158,8 +158,8 @@
           <w:bCs/>
           <w:rFonts w:ascii="Inter" w:hAnsi="Inter" w:eastAsia="Inter" w:cs="Inter"/>
           <w:color w:val="000000"/>
-          <w:sz w:val="22"/>
-          <w:szCs w:val="22"/>
+          <w:sz w:val="26"/>
+          <w:szCs w:val="26"/>
         </w:rPr>
         <w:t>Defense</w:t>
       </w:r>
@@ -170,16 +170,15 @@
           <w:bCs/>
           <w:rFonts w:ascii="Inter" w:hAnsi="Inter" w:eastAsia="Inter" w:cs="Inter"/>
           <w:color w:val="000000"/>
-          <w:sz w:val="22"/>
-          <w:szCs w:val="22"/>
+          <w:sz w:val="26"/>
+          <w:szCs w:val="26"/>
         </w:rPr>
         <w:t xml:space="preserve"> Costs reduce the Limit of Liability (unless otherwise stated) and may be applied against the Retention. Please read the entire Policy carefully.</w:t>
       </w:r>
-    </w:p>
-    <w:p/>
-    <w:p/>
-    <w:p/>
-    <w:p/>
+      <w:r>
+        <w:br w:type="page"/>
+      </w:r>
+    </w:p>
     <w:p>
       <w:pPr>
         <w:pStyle w:val="BodyText"/>

--- a/tests/golden/seic_do_original_formatted.docx
+++ b/tests/golden/seic_do_original_formatted.docx
@@ -21650,7 +21650,7 @@
     <w:lvl w:ilvl="3">
       <w:start w:val="1"/>
       <w:numFmt w:val="decimal"/>
-      <w:lvlText w:val="%4."/>
+      <w:lvlText w:val="(%4)"/>
       <w:lvlJc w:val="left"/>
       <w:pPr>
         <w:ind w:left="2880" w:hanging="360"/>
@@ -21659,7 +21659,7 @@
     <w:lvl w:ilvl="4">
       <w:start w:val="1"/>
       <w:numFmt w:val="lowerLetter"/>
-      <w:lvlText w:val="%5."/>
+      <w:lvlText w:val="(%5)"/>
       <w:lvlJc w:val="left"/>
       <w:pPr>
         <w:ind w:left="3600" w:hanging="360"/>
@@ -21668,7 +21668,7 @@
     <w:lvl w:ilvl="5">
       <w:start w:val="1"/>
       <w:numFmt w:val="lowerRoman"/>
-      <w:lvlText w:val="%6."/>
+      <w:lvlText w:val="(%6)"/>
       <w:lvlJc w:val="left"/>
       <w:pPr>
         <w:ind w:left="4320" w:hanging="360"/>

--- a/tests/golden/seic_do_original_formatted.docx
+++ b/tests/golden/seic_do_original_formatted.docx
@@ -6877,7 +6877,10 @@
         <w:pStyle w:val="BodyText"/>
         <w:jc w:val="left"/>
         <w:spacing w:after="200"/>
-        <w:ind w:left="720"/>
+        <w:numPr>
+          <w:ilvl w:val="0"/>
+          <w:numId w:val="9002"/>
+        </w:numPr>
       </w:pPr>
       <w:proofErr w:type="gramStart"/>
       <w:r>
@@ -6890,7 +6893,6 @@
           <w:szCs w:val="22"/>
         </w:rPr>
         <w:lastRenderedPageBreak/>
-        <w:t>AA. </w:t>
       </w:r>
       <w:r>
         <w:rPr>
@@ -6940,19 +6942,11 @@
         <w:pStyle w:val="BodyText"/>
         <w:jc w:val="left"/>
         <w:spacing w:after="200"/>
-        <w:ind w:left="720"/>
-      </w:pPr>
-      <w:r>
-        <w:rPr>
-          <w:b/>
-          <w:bCs/>
-          <w:rFonts w:ascii="Inter" w:hAnsi="Inter" w:eastAsia="Inter" w:cs="Inter"/>
-          <w:color w:val="000000"/>
-          <w:sz w:val="22"/>
-          <w:szCs w:val="22"/>
-        </w:rPr>
-        <w:t>AB. </w:t>
-      </w:r>
+        <w:numPr>
+          <w:ilvl w:val="0"/>
+          <w:numId w:val="9002"/>
+        </w:numPr>
+      </w:pPr>
       <w:r>
         <w:rPr>
           <w:rFonts w:ascii="Inter" w:hAnsi="Inter" w:eastAsia="Inter" w:cs="Inter"/>
@@ -7069,20 +7063,12 @@
         <w:pStyle w:val="BodyText"/>
         <w:jc w:val="left"/>
         <w:spacing w:after="200"/>
-        <w:ind w:left="720"/>
+        <w:numPr>
+          <w:ilvl w:val="0"/>
+          <w:numId w:val="9002"/>
+        </w:numPr>
       </w:pPr>
       <w:proofErr w:type="gramStart"/>
-      <w:r>
-        <w:rPr>
-          <w:b/>
-          <w:bCs/>
-          <w:rFonts w:ascii="Inter" w:hAnsi="Inter" w:eastAsia="Inter" w:cs="Inter"/>
-          <w:color w:val="000000"/>
-          <w:sz w:val="22"/>
-          <w:szCs w:val="22"/>
-        </w:rPr>
-        <w:t>AC. </w:t>
-      </w:r>
       <w:r>
         <w:rPr>
           <w:rFonts w:ascii="Inter" w:hAnsi="Inter" w:eastAsia="Inter" w:cs="Inter"/>
@@ -7331,19 +7317,11 @@
         <w:pStyle w:val="BodyText"/>
         <w:jc w:val="left"/>
         <w:spacing w:after="200"/>
-        <w:ind w:left="1440"/>
-      </w:pPr>
-      <w:r>
-        <w:rPr>
-          <w:b/>
-          <w:bCs/>
-          <w:rFonts w:ascii="Inter" w:hAnsi="Inter" w:eastAsia="Inter" w:cs="Inter"/>
-          <w:color w:val="000000"/>
-          <w:sz w:val="22"/>
-          <w:szCs w:val="22"/>
-        </w:rPr>
-        <w:t>AD. </w:t>
-      </w:r>
+        <w:numPr>
+          <w:ilvl w:val="0"/>
+          <w:numId w:val="9002"/>
+        </w:numPr>
+      </w:pPr>
       <w:r>
         <w:rPr>
           <w:rFonts w:ascii="Inter" w:hAnsi="Inter" w:eastAsia="Inter" w:cs="Inter"/>
@@ -7400,22 +7378,14 @@
         <w:pStyle w:val="BodyText"/>
         <w:jc w:val="left"/>
         <w:spacing w:after="200"/>
-        <w:ind w:left="1440"/>
+        <w:numPr>
+          <w:ilvl w:val="0"/>
+          <w:numId w:val="9002"/>
+        </w:numPr>
       </w:pPr>
       <w:proofErr w:type="gramStart"/>
       <w:r>
         <w:rPr>
-          <w:b/>
-          <w:bCs/>
-          <w:rFonts w:ascii="Inter" w:hAnsi="Inter" w:eastAsia="Inter" w:cs="Inter"/>
-          <w:color w:val="000000"/>
-          <w:sz w:val="22"/>
-          <w:szCs w:val="22"/>
-        </w:rPr>
-        <w:t>AE. </w:t>
-      </w:r>
-      <w:r>
-        <w:rPr>
           <w:rFonts w:ascii="Inter" w:hAnsi="Inter" w:eastAsia="Inter" w:cs="Inter"/>
           <w:color w:val="000000"/>
           <w:sz w:val="22"/>
@@ -7502,19 +7472,11 @@
         <w:pStyle w:val="BodyText"/>
         <w:jc w:val="left"/>
         <w:spacing w:after="200"/>
-        <w:ind w:left="1440"/>
-      </w:pPr>
-      <w:r>
-        <w:rPr>
-          <w:b/>
-          <w:bCs/>
-          <w:rFonts w:ascii="Inter" w:hAnsi="Inter" w:eastAsia="Inter" w:cs="Inter"/>
-          <w:color w:val="000000"/>
-          <w:sz w:val="22"/>
-          <w:szCs w:val="22"/>
-        </w:rPr>
-        <w:t>AF. </w:t>
-      </w:r>
+        <w:numPr>
+          <w:ilvl w:val="0"/>
+          <w:numId w:val="9002"/>
+        </w:numPr>
+      </w:pPr>
       <w:r>
         <w:rPr>
           <w:rFonts w:ascii="Inter" w:hAnsi="Inter" w:eastAsia="Inter" w:cs="Inter"/>
@@ -7615,20 +7577,12 @@
         <w:pStyle w:val="BodyText"/>
         <w:jc w:val="left"/>
         <w:spacing w:after="200"/>
-        <w:ind w:left="1440"/>
+        <w:numPr>
+          <w:ilvl w:val="0"/>
+          <w:numId w:val="9002"/>
+        </w:numPr>
       </w:pPr>
       <w:proofErr w:type="gramStart"/>
-      <w:r>
-        <w:rPr>
-          <w:b/>
-          <w:bCs/>
-          <w:rFonts w:ascii="Inter" w:hAnsi="Inter" w:eastAsia="Inter" w:cs="Inter"/>
-          <w:color w:val="000000"/>
-          <w:sz w:val="22"/>
-          <w:szCs w:val="22"/>
-        </w:rPr>
-        <w:t>AG. </w:t>
-      </w:r>
       <w:r>
         <w:rPr>
           <w:rFonts w:ascii="Inter" w:hAnsi="Inter" w:eastAsia="Inter" w:cs="Inter"/>
@@ -8294,20 +8248,12 @@
         <w:pStyle w:val="BodyText"/>
         <w:jc w:val="left"/>
         <w:spacing w:after="200"/>
-        <w:ind w:left="1440"/>
+        <w:numPr>
+          <w:ilvl w:val="0"/>
+          <w:numId w:val="9002"/>
+        </w:numPr>
       </w:pPr>
       <w:proofErr w:type="gramStart"/>
-      <w:r>
-        <w:rPr>
-          <w:b/>
-          <w:bCs/>
-          <w:rFonts w:ascii="Inter" w:hAnsi="Inter" w:eastAsia="Inter" w:cs="Inter"/>
-          <w:color w:val="000000"/>
-          <w:sz w:val="22"/>
-          <w:szCs w:val="22"/>
-        </w:rPr>
-        <w:t>AH. </w:t>
-      </w:r>
       <w:r>
         <w:rPr>
           <w:rFonts w:ascii="Inter" w:hAnsi="Inter" w:eastAsia="Inter" w:cs="Inter"/>
@@ -8426,20 +8372,12 @@
         <w:pStyle w:val="BodyText"/>
         <w:jc w:val="left"/>
         <w:spacing w:after="200"/>
-        <w:ind w:left="1440"/>
+        <w:numPr>
+          <w:ilvl w:val="0"/>
+          <w:numId w:val="9002"/>
+        </w:numPr>
       </w:pPr>
       <w:proofErr w:type="gramStart"/>
-      <w:r>
-        <w:rPr>
-          <w:b/>
-          <w:bCs/>
-          <w:rFonts w:ascii="Inter" w:hAnsi="Inter" w:eastAsia="Inter" w:cs="Inter"/>
-          <w:color w:val="000000"/>
-          <w:sz w:val="22"/>
-          <w:szCs w:val="22"/>
-        </w:rPr>
-        <w:t>AI. </w:t>
-      </w:r>
       <w:r>
         <w:rPr>
           <w:rFonts w:ascii="Inter" w:hAnsi="Inter" w:eastAsia="Inter" w:cs="Inter"/>
@@ -8834,19 +8772,11 @@
         <w:pStyle w:val="BodyText"/>
         <w:jc w:val="left"/>
         <w:spacing w:after="200"/>
-        <w:ind w:left="1440"/>
-      </w:pPr>
-      <w:r>
-        <w:rPr>
-          <w:b/>
-          <w:bCs/>
-          <w:rFonts w:ascii="Inter" w:hAnsi="Inter" w:eastAsia="Inter" w:cs="Inter"/>
-          <w:color w:val="000000"/>
-          <w:sz w:val="22"/>
-          <w:szCs w:val="22"/>
-        </w:rPr>
-        <w:t>AJ. </w:t>
-      </w:r>
+        <w:numPr>
+          <w:ilvl w:val="0"/>
+          <w:numId w:val="9002"/>
+        </w:numPr>
+      </w:pPr>
       <w:r>
         <w:rPr>
           <w:rFonts w:ascii="Inter" w:hAnsi="Inter" w:eastAsia="Inter" w:cs="Inter"/>

--- a/tests/golden/seic_do_original_formatted.docx
+++ b/tests/golden/seic_do_original_formatted.docx
@@ -1170,15 +1170,6 @@
       <w:proofErr w:type="gramStart"/>
       <w:r>
         <w:rPr>
-          <w:rFonts w:ascii="Inter" w:hAnsi="Inter" w:eastAsia="Inter" w:cs="Inter"/>
-          <w:color w:val="000000"/>
-          <w:sz w:val="22"/>
-          <w:szCs w:val="22"/>
-        </w:rPr>
-        <w:t xml:space="preserve">  </w:t>
-      </w:r>
-      <w:r>
-        <w:rPr>
           <w:b/>
           <w:bCs/>
           <w:rFonts w:ascii="Inter" w:hAnsi="Inter" w:eastAsia="Inter" w:cs="Inter"/>
@@ -1227,7 +1218,7 @@
           <w:sz w:val="22"/>
           <w:szCs w:val="22"/>
         </w:rPr>
-        <w:t xml:space="preserve">  a written demand for monetary, non-monetary or injunctive relief (including a written request to toll or waive a statute of limitations) against an </w:t>
+        <w:t xml:space="preserve">a written demand for monetary, non-monetary or injunctive relief (including a written request to toll or waive a statute of limitations) against an </w:t>
       </w:r>
       <w:r>
         <w:rPr>
@@ -1267,7 +1258,7 @@
           <w:sz w:val="22"/>
           <w:szCs w:val="22"/>
         </w:rPr>
-        <w:t xml:space="preserve">  a civil, criminal, administrative, or regulatory proceeding commenced against an </w:t>
+        <w:t xml:space="preserve">a civil, criminal, administrative, or regulatory proceeding commenced against an </w:t>
       </w:r>
       <w:r>
         <w:rPr>
@@ -1327,7 +1318,7 @@
           <w:sz w:val="22"/>
           <w:szCs w:val="22"/>
         </w:rPr>
-        <w:t xml:space="preserve">  a criminal investigation or proceeding initiated against any </w:t>
+        <w:t xml:space="preserve">a criminal investigation or proceeding initiated against any </w:t>
       </w:r>
       <w:r>
         <w:rPr>
@@ -1387,7 +1378,7 @@
           <w:sz w:val="22"/>
           <w:szCs w:val="22"/>
         </w:rPr>
-        <w:t xml:space="preserve">  an arbitration, mediation or other alternative dispute resolution proceeding commenced or demanded against an </w:t>
+        <w:t xml:space="preserve">an arbitration, mediation or other alternative dispute resolution proceeding commenced or demanded against an </w:t>
       </w:r>
       <w:r>
         <w:rPr>
@@ -1427,7 +1418,7 @@
           <w:sz w:val="22"/>
           <w:szCs w:val="22"/>
         </w:rPr>
-        <w:t xml:space="preserve">  solely under Insuring Agreement A and Insuring Agreement B, any formal investigation of any </w:t>
+        <w:t xml:space="preserve">solely under Insuring Agreement A and Insuring Agreement B, any formal investigation of any </w:t>
       </w:r>
       <w:r>
         <w:rPr>
@@ -1627,7 +1618,7 @@
           <w:sz w:val="22"/>
           <w:szCs w:val="22"/>
         </w:rPr>
-        <w:t xml:space="preserve">  solely under Insuring Agreement A and Insuring Agreement B, any extradition proceeding commenced against an </w:t>
+        <w:t xml:space="preserve">solely under Insuring Agreement A and Insuring Agreement B, any extradition proceeding commenced against an </w:t>
       </w:r>
       <w:r>
         <w:rPr>
@@ -1727,7 +1718,7 @@
           <w:sz w:val="22"/>
           <w:szCs w:val="22"/>
         </w:rPr>
-        <w:t xml:space="preserve">  except with respect to an </w:t>
+        <w:t xml:space="preserve">except with respect to an </w:t>
       </w:r>
       <w:r>
         <w:rPr>
@@ -1808,7 +1799,7 @@
           <w:szCs w:val="22"/>
         </w:rPr>
         <w:lastRenderedPageBreak/>
-        <w:t>  in the context of an audit conducted by the Office of Federal Contract Compliance Programs, a Notice of Violation or Order to Show Cause.</w:t>
+        <w:t>in the context of an audit conducted by the Office of Federal Contract Compliance Programs, a Notice of Violation or Order to Show Cause.</w:t>
       </w:r>
     </w:p>
     <w:p>
@@ -1939,15 +1930,6 @@
       <w:proofErr w:type="gramStart"/>
       <w:r>
         <w:rPr>
-          <w:rFonts w:ascii="Inter" w:hAnsi="Inter" w:eastAsia="Inter" w:cs="Inter"/>
-          <w:color w:val="000000"/>
-          <w:sz w:val="22"/>
-          <w:szCs w:val="22"/>
-        </w:rPr>
-        <w:t xml:space="preserve">  </w:t>
-      </w:r>
-      <w:r>
-        <w:rPr>
           <w:b/>
           <w:bCs/>
           <w:rFonts w:ascii="Inter" w:hAnsi="Inter" w:eastAsia="Inter" w:cs="Inter"/>
@@ -2031,15 +2013,6 @@
       </w:pPr>
       <w:r>
         <w:rPr>
-          <w:rFonts w:ascii="Inter" w:hAnsi="Inter" w:eastAsia="Inter" w:cs="Inter"/>
-          <w:color w:val="000000"/>
-          <w:sz w:val="22"/>
-          <w:szCs w:val="22"/>
-        </w:rPr>
-        <w:t xml:space="preserve">  </w:t>
-      </w:r>
-      <w:r>
-        <w:rPr>
           <w:i/>
           <w:iCs/>
           <w:rFonts w:ascii="Inter" w:hAnsi="Inter" w:eastAsia="Inter" w:cs="Inter"/>
@@ -2131,15 +2104,6 @@
       </w:pPr>
       <w:r>
         <w:rPr>
-          <w:rFonts w:ascii="Inter" w:hAnsi="Inter" w:eastAsia="Inter" w:cs="Inter"/>
-          <w:color w:val="000000"/>
-          <w:sz w:val="22"/>
-          <w:szCs w:val="22"/>
-        </w:rPr>
-        <w:t xml:space="preserve">  </w:t>
-      </w:r>
-      <w:r>
-        <w:rPr>
           <w:i/>
           <w:iCs/>
           <w:rFonts w:ascii="Inter" w:hAnsi="Inter" w:eastAsia="Inter" w:cs="Inter"/>
@@ -2211,15 +2175,6 @@
       </w:pPr>
       <w:r>
         <w:rPr>
-          <w:rFonts w:ascii="Inter" w:hAnsi="Inter" w:eastAsia="Inter" w:cs="Inter"/>
-          <w:color w:val="000000"/>
-          <w:sz w:val="22"/>
-          <w:szCs w:val="22"/>
-        </w:rPr>
-        <w:t xml:space="preserve">  </w:t>
-      </w:r>
-      <w:r>
-        <w:rPr>
           <w:i/>
           <w:iCs/>
           <w:rFonts w:ascii="Inter" w:hAnsi="Inter" w:eastAsia="Inter" w:cs="Inter"/>
@@ -2311,15 +2266,6 @@
       </w:pPr>
       <w:r>
         <w:rPr>
-          <w:rFonts w:ascii="Inter" w:hAnsi="Inter" w:eastAsia="Inter" w:cs="Inter"/>
-          <w:color w:val="000000"/>
-          <w:sz w:val="22"/>
-          <w:szCs w:val="22"/>
-        </w:rPr>
-        <w:t xml:space="preserve">  </w:t>
-      </w:r>
-      <w:r>
-        <w:rPr>
           <w:i/>
           <w:iCs/>
           <w:rFonts w:ascii="Inter" w:hAnsi="Inter" w:eastAsia="Inter" w:cs="Inter"/>
@@ -2371,15 +2317,6 @@
       </w:pPr>
       <w:r>
         <w:rPr>
-          <w:rFonts w:ascii="Inter" w:hAnsi="Inter" w:eastAsia="Inter" w:cs="Inter"/>
-          <w:color w:val="000000"/>
-          <w:sz w:val="22"/>
-          <w:szCs w:val="22"/>
-        </w:rPr>
-        <w:t xml:space="preserve">  </w:t>
-      </w:r>
-      <w:r>
-        <w:rPr>
           <w:i/>
           <w:iCs/>
           <w:rFonts w:ascii="Inter" w:hAnsi="Inter" w:eastAsia="Inter" w:cs="Inter"/>
@@ -2457,7 +2394,6 @@
           <w:szCs w:val="22"/>
         </w:rPr>
         <w:lastRenderedPageBreak/>
-        <w:t xml:space="preserve">  </w:t>
       </w:r>
       <w:r>
         <w:rPr>
@@ -2512,15 +2448,6 @@
       </w:pPr>
       <w:r>
         <w:rPr>
-          <w:rFonts w:ascii="Inter" w:hAnsi="Inter" w:eastAsia="Inter" w:cs="Inter"/>
-          <w:color w:val="000000"/>
-          <w:sz w:val="22"/>
-          <w:szCs w:val="22"/>
-        </w:rPr>
-        <w:t xml:space="preserve">  </w:t>
-      </w:r>
-      <w:r>
-        <w:rPr>
           <w:i/>
           <w:iCs/>
           <w:rFonts w:ascii="Inter" w:hAnsi="Inter" w:eastAsia="Inter" w:cs="Inter"/>
@@ -2554,15 +2481,6 @@
       <w:proofErr w:type="gramStart"/>
       <w:r>
         <w:rPr>
-          <w:rFonts w:ascii="Inter" w:hAnsi="Inter" w:eastAsia="Inter" w:cs="Inter"/>
-          <w:color w:val="000000"/>
-          <w:sz w:val="22"/>
-          <w:szCs w:val="22"/>
-        </w:rPr>
-        <w:t xml:space="preserve">  </w:t>
-      </w:r>
-      <w:r>
-        <w:rPr>
           <w:b/>
           <w:bCs/>
           <w:rFonts w:ascii="Inter" w:hAnsi="Inter" w:eastAsia="Inter" w:cs="Inter"/>
@@ -2711,7 +2629,7 @@
           <w:sz w:val="22"/>
           <w:szCs w:val="22"/>
         </w:rPr>
-        <w:t xml:space="preserve">  the fees and expenses of a </w:t>
+        <w:t xml:space="preserve">the fees and expenses of a </w:t>
       </w:r>
       <w:r>
         <w:rPr>
@@ -2811,7 +2729,7 @@
           <w:sz w:val="22"/>
           <w:szCs w:val="22"/>
         </w:rPr>
-        <w:t xml:space="preserve">  those costs incurred pursuant to the instructions of a </w:t>
+        <w:t xml:space="preserve">those costs incurred pursuant to the instructions of a </w:t>
       </w:r>
       <w:r>
         <w:rPr>
@@ -2888,15 +2806,6 @@
       <w:proofErr w:type="gramStart"/>
       <w:r>
         <w:rPr>
-          <w:rFonts w:ascii="Inter" w:hAnsi="Inter" w:eastAsia="Inter" w:cs="Inter"/>
-          <w:color w:val="000000"/>
-          <w:sz w:val="22"/>
-          <w:szCs w:val="22"/>
-        </w:rPr>
-        <w:t xml:space="preserve">  </w:t>
-      </w:r>
-      <w:r>
-        <w:rPr>
           <w:b/>
           <w:bCs/>
           <w:rFonts w:ascii="Inter" w:hAnsi="Inter" w:eastAsia="Inter" w:cs="Inter"/>
@@ -3022,15 +2931,6 @@
       <w:proofErr w:type="gramStart"/>
       <w:r>
         <w:rPr>
-          <w:rFonts w:ascii="Inter" w:hAnsi="Inter" w:eastAsia="Inter" w:cs="Inter"/>
-          <w:color w:val="000000"/>
-          <w:sz w:val="22"/>
-          <w:szCs w:val="22"/>
-        </w:rPr>
-        <w:t xml:space="preserve">  </w:t>
-      </w:r>
-      <w:r>
-        <w:rPr>
           <w:b/>
           <w:bCs/>
           <w:rFonts w:ascii="Inter" w:hAnsi="Inter" w:eastAsia="Inter" w:cs="Inter"/>
@@ -3348,15 +3248,6 @@
       <w:proofErr w:type="gramStart"/>
       <w:r>
         <w:rPr>
-          <w:rFonts w:ascii="Inter" w:hAnsi="Inter" w:eastAsia="Inter" w:cs="Inter"/>
-          <w:color w:val="000000"/>
-          <w:sz w:val="22"/>
-          <w:szCs w:val="22"/>
-        </w:rPr>
-        <w:t xml:space="preserve">  </w:t>
-      </w:r>
-      <w:r>
-        <w:rPr>
           <w:b/>
           <w:bCs/>
           <w:rFonts w:ascii="Inter" w:hAnsi="Inter" w:eastAsia="Inter" w:cs="Inter"/>
@@ -3452,15 +3343,6 @@
       <w:proofErr w:type="gramStart"/>
       <w:r>
         <w:rPr>
-          <w:rFonts w:ascii="Inter" w:hAnsi="Inter" w:eastAsia="Inter" w:cs="Inter"/>
-          <w:color w:val="000000"/>
-          <w:sz w:val="22"/>
-          <w:szCs w:val="22"/>
-        </w:rPr>
-        <w:t xml:space="preserve">  </w:t>
-      </w:r>
-      <w:r>
-        <w:rPr>
           <w:b/>
           <w:bCs/>
           <w:rFonts w:ascii="Inter" w:hAnsi="Inter" w:eastAsia="Inter" w:cs="Inter"/>
@@ -3526,15 +3408,6 @@
       <w:proofErr w:type="gramStart"/>
       <w:r>
         <w:rPr>
-          <w:rFonts w:ascii="Inter" w:hAnsi="Inter" w:eastAsia="Inter" w:cs="Inter"/>
-          <w:color w:val="000000"/>
-          <w:sz w:val="22"/>
-          <w:szCs w:val="22"/>
-        </w:rPr>
-        <w:t xml:space="preserve">  </w:t>
-      </w:r>
-      <w:r>
-        <w:rPr>
           <w:b/>
           <w:bCs/>
           <w:rFonts w:ascii="Inter" w:hAnsi="Inter" w:eastAsia="Inter" w:cs="Inter"/>
@@ -3720,15 +3593,6 @@
       <w:proofErr w:type="gramStart"/>
       <w:r>
         <w:rPr>
-          <w:rFonts w:ascii="Inter" w:hAnsi="Inter" w:eastAsia="Inter" w:cs="Inter"/>
-          <w:color w:val="000000"/>
-          <w:sz w:val="22"/>
-          <w:szCs w:val="22"/>
-        </w:rPr>
-        <w:t xml:space="preserve">  </w:t>
-      </w:r>
-      <w:r>
-        <w:rPr>
           <w:b/>
           <w:bCs/>
           <w:rFonts w:ascii="Inter" w:hAnsi="Inter" w:eastAsia="Inter" w:cs="Inter"/>
@@ -3874,15 +3738,6 @@
       <w:proofErr w:type="gramStart"/>
       <w:r>
         <w:rPr>
-          <w:rFonts w:ascii="Inter" w:hAnsi="Inter" w:eastAsia="Inter" w:cs="Inter"/>
-          <w:color w:val="000000"/>
-          <w:sz w:val="22"/>
-          <w:szCs w:val="22"/>
-        </w:rPr>
-        <w:t xml:space="preserve">  </w:t>
-      </w:r>
-      <w:r>
-        <w:rPr>
           <w:b/>
           <w:bCs/>
           <w:rFonts w:ascii="Inter" w:hAnsi="Inter" w:eastAsia="Inter" w:cs="Inter"/>
@@ -3931,7 +3786,7 @@
           <w:sz w:val="22"/>
           <w:szCs w:val="22"/>
         </w:rPr>
-        <w:t xml:space="preserve">  wrongful, excessive, or unfair discipline of an </w:t>
+        <w:t xml:space="preserve">wrongful, excessive, or unfair discipline of an </w:t>
       </w:r>
       <w:r>
         <w:rPr>
@@ -3971,7 +3826,7 @@
           <w:sz w:val="22"/>
           <w:szCs w:val="22"/>
         </w:rPr>
-        <w:t>  wrongful failure or refusal to hire or promote or wrongful demotion;</w:t>
+        <w:t>wrongful failure or refusal to hire or promote or wrongful demotion;</w:t>
       </w:r>
     </w:p>
     <w:p>
@@ -3991,7 +3846,7 @@
           <w:sz w:val="22"/>
           <w:szCs w:val="22"/>
         </w:rPr>
-        <w:t>  abusive or hostile work environment;</w:t>
+        <w:t>abusive or hostile work environment;</w:t>
       </w:r>
     </w:p>
     <w:p>
@@ -4011,7 +3866,7 @@
           <w:sz w:val="22"/>
           <w:szCs w:val="22"/>
         </w:rPr>
-        <w:t>  violation of any federal, state, or local law concerning discrimination in employment, including but not limited to the Americans with Disabilities Act of 1990, the Civil Rights Act of 1991, the Age Discrimination in Employment Act of 1967, Title VII of the Civil Rights Act of 1964, the Pregnancy Discrimination Act of 1978, the Civil Rights Act of 1866, the Family and Medical Leave Act of 1993, the Older Workers Benefit Protection Act of 1990, the Equal Pay Act, the Lilly Ledbetter Fair Pay Restoration Act of 2009, or any rule or regulation promulgated thereunder, or any amendments thereto;</w:t>
+        <w:t>violation of any federal, state, or local law concerning discrimination in employment, including but not limited to the Americans with Disabilities Act of 1990, the Civil Rights Act of 1991, the Age Discrimination in Employment Act of 1967, Title VII of the Civil Rights Act of 1964, the Pregnancy Discrimination Act of 1978, the Civil Rights Act of 1866, the Family and Medical Leave Act of 1993, the Older Workers Benefit Protection Act of 1990, the Equal Pay Act, the Lilly Ledbetter Fair Pay Restoration Act of 2009, or any rule or regulation promulgated thereunder, or any amendments thereto;</w:t>
       </w:r>
     </w:p>
     <w:p>
@@ -4031,7 +3886,7 @@
           <w:sz w:val="22"/>
           <w:szCs w:val="22"/>
         </w:rPr>
-        <w:t>  employment-related misrepresentations or omissions;</w:t>
+        <w:t>employment-related misrepresentations or omissions;</w:t>
       </w:r>
     </w:p>
     <w:p>
@@ -4051,7 +3906,7 @@
           <w:sz w:val="22"/>
           <w:szCs w:val="22"/>
         </w:rPr>
-        <w:t>  employment-related libel, slander, or defamation;</w:t>
+        <w:t>employment-related libel, slander, or defamation;</w:t>
       </w:r>
     </w:p>
     <w:p>
@@ -4072,7 +3927,7 @@
           <w:szCs w:val="22"/>
         </w:rPr>
         <w:lastRenderedPageBreak/>
-        <w:t xml:space="preserve">  wrongful failure to provide an adequate employment policy or grievance procedure for </w:t>
+        <w:t xml:space="preserve">wrongful failure to provide an adequate employment policy or grievance procedure for </w:t>
       </w:r>
       <w:r>
         <w:rPr>
@@ -4112,7 +3967,7 @@
           <w:sz w:val="22"/>
           <w:szCs w:val="22"/>
         </w:rPr>
-        <w:t xml:space="preserve">  wrongful failure to provide training, mentoring, or advancement opportunities to an </w:t>
+        <w:t xml:space="preserve">wrongful failure to provide training, mentoring, or advancement opportunities to an </w:t>
       </w:r>
       <w:r>
         <w:rPr>
@@ -4154,7 +4009,7 @@
           <w:sz w:val="22"/>
           <w:szCs w:val="22"/>
         </w:rPr>
-        <w:t xml:space="preserve">  negligent evaluation of an </w:t>
+        <w:t xml:space="preserve">negligent evaluation of an </w:t>
       </w:r>
       <w:r>
         <w:rPr>
@@ -4189,15 +4044,6 @@
       </w:pPr>
       <w:r>
         <w:rPr>
-          <w:rFonts w:ascii="Inter" w:hAnsi="Inter" w:eastAsia="Inter" w:cs="Inter"/>
-          <w:color w:val="000000"/>
-          <w:sz w:val="22"/>
-          <w:szCs w:val="22"/>
-        </w:rPr>
-        <w:t xml:space="preserve">  </w:t>
-      </w:r>
-      <w:r>
-        <w:rPr>
           <w:b/>
           <w:bCs/>
           <w:rFonts w:ascii="Inter" w:hAnsi="Inter" w:eastAsia="Inter" w:cs="Inter"/>
@@ -4254,7 +4100,7 @@
           <w:sz w:val="22"/>
           <w:szCs w:val="22"/>
         </w:rPr>
-        <w:t>  harassment, including any type of sexual or gender harassment as well as racial, religious, sexual orientation, pregnancy, disability, age, or national origin-based harassment;</w:t>
+        <w:t>harassment, including any type of sexual or gender harassment as well as racial, religious, sexual orientation, pregnancy, disability, age, or national origin-based harassment;</w:t>
       </w:r>
     </w:p>
     <w:p>
@@ -4274,7 +4120,7 @@
           <w:sz w:val="22"/>
           <w:szCs w:val="22"/>
         </w:rPr>
-        <w:t xml:space="preserve">  wrongful deprivation of career opportunity of an </w:t>
+        <w:t xml:space="preserve">wrongful deprivation of career opportunity of an </w:t>
       </w:r>
       <w:r>
         <w:rPr>
@@ -4336,7 +4182,7 @@
           <w:sz w:val="22"/>
           <w:szCs w:val="22"/>
         </w:rPr>
-        <w:t>  wrongful dismissal, discharge, or termination of employment, whether actual or constructive;</w:t>
+        <w:t>wrongful dismissal, discharge, or termination of employment, whether actual or constructive;</w:t>
       </w:r>
     </w:p>
     <w:p>
@@ -4356,7 +4202,7 @@
           <w:sz w:val="22"/>
           <w:szCs w:val="22"/>
         </w:rPr>
-        <w:t>  negligent hiring, discipline, supervision, or retention;</w:t>
+        <w:t>negligent hiring, discipline, supervision, or retention;</w:t>
       </w:r>
     </w:p>
     <w:p>
@@ -4376,7 +4222,7 @@
           <w:sz w:val="22"/>
           <w:szCs w:val="22"/>
         </w:rPr>
-        <w:t xml:space="preserve">  breach of any implied employment contract of an </w:t>
+        <w:t xml:space="preserve">breach of any implied employment contract of an </w:t>
       </w:r>
       <w:r>
         <w:rPr>
@@ -4436,7 +4282,7 @@
           <w:sz w:val="22"/>
           <w:szCs w:val="22"/>
         </w:rPr>
-        <w:t>  wrongful infliction of emotional distress, mental anguish, or humiliation;</w:t>
+        <w:t>wrongful infliction of emotional distress, mental anguish, or humiliation;</w:t>
       </w:r>
     </w:p>
     <w:p>
@@ -4456,7 +4302,7 @@
           <w:sz w:val="22"/>
           <w:szCs w:val="22"/>
         </w:rPr>
-        <w:t>  wrongful failure or refusal to provide equal treatment or opportunities;</w:t>
+        <w:t>wrongful failure or refusal to provide equal treatment or opportunities;</w:t>
       </w:r>
     </w:p>
     <w:p>
@@ -4476,7 +4322,7 @@
           <w:sz w:val="22"/>
           <w:szCs w:val="22"/>
         </w:rPr>
-        <w:t>  wrongful failure to promote, transfer, or employ, or wrongful demotion;</w:t>
+        <w:t>wrongful failure to promote, transfer, or employ, or wrongful demotion;</w:t>
       </w:r>
     </w:p>
     <w:p>
@@ -4496,7 +4342,7 @@
           <w:sz w:val="22"/>
           <w:szCs w:val="22"/>
         </w:rPr>
-        <w:t>  violation of the Uniformed Services Employment and Reemployment Rights Act; and</w:t>
+        <w:t>violation of the Uniformed Services Employment and Reemployment Rights Act; and</w:t>
       </w:r>
     </w:p>
     <w:p>
@@ -4516,7 +4362,7 @@
           <w:sz w:val="22"/>
           <w:szCs w:val="22"/>
         </w:rPr>
-        <w:t xml:space="preserve">  violation of an </w:t>
+        <w:t xml:space="preserve">violation of an </w:t>
       </w:r>
       <w:r>
         <w:rPr>
@@ -4610,15 +4456,6 @@
       <w:proofErr w:type="gramStart"/>
       <w:r>
         <w:rPr>
-          <w:rFonts w:ascii="Inter" w:hAnsi="Inter" w:eastAsia="Inter" w:cs="Inter"/>
-          <w:color w:val="000000"/>
-          <w:sz w:val="22"/>
-          <w:szCs w:val="22"/>
-        </w:rPr>
-        <w:t xml:space="preserve">  </w:t>
-      </w:r>
-      <w:r>
-        <w:rPr>
           <w:b/>
           <w:bCs/>
           <w:rFonts w:ascii="Inter" w:hAnsi="Inter" w:eastAsia="Inter" w:cs="Inter"/>
@@ -4663,15 +4500,6 @@
       </w:pPr>
       <w:r>
         <w:rPr>
-          <w:rFonts w:ascii="Inter" w:hAnsi="Inter" w:eastAsia="Inter" w:cs="Inter"/>
-          <w:color w:val="000000"/>
-          <w:sz w:val="22"/>
-          <w:szCs w:val="22"/>
-        </w:rPr>
-        <w:t xml:space="preserve">  </w:t>
-      </w:r>
-      <w:r>
-        <w:rPr>
           <w:b/>
           <w:bCs/>
           <w:rFonts w:ascii="Inter" w:hAnsi="Inter" w:eastAsia="Inter" w:cs="Inter"/>
@@ -4775,15 +4603,6 @@
       <w:proofErr w:type="gramStart"/>
       <w:r>
         <w:rPr>
-          <w:rFonts w:ascii="Inter" w:hAnsi="Inter" w:eastAsia="Inter" w:cs="Inter"/>
-          <w:color w:val="000000"/>
-          <w:sz w:val="22"/>
-          <w:szCs w:val="22"/>
-        </w:rPr>
-        <w:t xml:space="preserve">  </w:t>
-      </w:r>
-      <w:r>
-        <w:rPr>
           <w:b/>
           <w:bCs/>
           <w:rFonts w:ascii="Inter" w:hAnsi="Inter" w:eastAsia="Inter" w:cs="Inter"/>
@@ -4849,15 +4668,6 @@
       <w:proofErr w:type="gramStart"/>
       <w:r>
         <w:rPr>
-          <w:rFonts w:ascii="Inter" w:hAnsi="Inter" w:eastAsia="Inter" w:cs="Inter"/>
-          <w:color w:val="000000"/>
-          <w:sz w:val="22"/>
-          <w:szCs w:val="22"/>
-        </w:rPr>
-        <w:t xml:space="preserve">  </w:t>
-      </w:r>
-      <w:r>
-        <w:rPr>
           <w:b/>
           <w:bCs/>
           <w:rFonts w:ascii="Inter" w:hAnsi="Inter" w:eastAsia="Inter" w:cs="Inter"/>
@@ -4983,15 +4793,6 @@
       <w:proofErr w:type="gramStart"/>
       <w:r>
         <w:rPr>
-          <w:rFonts w:ascii="Inter" w:hAnsi="Inter" w:eastAsia="Inter" w:cs="Inter"/>
-          <w:color w:val="000000"/>
-          <w:sz w:val="22"/>
-          <w:szCs w:val="22"/>
-        </w:rPr>
-        <w:t xml:space="preserve">  </w:t>
-      </w:r>
-      <w:r>
-        <w:rPr>
           <w:b/>
           <w:bCs/>
           <w:rFonts w:ascii="Inter" w:hAnsi="Inter" w:eastAsia="Inter" w:cs="Inter"/>
@@ -5077,15 +4878,6 @@
       <w:proofErr w:type="gramStart"/>
       <w:r>
         <w:rPr>
-          <w:rFonts w:ascii="Inter" w:hAnsi="Inter" w:eastAsia="Inter" w:cs="Inter"/>
-          <w:color w:val="000000"/>
-          <w:sz w:val="22"/>
-          <w:szCs w:val="22"/>
-        </w:rPr>
-        <w:t xml:space="preserve">  </w:t>
-      </w:r>
-      <w:r>
-        <w:rPr>
           <w:b/>
           <w:bCs/>
           <w:rFonts w:ascii="Inter" w:hAnsi="Inter" w:eastAsia="Inter" w:cs="Inter"/>
@@ -5129,15 +4921,6 @@
       </w:pPr>
       <w:r>
         <w:rPr>
-          <w:rFonts w:ascii="Inter" w:hAnsi="Inter" w:eastAsia="Inter" w:cs="Inter"/>
-          <w:color w:val="000000"/>
-          <w:sz w:val="22"/>
-          <w:szCs w:val="22"/>
-        </w:rPr>
-        <w:t xml:space="preserve">  </w:t>
-      </w:r>
-      <w:r>
-        <w:rPr>
           <w:b/>
           <w:bCs/>
           <w:rFonts w:ascii="Inter" w:hAnsi="Inter" w:eastAsia="Inter" w:cs="Inter"/>
@@ -5169,15 +4952,6 @@
       </w:pPr>
       <w:r>
         <w:rPr>
-          <w:rFonts w:ascii="Inter" w:hAnsi="Inter" w:eastAsia="Inter" w:cs="Inter"/>
-          <w:color w:val="000000"/>
-          <w:sz w:val="22"/>
-          <w:szCs w:val="22"/>
-        </w:rPr>
-        <w:t xml:space="preserve">  </w:t>
-      </w:r>
-      <w:r>
-        <w:rPr>
           <w:b/>
           <w:bCs/>
           <w:rFonts w:ascii="Inter" w:hAnsi="Inter" w:eastAsia="Inter" w:cs="Inter"/>
@@ -5274,7 +5048,7 @@
           <w:sz w:val="22"/>
           <w:szCs w:val="22"/>
         </w:rPr>
-        <w:t xml:space="preserve">  any managing member or manager of any </w:t>
+        <w:t xml:space="preserve">any managing member or manager of any </w:t>
       </w:r>
       <w:r>
         <w:rPr>
@@ -5334,7 +5108,7 @@
           <w:sz w:val="22"/>
           <w:szCs w:val="22"/>
         </w:rPr>
-        <w:t xml:space="preserve">  those persons serving in a functionally equivalent role as above for the </w:t>
+        <w:t xml:space="preserve">those persons serving in a functionally equivalent role as above for the </w:t>
       </w:r>
       <w:r>
         <w:rPr>
@@ -5394,7 +5168,7 @@
           <w:sz w:val="22"/>
           <w:szCs w:val="22"/>
         </w:rPr>
-        <w:t xml:space="preserve">  any individual identified above who, at the specific written request of the </w:t>
+        <w:t xml:space="preserve">any individual identified above who, at the specific written request of the </w:t>
       </w:r>
       <w:r>
         <w:rPr>
@@ -5454,7 +5228,7 @@
           <w:sz w:val="22"/>
           <w:szCs w:val="22"/>
         </w:rPr>
-        <w:t xml:space="preserve">  volunteers and committee members of a duly constituted committee of the </w:t>
+        <w:t xml:space="preserve">volunteers and committee members of a duly constituted committee of the </w:t>
       </w:r>
       <w:r>
         <w:rPr>
@@ -5531,15 +5305,6 @@
       <w:proofErr w:type="gramStart"/>
       <w:r>
         <w:rPr>
-          <w:rFonts w:ascii="Inter" w:hAnsi="Inter" w:eastAsia="Inter" w:cs="Inter"/>
-          <w:color w:val="000000"/>
-          <w:sz w:val="22"/>
-          <w:szCs w:val="22"/>
-        </w:rPr>
-        <w:t xml:space="preserve">  </w:t>
-      </w:r>
-      <w:r>
-        <w:rPr>
           <w:b/>
           <w:bCs/>
           <w:rFonts w:ascii="Inter" w:hAnsi="Inter" w:eastAsia="Inter" w:cs="Inter"/>
@@ -5584,15 +5349,6 @@
       </w:pPr>
       <w:r>
         <w:rPr>
-          <w:rFonts w:ascii="Inter" w:hAnsi="Inter" w:eastAsia="Inter" w:cs="Inter"/>
-          <w:color w:val="000000"/>
-          <w:sz w:val="22"/>
-          <w:szCs w:val="22"/>
-        </w:rPr>
-        <w:t xml:space="preserve">  </w:t>
-      </w:r>
-      <w:r>
-        <w:rPr>
           <w:b/>
           <w:bCs/>
           <w:rFonts w:ascii="Inter" w:hAnsi="Inter" w:eastAsia="Inter" w:cs="Inter"/>
@@ -5935,15 +5691,6 @@
       <w:proofErr w:type="gramStart"/>
       <w:r>
         <w:rPr>
-          <w:rFonts w:ascii="Inter" w:hAnsi="Inter" w:eastAsia="Inter" w:cs="Inter"/>
-          <w:color w:val="000000"/>
-          <w:sz w:val="22"/>
-          <w:szCs w:val="22"/>
-        </w:rPr>
-        <w:t xml:space="preserve">  </w:t>
-      </w:r>
-      <w:r>
-        <w:rPr>
           <w:b/>
           <w:bCs/>
           <w:rFonts w:ascii="Inter" w:hAnsi="Inter" w:eastAsia="Inter" w:cs="Inter"/>
@@ -6049,15 +5796,6 @@
       <w:proofErr w:type="gramStart"/>
       <w:r>
         <w:rPr>
-          <w:rFonts w:ascii="Inter" w:hAnsi="Inter" w:eastAsia="Inter" w:cs="Inter"/>
-          <w:color w:val="000000"/>
-          <w:sz w:val="22"/>
-          <w:szCs w:val="22"/>
-        </w:rPr>
-        <w:t xml:space="preserve">  </w:t>
-      </w:r>
-      <w:r>
-        <w:rPr>
           <w:b/>
           <w:bCs/>
           <w:rFonts w:ascii="Inter" w:hAnsi="Inter" w:eastAsia="Inter" w:cs="Inter"/>
@@ -6163,15 +5901,6 @@
       <w:proofErr w:type="gramStart"/>
       <w:r>
         <w:rPr>
-          <w:rFonts w:ascii="Inter" w:hAnsi="Inter" w:eastAsia="Inter" w:cs="Inter"/>
-          <w:color w:val="000000"/>
-          <w:sz w:val="22"/>
-          <w:szCs w:val="22"/>
-        </w:rPr>
-        <w:t xml:space="preserve">  </w:t>
-      </w:r>
-      <w:r>
-        <w:rPr>
           <w:b/>
           <w:bCs/>
           <w:rFonts w:ascii="Inter" w:hAnsi="Inter" w:eastAsia="Inter" w:cs="Inter"/>
@@ -6240,7 +5969,7 @@
           <w:sz w:val="22"/>
           <w:szCs w:val="22"/>
         </w:rPr>
-        <w:t xml:space="preserve">  an ownership or voting interest of more than fifty percent (50%) that entitles the </w:t>
+        <w:t xml:space="preserve">an ownership or voting interest of more than fifty percent (50%) that entitles the </w:t>
       </w:r>
       <w:r>
         <w:rPr>
@@ -6281,7 +6010,7 @@
           <w:szCs w:val="22"/>
         </w:rPr>
         <w:lastRenderedPageBreak/>
-        <w:t>  the right, pursuant to written contract or by the bylaws, charter, operating agreement, or similar documents of an organization,</w:t>
+        <w:t>the right, pursuant to written contract or by the bylaws, charter, operating agreement, or similar documents of an organization,</w:t>
       </w:r>
     </w:p>
     <w:p>
@@ -6355,15 +6084,6 @@
       <w:proofErr w:type="gramStart"/>
       <w:r>
         <w:rPr>
-          <w:rFonts w:ascii="Inter" w:hAnsi="Inter" w:eastAsia="Inter" w:cs="Inter"/>
-          <w:color w:val="000000"/>
-          <w:sz w:val="22"/>
-          <w:szCs w:val="22"/>
-        </w:rPr>
-        <w:t xml:space="preserve">  </w:t>
-      </w:r>
-      <w:r>
-        <w:rPr>
           <w:b/>
           <w:bCs/>
           <w:rFonts w:ascii="Inter" w:hAnsi="Inter" w:eastAsia="Inter" w:cs="Inter"/>
@@ -6469,15 +6189,6 @@
       <w:proofErr w:type="gramStart"/>
       <w:r>
         <w:rPr>
-          <w:rFonts w:ascii="Inter" w:hAnsi="Inter" w:eastAsia="Inter" w:cs="Inter"/>
-          <w:color w:val="000000"/>
-          <w:sz w:val="22"/>
-          <w:szCs w:val="22"/>
-        </w:rPr>
-        <w:t xml:space="preserve">  </w:t>
-      </w:r>
-      <w:r>
-        <w:rPr>
           <w:b/>
           <w:bCs/>
           <w:rFonts w:ascii="Inter" w:hAnsi="Inter" w:eastAsia="Inter" w:cs="Inter"/>
@@ -6543,15 +6254,6 @@
       <w:proofErr w:type="gramStart"/>
       <w:r>
         <w:rPr>
-          <w:rFonts w:ascii="Inter" w:hAnsi="Inter" w:eastAsia="Inter" w:cs="Inter"/>
-          <w:color w:val="000000"/>
-          <w:sz w:val="22"/>
-          <w:szCs w:val="22"/>
-        </w:rPr>
-        <w:t xml:space="preserve">  </w:t>
-      </w:r>
-      <w:r>
-        <w:rPr>
           <w:b/>
           <w:bCs/>
           <w:rFonts w:ascii="Inter" w:hAnsi="Inter" w:eastAsia="Inter" w:cs="Inter"/>
@@ -6597,15 +6299,6 @@
       <w:proofErr w:type="gramStart"/>
       <w:r>
         <w:rPr>
-          <w:rFonts w:ascii="Inter" w:hAnsi="Inter" w:eastAsia="Inter" w:cs="Inter"/>
-          <w:color w:val="000000"/>
-          <w:sz w:val="22"/>
-          <w:szCs w:val="22"/>
-        </w:rPr>
-        <w:t xml:space="preserve">  </w:t>
-      </w:r>
-      <w:r>
-        <w:rPr>
           <w:b/>
           <w:bCs/>
           <w:rFonts w:ascii="Inter" w:hAnsi="Inter" w:eastAsia="Inter" w:cs="Inter"/>
@@ -6654,7 +6347,7 @@
           <w:sz w:val="22"/>
           <w:szCs w:val="22"/>
         </w:rPr>
-        <w:t xml:space="preserve">  smoke, vapor, soot, fumes, acids, alkalis, chemicals, metals, lead, or materials containing lead, silica, radon, </w:t>
+        <w:t xml:space="preserve">smoke, vapor, soot, fumes, acids, alkalis, chemicals, metals, lead, or materials containing lead, silica, radon, </w:t>
       </w:r>
       <w:proofErr w:type="spellStart"/>
       <w:r>
@@ -6694,7 +6387,7 @@
           <w:sz w:val="22"/>
           <w:szCs w:val="22"/>
         </w:rPr>
-        <w:t>  hazardous, toxic, or radioactive matter or nuclear radiation;</w:t>
+        <w:t>hazardous, toxic, or radioactive matter or nuclear radiation;</w:t>
       </w:r>
     </w:p>
     <w:p>
@@ -6714,7 +6407,7 @@
           <w:sz w:val="22"/>
           <w:szCs w:val="22"/>
         </w:rPr>
-        <w:t>  waste, which includes material to be recycled, reconditioned, or reclaimed; or</w:t>
+        <w:t>waste, which includes material to be recycled, reconditioned, or reclaimed; or</w:t>
       </w:r>
     </w:p>
     <w:p>
@@ -6734,7 +6427,7 @@
           <w:sz w:val="22"/>
           <w:szCs w:val="22"/>
         </w:rPr>
-        <w:t>  any other pollutant as defined by applicable federal, state, or local statutes, regulations, rulings, or ordinances.</w:t>
+        <w:t>any other pollutant as defined by applicable federal, state, or local statutes, regulations, rulings, or ordinances.</w:t>
       </w:r>
     </w:p>
     <w:p/>
@@ -6751,15 +6444,6 @@
       <w:proofErr w:type="gramStart"/>
       <w:r>
         <w:rPr>
-          <w:rFonts w:ascii="Inter" w:hAnsi="Inter" w:eastAsia="Inter" w:cs="Inter"/>
-          <w:color w:val="000000"/>
-          <w:sz w:val="22"/>
-          <w:szCs w:val="22"/>
-        </w:rPr>
-        <w:t xml:space="preserve">  </w:t>
-      </w:r>
-      <w:r>
-        <w:rPr>
           <w:b/>
           <w:bCs/>
           <w:rFonts w:ascii="Inter" w:hAnsi="Inter" w:eastAsia="Inter" w:cs="Inter"/>
@@ -6896,15 +6580,6 @@
       </w:r>
       <w:r>
         <w:rPr>
-          <w:rFonts w:ascii="Inter" w:hAnsi="Inter" w:eastAsia="Inter" w:cs="Inter"/>
-          <w:color w:val="000000"/>
-          <w:sz w:val="22"/>
-          <w:szCs w:val="22"/>
-        </w:rPr>
-        <w:t xml:space="preserve">  </w:t>
-      </w:r>
-      <w:r>
-        <w:rPr>
           <w:b/>
           <w:bCs/>
           <w:rFonts w:ascii="Inter" w:hAnsi="Inter" w:eastAsia="Inter" w:cs="Inter"/>
@@ -6949,15 +6624,6 @@
       </w:pPr>
       <w:r>
         <w:rPr>
-          <w:rFonts w:ascii="Inter" w:hAnsi="Inter" w:eastAsia="Inter" w:cs="Inter"/>
-          <w:color w:val="000000"/>
-          <w:sz w:val="22"/>
-          <w:szCs w:val="22"/>
-        </w:rPr>
-        <w:t xml:space="preserve">  </w:t>
-      </w:r>
-      <w:r>
-        <w:rPr>
           <w:b/>
           <w:bCs/>
           <w:rFonts w:ascii="Inter" w:hAnsi="Inter" w:eastAsia="Inter" w:cs="Inter"/>
@@ -7071,15 +6737,6 @@
       <w:proofErr w:type="gramStart"/>
       <w:r>
         <w:rPr>
-          <w:rFonts w:ascii="Inter" w:hAnsi="Inter" w:eastAsia="Inter" w:cs="Inter"/>
-          <w:color w:val="000000"/>
-          <w:sz w:val="22"/>
-          <w:szCs w:val="22"/>
-        </w:rPr>
-        <w:t xml:space="preserve">  </w:t>
-      </w:r>
-      <w:r>
-        <w:rPr>
           <w:b/>
           <w:bCs/>
           <w:rFonts w:ascii="Inter" w:hAnsi="Inter" w:eastAsia="Inter" w:cs="Inter"/>
@@ -7148,7 +6805,7 @@
           <w:sz w:val="22"/>
           <w:szCs w:val="22"/>
         </w:rPr>
-        <w:t xml:space="preserve">  the disclosure or threat of disclosure by an </w:t>
+        <w:t xml:space="preserve">the disclosure or threat of disclosure by an </w:t>
       </w:r>
       <w:r>
         <w:rPr>
@@ -7208,7 +6865,7 @@
           <w:sz w:val="22"/>
           <w:szCs w:val="22"/>
         </w:rPr>
-        <w:t xml:space="preserve">  the actual or attempted exercise by an </w:t>
+        <w:t xml:space="preserve">the actual or attempted exercise by an </w:t>
       </w:r>
       <w:r>
         <w:rPr>
@@ -7268,7 +6925,7 @@
           <w:sz w:val="22"/>
           <w:szCs w:val="22"/>
         </w:rPr>
-        <w:t>  the filing of any claim under the Federal False Claims Act, the Sarbanes-Oxley Act of 2002, or any other federal, state, local, or foreign “whistleblower” law; or</w:t>
+        <w:t>the filing of any claim under the Federal False Claims Act, the Sarbanes-Oxley Act of 2002, or any other federal, state, local, or foreign “whistleblower” law; or</w:t>
       </w:r>
     </w:p>
     <w:p>
@@ -7283,15 +6940,6 @@
       </w:pPr>
       <w:r>
         <w:rPr>
-          <w:rFonts w:ascii="Inter" w:hAnsi="Inter" w:eastAsia="Inter" w:cs="Inter"/>
-          <w:color w:val="000000"/>
-          <w:sz w:val="22"/>
-          <w:szCs w:val="22"/>
-        </w:rPr>
-        <w:t xml:space="preserve">  </w:t>
-      </w:r>
-      <w:r>
-        <w:rPr>
           <w:b/>
           <w:bCs/>
           <w:rFonts w:ascii="Inter" w:hAnsi="Inter" w:eastAsia="Inter" w:cs="Inter"/>
@@ -7324,15 +6972,6 @@
       </w:pPr>
       <w:r>
         <w:rPr>
-          <w:rFonts w:ascii="Inter" w:hAnsi="Inter" w:eastAsia="Inter" w:cs="Inter"/>
-          <w:color w:val="000000"/>
-          <w:sz w:val="22"/>
-          <w:szCs w:val="22"/>
-        </w:rPr>
-        <w:t xml:space="preserve">  </w:t>
-      </w:r>
-      <w:r>
-        <w:rPr>
           <w:b/>
           <w:bCs/>
           <w:rFonts w:ascii="Inter" w:hAnsi="Inter" w:eastAsia="Inter" w:cs="Inter"/>
@@ -7386,15 +7025,6 @@
       <w:proofErr w:type="gramStart"/>
       <w:r>
         <w:rPr>
-          <w:rFonts w:ascii="Inter" w:hAnsi="Inter" w:eastAsia="Inter" w:cs="Inter"/>
-          <w:color w:val="000000"/>
-          <w:sz w:val="22"/>
-          <w:szCs w:val="22"/>
-        </w:rPr>
-        <w:t xml:space="preserve">  </w:t>
-      </w:r>
-      <w:r>
-        <w:rPr>
           <w:b/>
           <w:bCs/>
           <w:rFonts w:ascii="Inter" w:hAnsi="Inter" w:eastAsia="Inter" w:cs="Inter"/>
@@ -7479,15 +7109,6 @@
       </w:pPr>
       <w:r>
         <w:rPr>
-          <w:rFonts w:ascii="Inter" w:hAnsi="Inter" w:eastAsia="Inter" w:cs="Inter"/>
-          <w:color w:val="000000"/>
-          <w:sz w:val="22"/>
-          <w:szCs w:val="22"/>
-        </w:rPr>
-        <w:t xml:space="preserve">  </w:t>
-      </w:r>
-      <w:r>
-        <w:rPr>
           <w:b/>
           <w:bCs/>
           <w:rFonts w:ascii="Inter" w:hAnsi="Inter" w:eastAsia="Inter" w:cs="Inter"/>
@@ -7585,15 +7206,6 @@
       <w:proofErr w:type="gramStart"/>
       <w:r>
         <w:rPr>
-          <w:rFonts w:ascii="Inter" w:hAnsi="Inter" w:eastAsia="Inter" w:cs="Inter"/>
-          <w:color w:val="000000"/>
-          <w:sz w:val="22"/>
-          <w:szCs w:val="22"/>
-        </w:rPr>
-        <w:t xml:space="preserve">  </w:t>
-      </w:r>
-      <w:r>
-        <w:rPr>
           <w:b/>
           <w:bCs/>
           <w:rFonts w:ascii="Inter" w:hAnsi="Inter" w:eastAsia="Inter" w:cs="Inter"/>
@@ -7642,7 +7254,7 @@
           <w:sz w:val="22"/>
           <w:szCs w:val="22"/>
         </w:rPr>
-        <w:t xml:space="preserve">  any not-for-profit organization under the </w:t>
+        <w:t xml:space="preserve">any not-for-profit organization under the </w:t>
       </w:r>
       <w:r>
         <w:rPr>
@@ -7722,7 +7334,7 @@
           <w:sz w:val="22"/>
           <w:szCs w:val="22"/>
         </w:rPr>
-        <w:t xml:space="preserve">  automatically, any not-for-profit organization that comes under the </w:t>
+        <w:t xml:space="preserve">automatically, any not-for-profit organization that comes under the </w:t>
       </w:r>
       <w:r>
         <w:rPr>
@@ -7922,7 +7534,7 @@
           <w:sz w:val="22"/>
           <w:szCs w:val="22"/>
         </w:rPr>
-        <w:t xml:space="preserve">  any not-for-profit organization, other than those described in paragraph (b) above, that comes under the </w:t>
+        <w:t xml:space="preserve">any not-for-profit organization, other than those described in paragraph (b) above, that comes under the </w:t>
       </w:r>
       <w:r>
         <w:rPr>
@@ -8256,15 +7868,6 @@
       <w:proofErr w:type="gramStart"/>
       <w:r>
         <w:rPr>
-          <w:rFonts w:ascii="Inter" w:hAnsi="Inter" w:eastAsia="Inter" w:cs="Inter"/>
-          <w:color w:val="000000"/>
-          <w:sz w:val="22"/>
-          <w:szCs w:val="22"/>
-        </w:rPr>
-        <w:t xml:space="preserve">  </w:t>
-      </w:r>
-      <w:r>
-        <w:rPr>
           <w:b/>
           <w:bCs/>
           <w:rFonts w:ascii="Inter" w:hAnsi="Inter" w:eastAsia="Inter" w:cs="Inter"/>
@@ -8380,15 +7983,6 @@
       <w:proofErr w:type="gramStart"/>
       <w:r>
         <w:rPr>
-          <w:rFonts w:ascii="Inter" w:hAnsi="Inter" w:eastAsia="Inter" w:cs="Inter"/>
-          <w:color w:val="000000"/>
-          <w:sz w:val="22"/>
-          <w:szCs w:val="22"/>
-        </w:rPr>
-        <w:t xml:space="preserve">  </w:t>
-      </w:r>
-      <w:r>
-        <w:rPr>
           <w:b/>
           <w:bCs/>
           <w:rFonts w:ascii="Inter" w:hAnsi="Inter" w:eastAsia="Inter" w:cs="Inter"/>
@@ -8437,7 +8031,7 @@
           <w:sz w:val="22"/>
           <w:szCs w:val="22"/>
         </w:rPr>
-        <w:t xml:space="preserve">  any actual or alleged act, omission, error, misstatement, misleading statement, neglect, or breach of duty, by any </w:t>
+        <w:t xml:space="preserve">any actual or alleged act, omission, error, misstatement, misleading statement, neglect, or breach of duty, by any </w:t>
       </w:r>
       <w:r>
         <w:rPr>
@@ -8550,7 +8144,7 @@
           <w:sz w:val="22"/>
           <w:szCs w:val="22"/>
         </w:rPr>
-        <w:t xml:space="preserve">  any matter claimed against any </w:t>
+        <w:t xml:space="preserve">any matter claimed against any </w:t>
       </w:r>
       <w:r>
         <w:rPr>
@@ -8610,7 +8204,7 @@
           <w:sz w:val="22"/>
           <w:szCs w:val="22"/>
         </w:rPr>
-        <w:t xml:space="preserve">  any matter claimed against any </w:t>
+        <w:t xml:space="preserve">any matter claimed against any </w:t>
       </w:r>
       <w:r>
         <w:rPr>
@@ -8690,7 +8284,7 @@
           <w:sz w:val="22"/>
           <w:szCs w:val="22"/>
         </w:rPr>
-        <w:t xml:space="preserve">  solely with respect to Insuring Agreement C, any actual or alleged act, omission, error, misstatement, misleading statement, neglect, or breach of duty, or, if coverage is purchased as stated in the Declarations, any </w:t>
+        <w:t xml:space="preserve">solely with respect to Insuring Agreement C, any actual or alleged act, omission, error, misstatement, misleading statement, neglect, or breach of duty, or, if coverage is purchased as stated in the Declarations, any </w:t>
       </w:r>
       <w:r>
         <w:rPr>
@@ -8779,15 +8373,6 @@
       </w:pPr>
       <w:r>
         <w:rPr>
-          <w:rFonts w:ascii="Inter" w:hAnsi="Inter" w:eastAsia="Inter" w:cs="Inter"/>
-          <w:color w:val="000000"/>
-          <w:sz w:val="22"/>
-          <w:szCs w:val="22"/>
-        </w:rPr>
-        <w:t xml:space="preserve">  </w:t>
-      </w:r>
-      <w:r>
-        <w:rPr>
           <w:b/>
           <w:bCs/>
           <w:rFonts w:ascii="Inter" w:hAnsi="Inter" w:eastAsia="Inter" w:cs="Inter"/>
@@ -9139,7 +8724,7 @@
           <w:sz w:val="22"/>
           <w:szCs w:val="22"/>
         </w:rPr>
-        <w:t xml:space="preserve">  alleging, arising out of, based upon, relating to, or attributable to:</w:t>
+        <w:t xml:space="preserve">alleging, arising out of, based upon, relating to, or attributable to:</w:t>
       </w:r>
     </w:p>
     <w:p>
@@ -9159,7 +8744,7 @@
           <w:sz w:val="22"/>
           <w:szCs w:val="22"/>
         </w:rPr>
-        <w:t xml:space="preserve">  an </w:t>
+        <w:t xml:space="preserve">an </w:t>
       </w:r>
       <w:r>
         <w:rPr>
@@ -9239,7 +8824,7 @@
           <w:sz w:val="22"/>
           <w:szCs w:val="22"/>
         </w:rPr>
-        <w:t xml:space="preserve">  any deliberate fraudulent or dishonest act or any </w:t>
+        <w:t xml:space="preserve">any deliberate fraudulent or dishonest act or any </w:t>
       </w:r>
       <w:proofErr w:type="spellStart"/>
       <w:r>
@@ -9321,15 +8906,6 @@
         </w:numPr>
       </w:pPr>
       <w:proofErr w:type="spellStart"/>
-      <w:r>
-        <w:rPr>
-          <w:rFonts w:ascii="Inter" w:hAnsi="Inter" w:eastAsia="Inter" w:cs="Inter"/>
-          <w:color w:val="000000"/>
-          <w:sz w:val="22"/>
-          <w:szCs w:val="22"/>
-        </w:rPr>
-        <w:t/>
-      </w:r>
       <w:proofErr w:type="spellEnd"/>
       <w:r>
         <w:rPr>
@@ -9338,7 +8914,7 @@
           <w:sz w:val="22"/>
           <w:szCs w:val="22"/>
         </w:rPr>
-        <w:t xml:space="preserve">  as respects coverage afforded under Sections I.A. and B., the </w:t>
+        <w:t xml:space="preserve">as respects coverage afforded under Sections I.A. and B., the </w:t>
       </w:r>
       <w:r>
         <w:rPr>
@@ -9418,7 +8994,7 @@
           <w:sz w:val="22"/>
           <w:szCs w:val="22"/>
         </w:rPr>
-        <w:t xml:space="preserve">  as respects coverage afforded under Section I.C., only the </w:t>
+        <w:t xml:space="preserve">as respects coverage afforded under Section I.C., only the </w:t>
       </w:r>
       <w:r>
         <w:rPr>
@@ -9499,7 +9075,7 @@
           <w:sz w:val="22"/>
           <w:szCs w:val="22"/>
         </w:rPr>
-        <w:t xml:space="preserve">  alleging, arising out of, based upon, relating to, attributable to, directly or indirectly resulting from or in consequence of, or in any way involving any </w:t>
+        <w:t xml:space="preserve">alleging, arising out of, based upon, relating to, attributable to, directly or indirectly resulting from or in consequence of, or in any way involving any </w:t>
       </w:r>
       <w:r>
         <w:rPr>
@@ -9580,7 +9156,7 @@
           <w:sz w:val="22"/>
           <w:szCs w:val="22"/>
         </w:rPr>
-        <w:t xml:space="preserve">  alleging, arising out of, based upon, relating to, or attributable to any pending or prior written demand for monetary relief, civil, criminal, or administrative or investigative proceeding, or notice of charge of any kind, including any EEOC Charge, involving the </w:t>
+        <w:t xml:space="preserve">alleging, arising out of, based upon, relating to, or attributable to any pending or prior written demand for monetary relief, civil, criminal, or administrative or investigative proceeding, or notice of charge of any kind, including any EEOC Charge, involving the </w:t>
       </w:r>
       <w:r>
         <w:rPr>
@@ -9682,7 +9258,7 @@
           <w:sz w:val="22"/>
           <w:szCs w:val="22"/>
         </w:rPr>
-        <w:t xml:space="preserve">  for any actual or alleged:</w:t>
+        <w:t xml:space="preserve">for any actual or alleged:</w:t>
       </w:r>
     </w:p>
     <w:p>
@@ -9702,7 +9278,7 @@
           <w:sz w:val="22"/>
           <w:szCs w:val="22"/>
         </w:rPr>
-        <w:t>  bodily injury, sickness, disease, or death of any person;</w:t>
+        <w:t>bodily injury, sickness, disease, or death of any person;</w:t>
       </w:r>
     </w:p>
     <w:p>
@@ -9722,7 +9298,7 @@
           <w:sz w:val="22"/>
           <w:szCs w:val="22"/>
         </w:rPr>
-        <w:t>  damage to or destruction of any property, including the loss of use thereof; or</w:t>
+        <w:t>damage to or destruction of any property, including the loss of use thereof; or</w:t>
       </w:r>
     </w:p>
     <w:p>
@@ -9742,7 +9318,7 @@
           <w:sz w:val="22"/>
           <w:szCs w:val="22"/>
         </w:rPr>
-        <w:t xml:space="preserve">  mental anguish, emotional distress, invasion of privacy, wrongful entry, eviction, false arrest, false imprisonment, malicious prosecution, libel, or slander; however, this subsection D.3) does not apply to an </w:t>
+        <w:t xml:space="preserve">mental anguish, emotional distress, invasion of privacy, wrongful entry, eviction, false arrest, false imprisonment, malicious prosecution, libel, or slander; however, this subsection D.3) does not apply to an </w:t>
       </w:r>
       <w:r>
         <w:rPr>
@@ -9993,7 +9569,7 @@
           <w:sz w:val="22"/>
           <w:szCs w:val="22"/>
         </w:rPr>
-        <w:t xml:space="preserve">  for any alleged violation of any of the responsibilities, obligations, or duties imposed by ERISA, the Pension Protection Act of 2006, the Fair Labor Standards Act, the National Labor Relations Act, the Worker Adjustment and Retraining Notification Act, the Consolidated Omnibus Budget Reconciliation Act, the Occupational Safety and Health Act, and any rules or regulations of the foregoing promulgated thereunder, and amendments thereto, or any similar federal, state, local, or foreign statutory law or common law; provided, however, this exclusion shall not apply to a </w:t>
+        <w:t xml:space="preserve">for any alleged violation of any of the responsibilities, obligations, or duties imposed by ERISA, the Pension Protection Act of 2006, the Fair Labor Standards Act, the National Labor Relations Act, the Worker Adjustment and Retraining Notification Act, the Consolidated Omnibus Budget Reconciliation Act, the Occupational Safety and Health Act, and any rules or regulations of the foregoing promulgated thereunder, and amendments thereto, or any similar federal, state, local, or foreign statutory law or common law; provided, however, this exclusion shall not apply to a </w:t>
       </w:r>
       <w:r>
         <w:rPr>
@@ -10054,7 +9630,7 @@
           <w:sz w:val="22"/>
           <w:szCs w:val="22"/>
         </w:rPr>
-        <w:t xml:space="preserve">  for any alleged violation of any federal, state, or local wage and hour law, including but not limited to: the refusal, failure, or inability of any </w:t>
+        <w:t xml:space="preserve">for any alleged violation of any federal, state, or local wage and hour law, including but not limited to: the refusal, failure, or inability of any </w:t>
       </w:r>
       <w:r>
         <w:rPr>
@@ -10305,7 +9881,7 @@
           <w:sz w:val="22"/>
           <w:szCs w:val="22"/>
         </w:rPr>
-        <w:t xml:space="preserve">  alleging, arising out of, based upon, relating to, or attributable to a </w:t>
+        <w:t xml:space="preserve">alleging, arising out of, based upon, relating to, or attributable to a </w:t>
       </w:r>
       <w:r>
         <w:rPr>
@@ -10426,7 +10002,7 @@
           <w:sz w:val="22"/>
           <w:szCs w:val="22"/>
         </w:rPr>
-        <w:t xml:space="preserve">  for any </w:t>
+        <w:t xml:space="preserve">for any </w:t>
       </w:r>
       <w:r>
         <w:rPr>
@@ -10567,7 +10143,7 @@
           <w:sz w:val="22"/>
           <w:szCs w:val="22"/>
         </w:rPr>
-        <w:t xml:space="preserve">  which is brought by or on behalf of the </w:t>
+        <w:t xml:space="preserve">which is brought by or on behalf of the </w:t>
       </w:r>
       <w:r>
         <w:rPr>
@@ -10687,7 +10263,7 @@
           <w:sz w:val="22"/>
           <w:szCs w:val="22"/>
         </w:rPr>
-        <w:t xml:space="preserve">  any </w:t>
+        <w:t xml:space="preserve">any </w:t>
       </w:r>
       <w:r>
         <w:rPr>
@@ -10747,7 +10323,7 @@
           <w:sz w:val="22"/>
           <w:szCs w:val="22"/>
         </w:rPr>
-        <w:t xml:space="preserve">  any </w:t>
+        <w:t xml:space="preserve">any </w:t>
       </w:r>
       <w:r>
         <w:rPr>
@@ -10847,7 +10423,7 @@
           <w:sz w:val="22"/>
           <w:szCs w:val="22"/>
         </w:rPr>
-        <w:t xml:space="preserve">  any </w:t>
+        <w:t xml:space="preserve">any </w:t>
       </w:r>
       <w:r>
         <w:rPr>
@@ -10927,7 +10503,7 @@
           <w:sz w:val="22"/>
           <w:szCs w:val="22"/>
         </w:rPr>
-        <w:t xml:space="preserve">  any </w:t>
+        <w:t xml:space="preserve">any </w:t>
       </w:r>
       <w:r>
         <w:rPr>
@@ -11028,7 +10604,7 @@
           <w:szCs w:val="22"/>
         </w:rPr>
         <w:lastRenderedPageBreak/>
-        <w:t xml:space="preserve">  any </w:t>
+        <w:t xml:space="preserve">any </w:t>
       </w:r>
       <w:r>
         <w:rPr>
@@ -11170,7 +10746,7 @@
           <w:sz w:val="22"/>
           <w:szCs w:val="22"/>
         </w:rPr>
-        <w:t xml:space="preserve">  any </w:t>
+        <w:t xml:space="preserve">any </w:t>
       </w:r>
       <w:r>
         <w:rPr>
@@ -11251,7 +10827,7 @@
           <w:sz w:val="22"/>
           <w:szCs w:val="22"/>
         </w:rPr>
-        <w:t xml:space="preserve">  alleging, arising out of, based upon, relating to, attributable to, directly or indirectly resulting from, or in consequence of, or in any way involving, </w:t>
+        <w:t xml:space="preserve">alleging, arising out of, based upon, relating to, attributable to, directly or indirectly resulting from, or in consequence of, or in any way involving, </w:t>
       </w:r>
       <w:r>
         <w:rPr>
@@ -11372,7 +10948,7 @@
           <w:sz w:val="22"/>
           <w:szCs w:val="22"/>
         </w:rPr>
-        <w:t xml:space="preserve">  for any </w:t>
+        <w:t xml:space="preserve">for any </w:t>
       </w:r>
       <w:r>
         <w:rPr>
@@ -11532,7 +11108,7 @@
           <w:sz w:val="22"/>
           <w:szCs w:val="22"/>
         </w:rPr>
-        <w:t xml:space="preserve">  prior to the date such entity becomes a </w:t>
+        <w:t xml:space="preserve">prior to the date such entity becomes a </w:t>
       </w:r>
       <w:r>
         <w:rPr>
@@ -11585,15 +11161,6 @@
           <w:numId w:val="9003"/>
         </w:numPr>
       </w:pPr>
-      <w:r>
-        <w:rPr>
-          <w:rFonts w:ascii="Inter" w:hAnsi="Inter" w:eastAsia="Inter" w:cs="Inter"/>
-          <w:color w:val="000000"/>
-          <w:sz w:val="22"/>
-          <w:szCs w:val="22"/>
-        </w:rPr>
-        <w:t xml:space="preserve">  </w:t>
-      </w:r>
       <w:proofErr w:type="gramStart"/>
       <w:r>
         <w:rPr>
@@ -11745,15 +11312,6 @@
           <w:numId w:val="9003"/>
         </w:numPr>
       </w:pPr>
-      <w:r>
-        <w:rPr>
-          <w:rFonts w:ascii="Inter" w:hAnsi="Inter" w:eastAsia="Inter" w:cs="Inter"/>
-          <w:color w:val="000000"/>
-          <w:sz w:val="22"/>
-          <w:szCs w:val="22"/>
-        </w:rPr>
-        <w:t xml:space="preserve">  </w:t>
-      </w:r>
       <w:proofErr w:type="gramStart"/>
       <w:r>
         <w:rPr>
@@ -11853,7 +11411,7 @@
           <w:sz w:val="22"/>
           <w:szCs w:val="22"/>
         </w:rPr>
-        <w:t xml:space="preserve">  alleging, arising out of, or in any way relating to any purchase or sale of securities by the </w:t>
+        <w:t xml:space="preserve">alleging, arising out of, or in any way relating to any purchase or sale of securities by the </w:t>
       </w:r>
       <w:r>
         <w:rPr>
@@ -12014,7 +11572,7 @@
           <w:sz w:val="22"/>
           <w:szCs w:val="22"/>
         </w:rPr>
-        <w:t xml:space="preserve">  alleging, arising out of, based upon, relating to, or attributable to emotional distress, mental anguish, or injury from libel, slander, defamation, or disparagement, or for injury from a violation of a person’s right of privacy by the </w:t>
+        <w:t xml:space="preserve">alleging, arising out of, based upon, relating to, or attributable to emotional distress, mental anguish, or injury from libel, slander, defamation, or disparagement, or for injury from a violation of a person’s right of privacy by the </w:t>
       </w:r>
       <w:r>
         <w:rPr>
@@ -12105,7 +11663,7 @@
           <w:sz w:val="22"/>
           <w:szCs w:val="22"/>
         </w:rPr>
-        <w:t xml:space="preserve">  alleging, arising out of, based upon, relating to, attributable to, or directly or indirectly resulting from, or in consequence of, or in any way involving, any obligation pursuant to any worker’s compensation, medical benefits, disability benefits, unemployment compensation, unemployment insurance, retirement benefits, social security benefits, or similar law, including any medical or insurance benefits to which an </w:t>
+        <w:t xml:space="preserve">alleging, arising out of, based upon, relating to, attributable to, or directly or indirectly resulting from, or in consequence of, or in any way involving, any obligation pursuant to any worker’s compensation, medical benefits, disability benefits, unemployment compensation, unemployment insurance, retirement benefits, social security benefits, or similar law, including any medical or insurance benefits to which an </w:t>
       </w:r>
       <w:r>
         <w:rPr>
@@ -12226,7 +11784,7 @@
           <w:sz w:val="22"/>
           <w:szCs w:val="22"/>
         </w:rPr>
-        <w:t xml:space="preserve">  for any civil or criminal fines imposed by law and any taxes (whether imposed by federal, state, local, or other governmental authority) except with respect to </w:t>
+        <w:t xml:space="preserve">for any civil or criminal fines imposed by law and any taxes (whether imposed by federal, state, local, or other governmental authority) except with respect to </w:t>
       </w:r>
       <w:r>
         <w:rPr>
@@ -12267,7 +11825,7 @@
           <w:sz w:val="22"/>
           <w:szCs w:val="22"/>
         </w:rPr>
-        <w:t xml:space="preserve">  alleging, arising out of, based upon, or attributable to, or in any way involving, directly or indirectly, any </w:t>
+        <w:t xml:space="preserve">alleging, arising out of, based upon, or attributable to, or in any way involving, directly or indirectly, any </w:t>
       </w:r>
       <w:r>
         <w:rPr>
@@ -12356,7 +11914,7 @@
           <w:sz w:val="22"/>
           <w:szCs w:val="22"/>
         </w:rPr>
-        <w:t xml:space="preserve">  Solely with respect to Insuring Agreement C:</w:t>
+        <w:t xml:space="preserve">Solely with respect to Insuring Agreement C:</w:t>
       </w:r>
     </w:p>
     <w:p>
@@ -12376,7 +11934,7 @@
           <w:sz w:val="22"/>
           <w:szCs w:val="22"/>
         </w:rPr>
-        <w:t>  for any actual or alleged plagiarism, misappropriation, infringement, or violation of copyright, patent, trademark, trade secret, or any other intellectual property rights;</w:t>
+        <w:t>for any actual or alleged plagiarism, misappropriation, infringement, or violation of copyright, patent, trademark, trade secret, or any other intellectual property rights;</w:t>
       </w:r>
     </w:p>
     <w:p>
@@ -12396,7 +11954,7 @@
           <w:sz w:val="22"/>
           <w:szCs w:val="22"/>
         </w:rPr>
-        <w:t xml:space="preserve">  for the rendering or failure to render any service to a customer or client of the </w:t>
+        <w:t xml:space="preserve">for the rendering or failure to render any service to a customer or client of the </w:t>
       </w:r>
       <w:r>
         <w:rPr>
@@ -12536,7 +12094,7 @@
           <w:sz w:val="22"/>
           <w:szCs w:val="22"/>
         </w:rPr>
-        <w:t xml:space="preserve">  based upon, arising out of, directly or indirectly resulting from, or in consequence of, or in any way involving amounts actually or allegedly </w:t>
+        <w:t xml:space="preserve">based upon, arising out of, directly or indirectly resulting from, or in consequence of, or in any way involving amounts actually or allegedly </w:t>
       </w:r>
       <w:r>
         <w:rPr>
@@ -12646,7 +12204,7 @@
           <w:sz w:val="22"/>
           <w:szCs w:val="22"/>
         </w:rPr>
-        <w:t xml:space="preserve">  based upon, arising out of, or in any way involving the actual or alleged malfunction, defect, or failure of any goods or products manufactured, distributed, sold, installed, marketed, developed, or processed by the </w:t>
+        <w:t xml:space="preserve">based upon, arising out of, or in any way involving the actual or alleged malfunction, defect, or failure of any goods or products manufactured, distributed, sold, installed, marketed, developed, or processed by the </w:t>
       </w:r>
       <w:r>
         <w:rPr>
@@ -12706,7 +12264,7 @@
           <w:sz w:val="22"/>
           <w:szCs w:val="22"/>
         </w:rPr>
-        <w:t>  for any fines, penalties, or other legal relief, or any taxes owed; or</w:t>
+        <w:t>for any fines, penalties, or other legal relief, or any taxes owed; or</w:t>
       </w:r>
     </w:p>
     <w:p>
@@ -12726,7 +12284,7 @@
           <w:sz w:val="22"/>
           <w:szCs w:val="22"/>
         </w:rPr>
-        <w:t xml:space="preserve">  alleging, arising out of, based upon, or attributable to the ownership, management, maintenance, or control by the </w:t>
+        <w:t xml:space="preserve">alleging, arising out of, based upon, or attributable to the ownership, management, maintenance, or control by the </w:t>
       </w:r>
       <w:r>
         <w:rPr>
@@ -13045,15 +12603,6 @@
       </w:pPr>
       <w:r>
         <w:rPr>
-          <w:rFonts w:ascii="Inter" w:hAnsi="Inter" w:eastAsia="Inter" w:cs="Inter"/>
-          <w:color w:val="000000"/>
-          <w:sz w:val="22"/>
-          <w:szCs w:val="22"/>
-        </w:rPr>
-        <w:t xml:space="preserve">  </w:t>
-      </w:r>
-      <w:r>
-        <w:rPr>
           <w:b/>
           <w:bCs/>
           <w:rFonts w:ascii="Inter" w:hAnsi="Inter" w:eastAsia="Inter" w:cs="Inter"/>
@@ -13219,15 +12768,6 @@
       </w:pPr>
       <w:r>
         <w:rPr>
-          <w:rFonts w:ascii="Inter" w:hAnsi="Inter" w:eastAsia="Inter" w:cs="Inter"/>
-          <w:color w:val="000000"/>
-          <w:sz w:val="22"/>
-          <w:szCs w:val="22"/>
-        </w:rPr>
-        <w:t xml:space="preserve">  </w:t>
-      </w:r>
-      <w:r>
-        <w:rPr>
           <w:b/>
           <w:bCs/>
           <w:rFonts w:ascii="Inter" w:hAnsi="Inter" w:eastAsia="Inter" w:cs="Inter"/>
@@ -13540,15 +13080,6 @@
       </w:pPr>
       <w:r>
         <w:rPr>
-          <w:rFonts w:ascii="Inter" w:hAnsi="Inter" w:eastAsia="Inter" w:cs="Inter"/>
-          <w:color w:val="000000"/>
-          <w:sz w:val="22"/>
-          <w:szCs w:val="22"/>
-        </w:rPr>
-        <w:t xml:space="preserve">  </w:t>
-      </w:r>
-      <w:r>
-        <w:rPr>
           <w:b/>
           <w:bCs/>
           <w:rFonts w:ascii="Inter" w:hAnsi="Inter" w:eastAsia="Inter" w:cs="Inter"/>
@@ -13843,15 +13374,6 @@
       </w:pPr>
       <w:r>
         <w:rPr>
-          <w:rFonts w:ascii="Inter" w:hAnsi="Inter" w:eastAsia="Inter" w:cs="Inter"/>
-          <w:color w:val="000000"/>
-          <w:sz w:val="22"/>
-          <w:szCs w:val="22"/>
-        </w:rPr>
-        <w:t xml:space="preserve">  </w:t>
-      </w:r>
-      <w:r>
-        <w:rPr>
           <w:b/>
           <w:bCs/>
           <w:rFonts w:ascii="Inter" w:hAnsi="Inter" w:eastAsia="Inter" w:cs="Inter"/>
@@ -14004,15 +13526,6 @@
       </w:pPr>
       <w:r>
         <w:rPr>
-          <w:rFonts w:ascii="Inter" w:hAnsi="Inter" w:eastAsia="Inter" w:cs="Inter"/>
-          <w:color w:val="000000"/>
-          <w:sz w:val="22"/>
-          <w:szCs w:val="22"/>
-        </w:rPr>
-        <w:t xml:space="preserve">  </w:t>
-      </w:r>
-      <w:r>
-        <w:rPr>
           <w:b/>
           <w:bCs/>
           <w:rFonts w:ascii="Inter" w:hAnsi="Inter" w:eastAsia="Inter" w:cs="Inter"/>
@@ -14163,15 +13676,6 @@
           <w:numId w:val="9004"/>
         </w:numPr>
       </w:pPr>
-      <w:r>
-        <w:rPr>
-          <w:rFonts w:ascii="Inter" w:hAnsi="Inter" w:eastAsia="Inter" w:cs="Inter"/>
-          <w:color w:val="000000"/>
-          <w:sz w:val="22"/>
-          <w:szCs w:val="22"/>
-        </w:rPr>
-        <w:t xml:space="preserve">  </w:t>
-      </w:r>
       <w:proofErr w:type="spellStart"/>
       <w:r>
         <w:rPr>
@@ -14362,15 +13866,6 @@
       </w:pPr>
       <w:r>
         <w:rPr>
-          <w:rFonts w:ascii="Inter" w:hAnsi="Inter" w:eastAsia="Inter" w:cs="Inter"/>
-          <w:color w:val="000000"/>
-          <w:sz w:val="22"/>
-          <w:szCs w:val="22"/>
-        </w:rPr>
-        <w:t xml:space="preserve">  </w:t>
-      </w:r>
-      <w:r>
-        <w:rPr>
           <w:b/>
           <w:bCs/>
           <w:rFonts w:ascii="Inter" w:hAnsi="Inter" w:eastAsia="Inter" w:cs="Inter"/>
@@ -14643,15 +14138,6 @@
       </w:pPr>
       <w:r>
         <w:rPr>
-          <w:rFonts w:ascii="Inter" w:hAnsi="Inter" w:eastAsia="Inter" w:cs="Inter"/>
-          <w:color w:val="000000"/>
-          <w:sz w:val="22"/>
-          <w:szCs w:val="22"/>
-        </w:rPr>
-        <w:t xml:space="preserve">  </w:t>
-      </w:r>
-      <w:r>
-        <w:rPr>
           <w:b/>
           <w:bCs/>
           <w:rFonts w:ascii="Inter" w:hAnsi="Inter" w:eastAsia="Inter" w:cs="Inter"/>
@@ -14969,7 +14455,7 @@
           <w:sz w:val="22"/>
           <w:szCs w:val="22"/>
         </w:rPr>
-        <w:t xml:space="preserve">  In addition to furnishing the notice as provided in Section V, the </w:t>
+        <w:t xml:space="preserve">In addition to furnishing the notice as provided in Section V, the </w:t>
       </w:r>
       <w:r>
         <w:rPr>
@@ -15030,7 +14516,7 @@
           <w:sz w:val="22"/>
           <w:szCs w:val="22"/>
         </w:rPr>
-        <w:t xml:space="preserve">  Notice to the </w:t>
+        <w:t xml:space="preserve">Notice to the </w:t>
       </w:r>
       <w:r>
         <w:rPr>
@@ -15108,7 +14594,7 @@
           <w:sz w:val="22"/>
           <w:szCs w:val="22"/>
         </w:rPr>
-        <w:t xml:space="preserve">  The </w:t>
+        <w:t xml:space="preserve">The </w:t>
       </w:r>
       <w:r>
         <w:rPr>
@@ -15355,7 +14841,7 @@
           <w:sz w:val="22"/>
           <w:szCs w:val="22"/>
         </w:rPr>
-        <w:t xml:space="preserve">  Notwithstanding Section VI.A. above, if all </w:t>
+        <w:t xml:space="preserve">Notwithstanding Section VI.A. above, if all </w:t>
       </w:r>
       <w:r>
         <w:rPr>
@@ -15569,7 +15055,7 @@
           <w:sz w:val="22"/>
           <w:szCs w:val="22"/>
         </w:rPr>
-        <w:t xml:space="preserve">  The </w:t>
+        <w:t xml:space="preserve">The </w:t>
       </w:r>
       <w:r>
         <w:rPr>
@@ -16021,7 +15507,7 @@
           <w:sz w:val="22"/>
           <w:szCs w:val="22"/>
         </w:rPr>
-        <w:t xml:space="preserve">  The </w:t>
+        <w:t xml:space="preserve">The </w:t>
       </w:r>
       <w:r>
         <w:rPr>
@@ -16373,7 +15859,7 @@
           <w:sz w:val="22"/>
           <w:szCs w:val="22"/>
         </w:rPr>
-        <w:t xml:space="preserve">  The </w:t>
+        <w:t xml:space="preserve">The </w:t>
       </w:r>
       <w:r>
         <w:rPr>
@@ -16573,7 +16059,7 @@
           <w:sz w:val="22"/>
           <w:szCs w:val="22"/>
         </w:rPr>
-        <w:t xml:space="preserve">  The </w:t>
+        <w:t xml:space="preserve">The </w:t>
       </w:r>
       <w:r>
         <w:rPr>
@@ -16854,7 +16340,7 @@
           <w:sz w:val="22"/>
           <w:szCs w:val="22"/>
         </w:rPr>
-        <w:t xml:space="preserve">  If a </w:t>
+        <w:t xml:space="preserve">If a </w:t>
       </w:r>
       <w:r>
         <w:rPr>
@@ -17195,7 +16681,7 @@
           <w:sz w:val="22"/>
           <w:szCs w:val="22"/>
         </w:rPr>
-        <w:t xml:space="preserve">  The </w:t>
+        <w:t xml:space="preserve">The </w:t>
       </w:r>
       <w:r>
         <w:rPr>
@@ -17357,15 +16843,6 @@
       </w:pPr>
       <w:r>
         <w:rPr>
-          <w:rFonts w:ascii="Inter" w:hAnsi="Inter" w:eastAsia="Inter" w:cs="Inter"/>
-          <w:color w:val="000000"/>
-          <w:sz w:val="22"/>
-          <w:szCs w:val="22"/>
-        </w:rPr>
-        <w:t xml:space="preserve">  </w:t>
-      </w:r>
-      <w:r>
-        <w:rPr>
           <w:b/>
           <w:bCs/>
           <w:rFonts w:ascii="Inter" w:hAnsi="Inter" w:eastAsia="Inter" w:cs="Inter"/>
@@ -17725,7 +17202,7 @@
           <w:sz w:val="22"/>
           <w:szCs w:val="22"/>
         </w:rPr>
-        <w:t xml:space="preserve">  In the event the </w:t>
+        <w:t xml:space="preserve">In the event the </w:t>
       </w:r>
       <w:r>
         <w:rPr>
@@ -17946,7 +17423,7 @@
           <w:sz w:val="22"/>
           <w:szCs w:val="22"/>
         </w:rPr>
-        <w:t xml:space="preserve">  As a condition precedent to the right to purchase the Discovery Period, the total premium for this Policy, including any additional premiums for changes or additions to the Policy, must have been paid and a written request, together with payment of the appropriate premium for the Discovery Period, must be provided to the </w:t>
+        <w:t xml:space="preserve">As a condition precedent to the right to purchase the Discovery Period, the total premium for this Policy, including any additional premiums for changes or additions to the Policy, must have been paid and a written request, together with payment of the appropriate premium for the Discovery Period, must be provided to the </w:t>
       </w:r>
       <w:r>
         <w:rPr>
@@ -18007,7 +17484,7 @@
           <w:sz w:val="22"/>
           <w:szCs w:val="22"/>
         </w:rPr>
-        <w:t xml:space="preserve">  The fact that the coverage provided by this Policy may be extended by virtue of the purchase of the Discovery Period shall not in any way increase the Aggregate Limit of Liability stated in the Declarations. For purposes of the Limit of Liability, the Discovery Period </w:t>
+        <w:t xml:space="preserve">The fact that the coverage provided by this Policy may be extended by virtue of the purchase of the Discovery Period shall not in any way increase the Aggregate Limit of Liability stated in the Declarations. For purposes of the Limit of Liability, the Discovery Period </w:t>
       </w:r>
       <w:proofErr w:type="gramStart"/>
       <w:r>
@@ -18103,7 +17580,7 @@
           <w:sz w:val="22"/>
           <w:szCs w:val="22"/>
         </w:rPr>
-        <w:t xml:space="preserve">  This Policy may be cancelled by the </w:t>
+        <w:t xml:space="preserve">This Policy may be cancelled by the </w:t>
       </w:r>
       <w:r>
         <w:rPr>
@@ -18203,7 +17680,7 @@
           <w:sz w:val="22"/>
           <w:szCs w:val="22"/>
         </w:rPr>
-        <w:t xml:space="preserve">  This Policy may only be cancelled by the </w:t>
+        <w:t xml:space="preserve">This Policy may only be cancelled by the </w:t>
       </w:r>
       <w:r>
         <w:rPr>
@@ -18577,7 +18054,7 @@
           <w:sz w:val="22"/>
           <w:szCs w:val="22"/>
         </w:rPr>
-        <w:t xml:space="preserve">  No action shall be taken against the </w:t>
+        <w:t xml:space="preserve">No action shall be taken against the </w:t>
       </w:r>
       <w:r>
         <w:rPr>
@@ -18698,7 +18175,7 @@
           <w:szCs w:val="22"/>
         </w:rPr>
         <w:lastRenderedPageBreak/>
-        <w:t xml:space="preserve">  No person or organization shall have any right under this Policy to join the </w:t>
+        <w:t xml:space="preserve">No person or organization shall have any right under this Policy to join the </w:t>
       </w:r>
       <w:r>
         <w:rPr>
@@ -18973,7 +18450,7 @@
           <w:sz w:val="22"/>
           <w:szCs w:val="22"/>
         </w:rPr>
-        <w:t xml:space="preserve">  this Policy shall only apply to </w:t>
+        <w:t xml:space="preserve">this Policy shall only apply to </w:t>
       </w:r>
       <w:r>
         <w:rPr>
@@ -19013,7 +18490,7 @@
           <w:sz w:val="22"/>
           <w:szCs w:val="22"/>
         </w:rPr>
-        <w:t>  this Policy shall be non-cancellable except for non-payment of premium; and</w:t>
+        <w:t>this Policy shall be non-cancellable except for non-payment of premium; and</w:t>
       </w:r>
     </w:p>
     <w:p>
@@ -19033,7 +18510,7 @@
           <w:sz w:val="22"/>
           <w:szCs w:val="22"/>
         </w:rPr>
-        <w:t>  the entire premium for this Policy shall be deemed earned as of the date of such transaction.</w:t>
+        <w:t>the entire premium for this Policy shall be deemed earned as of the date of such transaction.</w:t>
       </w:r>
     </w:p>
     <w:p/>
@@ -19303,7 +18780,6 @@
           <w:szCs w:val="22"/>
         </w:rPr>
         <w:lastRenderedPageBreak/>
-        <w:t xml:space="preserve">  </w:t>
       </w:r>
       <w:r>
         <w:rPr>
@@ -19438,15 +18914,6 @@
       </w:pPr>
       <w:r>
         <w:rPr>
-          <w:rFonts w:ascii="Inter" w:hAnsi="Inter" w:eastAsia="Inter" w:cs="Inter"/>
-          <w:color w:val="000000"/>
-          <w:sz w:val="22"/>
-          <w:szCs w:val="22"/>
-        </w:rPr>
-        <w:t xml:space="preserve">  </w:t>
-      </w:r>
-      <w:r>
-        <w:rPr>
           <w:b/>
           <w:bCs/>
           <w:rFonts w:ascii="Inter" w:hAnsi="Inter" w:eastAsia="Inter" w:cs="Inter"/>
@@ -19538,15 +19005,6 @@
       </w:pPr>
       <w:r>
         <w:rPr>
-          <w:rFonts w:ascii="Inter" w:hAnsi="Inter" w:eastAsia="Inter" w:cs="Inter"/>
-          <w:color w:val="000000"/>
-          <w:sz w:val="22"/>
-          <w:szCs w:val="22"/>
-        </w:rPr>
-        <w:t xml:space="preserve">  </w:t>
-      </w:r>
-      <w:r>
-        <w:rPr>
           <w:b/>
           <w:bCs/>
           <w:rFonts w:ascii="Inter" w:hAnsi="Inter" w:eastAsia="Inter" w:cs="Inter"/>
@@ -19722,7 +19180,7 @@
           <w:sz w:val="22"/>
           <w:szCs w:val="22"/>
         </w:rPr>
-        <w:t xml:space="preserve">  In the event of </w:t>
+        <w:t xml:space="preserve">In the event of </w:t>
       </w:r>
       <w:r>
         <w:rPr>
@@ -19822,7 +19280,7 @@
           <w:sz w:val="22"/>
           <w:szCs w:val="22"/>
         </w:rPr>
-        <w:t xml:space="preserve">  first pay such </w:t>
+        <w:t xml:space="preserve">first pay such </w:t>
       </w:r>
       <w:r>
         <w:rPr>
@@ -19862,7 +19320,7 @@
           <w:sz w:val="22"/>
           <w:szCs w:val="22"/>
         </w:rPr>
-        <w:t xml:space="preserve">  with respect to whatever remaining amount of the Limit of Liability is available after payment of Section I.A. above, pay such </w:t>
+        <w:t xml:space="preserve">with respect to whatever remaining amount of the Limit of Liability is available after payment of Section I.A. above, pay such </w:t>
       </w:r>
       <w:r>
         <w:rPr>
@@ -21553,6 +21011,7 @@
     <w:lvl w:ilvl="0">
       <w:start w:val="1"/>
       <w:numFmt w:val="upperLetter"/>
+      <w:suff w:val="space"/>
       <w:lvlText w:val="%1."/>
       <w:lvlJc w:val="left"/>
       <w:pPr>
@@ -21562,6 +21021,7 @@
     <w:lvl w:ilvl="1">
       <w:start w:val="1"/>
       <w:numFmt w:val="decimal"/>
+      <w:suff w:val="space"/>
       <w:lvlText w:val="%2."/>
       <w:lvlJc w:val="left"/>
       <w:pPr>
@@ -21571,6 +21031,7 @@
     <w:lvl w:ilvl="2">
       <w:start w:val="1"/>
       <w:numFmt w:val="lowerLetter"/>
+      <w:suff w:val="space"/>
       <w:lvlText w:val="%3."/>
       <w:lvlJc w:val="left"/>
       <w:pPr>
@@ -21580,6 +21041,7 @@
     <w:lvl w:ilvl="3">
       <w:start w:val="1"/>
       <w:numFmt w:val="decimal"/>
+      <w:suff w:val="space"/>
       <w:lvlText w:val="(%4)"/>
       <w:lvlJc w:val="left"/>
       <w:pPr>
@@ -21589,6 +21051,7 @@
     <w:lvl w:ilvl="4">
       <w:start w:val="1"/>
       <w:numFmt w:val="lowerLetter"/>
+      <w:suff w:val="space"/>
       <w:lvlText w:val="(%5)"/>
       <w:lvlJc w:val="left"/>
       <w:pPr>
@@ -21598,6 +21061,7 @@
     <w:lvl w:ilvl="5">
       <w:start w:val="1"/>
       <w:numFmt w:val="lowerRoman"/>
+      <w:suff w:val="space"/>
       <w:lvlText w:val="(%6)"/>
       <w:lvlJc w:val="left"/>
       <w:pPr>
@@ -21607,6 +21071,7 @@
     <w:lvl w:ilvl="6">
       <w:start w:val="1"/>
       <w:numFmt w:val="decimal"/>
+      <w:suff w:val="space"/>
       <w:lvlText w:val="%7."/>
       <w:lvlJc w:val="left"/>
       <w:pPr>
@@ -21616,6 +21081,7 @@
     <w:lvl w:ilvl="7">
       <w:start w:val="1"/>
       <w:numFmt w:val="lowerLetter"/>
+      <w:suff w:val="space"/>
       <w:lvlText w:val="%8."/>
       <w:lvlJc w:val="left"/>
       <w:pPr>
@@ -21625,6 +21091,7 @@
     <w:lvl w:ilvl="8">
       <w:start w:val="1"/>
       <w:numFmt w:val="lowerRoman"/>
+      <w:suff w:val="space"/>
       <w:lvlText w:val="%9."/>
       <w:lvlJc w:val="left"/>
       <w:pPr>
